--- a/downloads/student/ai-7-week-12.docx
+++ b/downloads/student/ai-7-week-12.docx
@@ -845,6 +845,16 @@
     <w:p>
       <w:r>
         <w:t>An interval does not establish practical value or causality, and invalid sampling assumptions can invalidate its interpretation.</w:t>
+      </w:r>
+    </w:p>
+    <w:p>
+      <w:r>
+        <w:t>Read the labelled picture: Locate -0.8 and zero relative to the supplied interval [-1.4,-0.2]. Interpret the sign and confidence-method meaning, then describe what changes with interval [-1.4,0.3].</w:t>
+      </w:r>
+    </w:p>
+    <w:p>
+      <w:r>
+        <w:t>Change one thing: Use a supplied interval [-1.4,0.3] instead. Predict the result before checking the explanation. What remains the same?</w:t>
       </w:r>
     </w:p>
     <w:p>
@@ -1970,6 +1980,187 @@
         <w:t>Attempt the independent case before hints. Record whether you worked alone, used a hint or followed a model. After feedback, fix the first unsupported step and explain why it changed. A later check uses a changed case, not a copied answer.</w:t>
       </w:r>
     </w:p>
+    <w:p>
+      <w:pPr>
+        <w:pStyle w:val="Heading1"/>
+      </w:pPr>
+      <w:r>
+        <w:t>15. Your lesson route</w:t>
+      </w:r>
+    </w:p>
+    <w:p>
+      <w:r>
+        <w:t>Start with this question: Read a supplied uncertainty interval. A fictional study supplies an interval for a mean time difference under its stated sampling model.</w:t>
+      </w:r>
+    </w:p>
+    <w:tbl>
+      <w:tblPr>
+        <w:tblStyle w:val="LightShading-Accent1"/>
+        <w:tblW w:type="auto" w:w="0"/>
+        <w:tblLook w:firstColumn="1" w:firstRow="1" w:lastColumn="0" w:lastRow="0" w:noHBand="0" w:noVBand="1" w:val="04A0"/>
+      </w:tblPr>
+      <w:tblGrid>
+        <w:gridCol w:w="5112"/>
+        <w:gridCol w:w="5112"/>
+      </w:tblGrid>
+      <w:tr>
+        <w:trPr>
+          <w:tblHeader/>
+        </w:trPr>
+        <w:tc>
+          <w:tcPr>
+            <w:tcW w:type="dxa" w:w="5112"/>
+          </w:tcPr>
+          <w:p>
+            <w:r>
+              <w:t>By the end, I can</w:t>
+            </w:r>
+          </w:p>
+        </w:tc>
+        <w:tc>
+          <w:tcPr>
+            <w:tcW w:type="dxa" w:w="5112"/>
+          </w:tcPr>
+          <w:p>
+            <w:r>
+              <w:t>How I will show it</w:t>
+            </w:r>
+          </w:p>
+        </w:tc>
+      </w:tr>
+      <w:tr>
+        <w:tc>
+          <w:tcPr>
+            <w:tcW w:type="dxa" w:w="5112"/>
+          </w:tcPr>
+          <w:p>
+            <w:r>
+              <w:t>Explain the mechanism and terminology of uncertainty intervals</w:t>
+            </w:r>
+          </w:p>
+        </w:tc>
+        <w:tc>
+          <w:tcPr>
+            <w:tcW w:type="dxa" w:w="5112"/>
+          </w:tcPr>
+          <w:p>
+            <w:r>
+              <w:t>Explain the deciding step, show a trace or test, and state one limit.</w:t>
+            </w:r>
+          </w:p>
+        </w:tc>
+      </w:tr>
+      <w:tr>
+        <w:tc>
+          <w:tcPr>
+            <w:tcW w:type="dxa" w:w="5112"/>
+          </w:tcPr>
+          <w:p>
+            <w:r>
+              <w:t>Apply the stated procedure to a new case with a traceable result</w:t>
+            </w:r>
+          </w:p>
+        </w:tc>
+        <w:tc>
+          <w:tcPr>
+            <w:tcW w:type="dxa" w:w="5112"/>
+          </w:tcPr>
+          <w:p>
+            <w:r>
+              <w:t>Explain the deciding step, show a trace or test, and state one limit.</w:t>
+            </w:r>
+          </w:p>
+        </w:tc>
+      </w:tr>
+      <w:tr>
+        <w:tc>
+          <w:tcPr>
+            <w:tcW w:type="dxa" w:w="5112"/>
+          </w:tcPr>
+          <w:p>
+            <w:r>
+              <w:t>Identify an assumption or limitation and design a revealing follow-up</w:t>
+            </w:r>
+          </w:p>
+        </w:tc>
+        <w:tc>
+          <w:tcPr>
+            <w:tcW w:type="dxa" w:w="5112"/>
+          </w:tcPr>
+          <w:p>
+            <w:r>
+              <w:t>Explain the deciding step, show a trace or test, and state one limit.</w:t>
+            </w:r>
+          </w:p>
+        </w:tc>
+      </w:tr>
+    </w:tbl>
+    <w:p>
+      <w:r>
+        <w:t>Remember → watch and explain → try with help → investigate → try independently → keep project evidence. Your teacher may spread this lesson across several classes.</w:t>
+      </w:r>
+    </w:p>
+    <w:p>
+      <w:r>
+        <w:t>Keep your first prediction. Compare it with what the evidence shows and explain any change.</w:t>
+      </w:r>
+    </w:p>
+    <w:p>
+      <w:pPr>
+        <w:pStyle w:val="Heading1"/>
+      </w:pPr>
+      <w:r>
+        <w:t>16. Finish and return</w:t>
+      </w:r>
+    </w:p>
+    <w:p>
+      <w:r>
+        <w:t>Close your notes. Explain this goal in your own words: Explain the mechanism and terminology of uncertainty intervals</w:t>
+      </w:r>
+    </w:p>
+    <w:p>
+      <w:pPr>
+        <w:pStyle w:val="Heading3"/>
+      </w:pPr>
+      <w:r>
+        <w:t>My deciding step, evidence and one remaining question</w:t>
+      </w:r>
+    </w:p>
+    <w:p>
+      <w:r>
+        <w:t>________________________________________________________________</w:t>
+      </w:r>
+    </w:p>
+    <w:p>
+      <w:r>
+        <w:t>________________________________________________________________</w:t>
+      </w:r>
+    </w:p>
+    <w:p>
+      <w:r>
+        <w:t>________________________________________________________________</w:t>
+      </w:r>
+    </w:p>
+    <w:p>
+      <w:r>
+        <w:t>________________________________________________________________</w:t>
+      </w:r>
+    </w:p>
+    <w:p>
+      <w:r>
+        <w:t>________________________________________________________________</w:t>
+      </w:r>
+    </w:p>
+    <w:p>
+      <w:r>
+        <w:t>If you are unsure, return to the worked picture and explain one arrow. If you are ready, change an input or assumption and justify your prediction.</w:t>
+      </w:r>
+    </w:p>
+    <w:p>
+      <w:r>
+        <w:t>Save your workbook evidence. At the next review, try a different case before opening your old answer.</w:t>
+      </w:r>
+    </w:p>
     <w:sectPr>
       <w:pgSz w:w="12240" w:h="15840"/>
       <w:pgMar w:top="936" w:right="1008" w:bottom="936" w:left="1008" w:header="720" w:footer="720" w:gutter="0"/>

--- a/downloads/student/ai-7-week-12.docx
+++ b/downloads/student/ai-7-week-12.docx
@@ -2161,6 +2161,215 @@
         <w:t>Save your workbook evidence. At the next review, try a different case before opening your old answer.</w:t>
       </w:r>
     </w:p>
+    <w:p>
+      <w:pPr>
+        <w:pStyle w:val="Heading1"/>
+      </w:pPr>
+      <w:r>
+        <w:t>17. Supported practice, repair and portfolio</w:t>
+      </w:r>
+    </w:p>
+    <w:p>
+      <w:r>
+        <w:t>Use this supported practice once, in the browser or on paper. Keep the reserved independent assessment for a separate first attempt before teacher feedback.</w:t>
+      </w:r>
+    </w:p>
+    <w:p>
+      <w:r>
+        <w:t>Read a supplied uncertainty interval. A fictional study supplies an interval for a mean time difference under its stated sampling model.</w:t>
+      </w:r>
+    </w:p>
+    <w:p>
+      <w:pPr>
+        <w:pStyle w:val="Heading3"/>
+      </w:pPr>
+      <w:r>
+        <w:t>Practice 1: explain the deciding evidence</w:t>
+      </w:r>
+    </w:p>
+    <w:p>
+      <w:r>
+        <w:t>Which labelled step matches this detail? 95% describes the method’s long-run coverage, not a 95% probability for this fixed parameter.</w:t>
+      </w:r>
+    </w:p>
+    <w:p>
+      <w:r>
+        <w:t>1. Interpret the sign</w:t>
+      </w:r>
+    </w:p>
+    <w:p>
+      <w:r>
+        <w:t>2. Locate the estimate</w:t>
+      </w:r>
+    </w:p>
+    <w:p>
+      <w:r>
+        <w:t>3. Respect coverage meaning</w:t>
+      </w:r>
+    </w:p>
+    <w:p>
+      <w:pPr>
+        <w:pStyle w:val="Heading3"/>
+      </w:pPr>
+      <w:r>
+        <w:t>My selected conclusion, deciding fact and explanation</w:t>
+      </w:r>
+    </w:p>
+    <w:p>
+      <w:r>
+        <w:t>________________________________________________________________</w:t>
+      </w:r>
+    </w:p>
+    <w:p>
+      <w:r>
+        <w:t>________________________________________________________________</w:t>
+      </w:r>
+    </w:p>
+    <w:p>
+      <w:r>
+        <w:t>________________________________________________________________</w:t>
+      </w:r>
+    </w:p>
+    <w:p>
+      <w:r>
+        <w:t>________________________________________________________________</w:t>
+      </w:r>
+    </w:p>
+    <w:p>
+      <w:r>
+        <w:t>________________________________________________________________</w:t>
+      </w:r>
+    </w:p>
+    <w:p>
+      <w:r>
+        <w:t>Hint if needed: Read the steps in the pictorial case. Match the supplied detail to the stage that performs or records it.</w:t>
+      </w:r>
+    </w:p>
+    <w:p>
+      <w:r>
+        <w:t>After your attempt, compare with the supported explanation: Respect coverage meaning 95% describes the method’s long-run coverage, not a 95% probability for this fixed parameter. An uncertainty interval conveys precision under assumptions. Its endpoints, units, comparison direction and method all matter; the interval is supplied here, not calculated from unavailable raw data.</w:t>
+      </w:r>
+    </w:p>
+    <w:p>
+      <w:pPr>
+        <w:pStyle w:val="Heading3"/>
+      </w:pPr>
+      <w:r>
+        <w:t>Practice 2: explain the deciding evidence</w:t>
+      </w:r>
+    </w:p>
+    <w:p>
+      <w:r>
+        <w:t>Changed-case practice: Use a supplied interval [-1.4,0.3] instead. Which conclusion is supported by the supplied facts?</w:t>
+      </w:r>
+    </w:p>
+    <w:p>
+      <w:r>
+        <w:t>1. This one example guarantees correct results for every future input.</w:t>
+      </w:r>
+    </w:p>
+    <w:p>
+      <w:r>
+        <w:t>2. We can decide the result without examining the changed input or the procedure.</w:t>
+      </w:r>
+    </w:p>
+    <w:p>
+      <w:r>
+        <w:t>3. It includes zero and positive differences, so both no difference and slower B remain compatible with that interval.</w:t>
+      </w:r>
+    </w:p>
+    <w:p>
+      <w:pPr>
+        <w:pStyle w:val="Heading3"/>
+      </w:pPr>
+      <w:r>
+        <w:t>My selected conclusion, deciding fact and explanation</w:t>
+      </w:r>
+    </w:p>
+    <w:p>
+      <w:r>
+        <w:t>________________________________________________________________</w:t>
+      </w:r>
+    </w:p>
+    <w:p>
+      <w:r>
+        <w:t>________________________________________________________________</w:t>
+      </w:r>
+    </w:p>
+    <w:p>
+      <w:r>
+        <w:t>________________________________________________________________</w:t>
+      </w:r>
+    </w:p>
+    <w:p>
+      <w:r>
+        <w:t>________________________________________________________________</w:t>
+      </w:r>
+    </w:p>
+    <w:p>
+      <w:r>
+        <w:t>________________________________________________________________</w:t>
+      </w:r>
+    </w:p>
+    <w:p>
+      <w:r>
+        <w:t>Hint if needed: Use the changed condition and the deciding step in the pictorial trace. The answer must say what follows from those facts.</w:t>
+      </w:r>
+    </w:p>
+    <w:p>
+      <w:r>
+        <w:t>After your attempt, compare with the supported explanation: It includes zero and positive differences, so both no difference and slower B remain compatible with that interval. The new upper endpoint crosses zero.</w:t>
+      </w:r>
+    </w:p>
+    <w:p>
+      <w:pPr>
+        <w:pStyle w:val="Heading3"/>
+      </w:pPr>
+      <w:r>
+        <w:t>Repair a missing building block</w:t>
+      </w:r>
+    </w:p>
+    <w:p>
+      <w:r>
+        <w:t>Review Sampling variability (ai-7/11). Goal: Explain the mechanism and terminology of sampling variability. Short practice: Calculate the two four-case rates and their difference. Explain how changed included cases can affect a fixed model, and why identical deterministic records should not differ on a rerun.. Return to this week and explain what you changed.</w:t>
+      </w:r>
+    </w:p>
+    <w:p>
+      <w:r>
+        <w:t>Review Experimental units and independence (ai-7/9). Goal: Explain the mechanism and terminology of experimental units and independence. Short practice: Count independent plants and photo views. Construct the stated group-correct split, then explain why placing a P1 view in evaluation creates leakage for the new-plant goal.. Return to this week and explain what you changed.</w:t>
+      </w:r>
+    </w:p>
+    <w:p>
+      <w:r>
+        <w:t>Review A literature comparison matrix (ai-7/6). Goal: Explain the mechanism and terminology of a literature comparison matrix. Short practice: Explain why 8/10 indoors and 16/20 outdoors share a rate but not a controlled comparison. Which condition column must the literature matrix preserve?. Return to this week and explain what you changed.</w:t>
+      </w:r>
+    </w:p>
+    <w:p>
+      <w:pPr>
+        <w:pStyle w:val="Heading3"/>
+      </w:pPr>
+      <w:r>
+        <w:t>Predict, run and debug</w:t>
+      </w:r>
+    </w:p>
+    <w:p>
+      <w:r>
+        <w:t>The browser lab lets you edit the supported Python examples already included in this lesson. Predict first, run, inspect the actual output or error, change one input, then run again. Keep code, predictions, actual results and a reasoned revision together. On paper, label your result as a trace rather than an execution.</w:t>
+      </w:r>
+    </w:p>
+    <w:p>
+      <w:pPr>
+        <w:pStyle w:val="Heading3"/>
+      </w:pPr>
+      <w:r>
+        <w:t>Keep your completed work</w:t>
+      </w:r>
+    </w:p>
+    <w:p>
+      <w:r>
+        <w:t>Use Download completed work in the hosted lesson to export your answers, reflections, practice feedback and code-run evidence. Open the HTML copy to read or print it. Drafts stay in this browser when storage is available; clear drafts on a shared device.</w:t>
+      </w:r>
+    </w:p>
     <w:sectPr>
       <w:pgSz w:w="12240" w:h="15840"/>
       <w:pgMar w:top="936" w:right="1008" w:bottom="936" w:left="1008" w:header="720" w:footer="720" w:gutter="0"/>

--- a/downloads/student/ai-7-week-12.docx
+++ b/downloads/student/ai-7-week-12.docx
@@ -42,6 +42,11 @@
       </w:r>
     </w:p>
     <w:p>
+      <w:r>
+        <w:t>Start with the target: Explain the mechanism and terminology of uncertainty intervals. Try the recall before opening notes.</w:t>
+      </w:r>
+    </w:p>
+    <w:p>
       <w:pPr>
         <w:pStyle w:val="Heading3"/>
       </w:pPr>
@@ -50,17 +55,47 @@
       </w:r>
     </w:p>
     <w:p>
-      <w:r>
-        <w:t>I can explain the mechanism and terminology of uncertainty intervals.</w:t>
-      </w:r>
-    </w:p>
-    <w:p>
-      <w:r>
+      <w:pPr>
+        <w:spacing w:line="336" w:lineRule="auto" w:after="180"/>
+      </w:pPr>
+      <w:r>
+        <w:rPr>
+          <w:b w:val="0"/>
+        </w:rPr>
+        <w:t xml:space="preserve">I can explain the </w:t>
+      </w:r>
+      <w:r>
+        <w:rPr>
+          <w:b/>
+        </w:rPr>
+        <w:t>mechanism</w:t>
+      </w:r>
+      <w:r>
+        <w:rPr>
+          <w:b w:val="0"/>
+        </w:rPr>
+        <w:t xml:space="preserve"> and terminology of uncertainty intervals.</w:t>
+      </w:r>
+    </w:p>
+    <w:p>
+      <w:pPr>
+        <w:spacing w:line="336" w:lineRule="auto" w:after="180"/>
+      </w:pPr>
+      <w:r>
+        <w:rPr>
+          <w:b w:val="0"/>
+        </w:rPr>
         <w:t>I can apply the stated procedure to a new case with a traceable result.</w:t>
       </w:r>
     </w:p>
     <w:p>
-      <w:r>
+      <w:pPr>
+        <w:spacing w:line="336" w:lineRule="auto" w:after="180"/>
+      </w:pPr>
+      <w:r>
+        <w:rPr>
+          <w:b w:val="0"/>
+        </w:rPr>
         <w:t>I can identify an assumption or limitation and design a revealing follow-up.</w:t>
       </w:r>
     </w:p>
@@ -73,47 +108,125 @@
       </w:r>
     </w:p>
     <w:p>
-      <w:r>
+      <w:pPr>
+        <w:spacing w:line="336" w:lineRule="auto" w:after="180"/>
+      </w:pPr>
+      <w:r>
+        <w:rPr>
+          <w:b w:val="0"/>
+        </w:rPr>
         <w:t>Close your notes first. A rough first answer helps us choose the right starting point; it is not a score for your ability.</w:t>
       </w:r>
     </w:p>
     <w:p>
-      <w:r>
+      <w:pPr>
+        <w:spacing w:line="336" w:lineRule="auto" w:after="180"/>
+      </w:pPr>
+      <w:r>
+        <w:rPr>
+          <w:b w:val="0"/>
+        </w:rPr>
         <w:t>Without opening the old lesson, explain one key idea from Sampling variability. Give an example and a mistake that the idea helps you avoid.</w:t>
       </w:r>
     </w:p>
     <w:p>
-      <w:r>
+      <w:pPr>
+        <w:spacing w:line="336" w:lineRule="auto" w:after="180"/>
+      </w:pPr>
+      <w:r>
+        <w:rPr>
+          <w:b w:val="0"/>
+        </w:rPr>
         <w:t>Without opening the old lesson, explain one key idea from Experimental units and independence. Give an example and a mistake that the idea helps you avoid.</w:t>
       </w:r>
     </w:p>
     <w:p>
-      <w:r>
+      <w:pPr>
+        <w:spacing w:line="336" w:lineRule="auto" w:after="180"/>
+      </w:pPr>
+      <w:r>
+        <w:rPr>
+          <w:b w:val="0"/>
+        </w:rPr>
         <w:t>Without opening the old lesson, explain one key idea from A literature comparison matrix. Give an example and a mistake that the idea helps you avoid.</w:t>
       </w:r>
     </w:p>
     <w:p>
-      <w:r>
-        <w:t>After trying, check the relevant lesson or ask your teacher. Change the part of your explanation that the evidence shows was wrong.</w:t>
-      </w:r>
-    </w:p>
-    <w:p>
-      <w:r>
+      <w:pPr>
+        <w:spacing w:line="336" w:lineRule="auto" w:after="180"/>
+      </w:pPr>
+      <w:r>
+        <w:rPr>
+          <w:b w:val="0"/>
+        </w:rPr>
+        <w:t xml:space="preserve">After trying, check the relevant lesson or ask your teacher. Change the part of your explanation that the </w:t>
+      </w:r>
+      <w:r>
+        <w:rPr>
+          <w:b/>
+        </w:rPr>
+        <w:t>evidence</w:t>
+      </w:r>
+      <w:r>
+        <w:rPr>
+          <w:b w:val="0"/>
+        </w:rPr>
+        <w:t xml:space="preserve"> shows was wrong.</w:t>
+      </w:r>
+    </w:p>
+    <w:p>
+      <w:pPr>
+        <w:spacing w:line="336" w:lineRule="auto" w:after="180"/>
+      </w:pPr>
+      <w:r>
+        <w:rPr>
+          <w:b w:val="0"/>
+        </w:rPr>
         <w:t>This week you will practise:</w:t>
       </w:r>
     </w:p>
     <w:p>
-      <w:r>
-        <w:t>Explain the mechanism and terminology of uncertainty intervals</w:t>
-      </w:r>
-    </w:p>
-    <w:p>
-      <w:r>
+      <w:pPr>
+        <w:spacing w:line="336" w:lineRule="auto" w:after="180"/>
+      </w:pPr>
+      <w:r>
+        <w:rPr>
+          <w:b w:val="0"/>
+        </w:rPr>
+        <w:t xml:space="preserve">Explain the </w:t>
+      </w:r>
+      <w:r>
+        <w:rPr>
+          <w:b/>
+        </w:rPr>
+        <w:t>mechanism</w:t>
+      </w:r>
+      <w:r>
+        <w:rPr>
+          <w:b w:val="0"/>
+        </w:rPr>
+        <w:t xml:space="preserve"> and terminology of uncertainty intervals</w:t>
+      </w:r>
+    </w:p>
+    <w:p>
+      <w:pPr>
+        <w:spacing w:line="336" w:lineRule="auto" w:after="180"/>
+      </w:pPr>
+      <w:r>
+        <w:rPr>
+          <w:b w:val="0"/>
+        </w:rPr>
         <w:t>Apply the stated procedure to a new case with a traceable result</w:t>
       </w:r>
     </w:p>
     <w:p>
-      <w:r>
+      <w:pPr>
+        <w:spacing w:line="336" w:lineRule="auto" w:after="180"/>
+      </w:pPr>
+      <w:r>
+        <w:rPr>
+          <w:b w:val="0"/>
+        </w:rPr>
         <w:t>Identify an assumption or limitation and design a revealing follow-up</w:t>
       </w:r>
     </w:p>
@@ -126,8 +239,38 @@
       </w:r>
     </w:p>
     <w:p>
-      <w:r>
-        <w:t>Recall Sampling variability. Explain why a recorded result needs its input conditions and evidence source before it can support a claim.</w:t>
+      <w:pPr>
+        <w:spacing w:line="336" w:lineRule="auto" w:after="180"/>
+      </w:pPr>
+      <w:r>
+        <w:rPr>
+          <w:b w:val="0"/>
+        </w:rPr>
+        <w:t xml:space="preserve">Recall Sampling variability. Explain why a recorded result needs its </w:t>
+      </w:r>
+      <w:r>
+        <w:rPr>
+          <w:b/>
+        </w:rPr>
+        <w:t>input</w:t>
+      </w:r>
+      <w:r>
+        <w:rPr>
+          <w:b w:val="0"/>
+        </w:rPr>
+        <w:t xml:space="preserve"> conditions and </w:t>
+      </w:r>
+      <w:r>
+        <w:rPr>
+          <w:b/>
+        </w:rPr>
+        <w:t>evidence</w:t>
+      </w:r>
+      <w:r>
+        <w:rPr>
+          <w:b w:val="0"/>
+        </w:rPr>
+        <w:t xml:space="preserve"> source before it can support a claim.</w:t>
       </w:r>
     </w:p>
     <w:p>
@@ -162,7 +305,13 @@
       </w:r>
     </w:p>
     <w:p>
-      <w:r>
+      <w:pPr>
+        <w:spacing w:line="336" w:lineRule="auto" w:after="180"/>
+      </w:pPr>
+      <w:r>
+        <w:rPr>
+          <w:b w:val="0"/>
+        </w:rPr>
         <w:t>Explain uncertainty intervals using the records and boundaries of this fictional investigation.</w:t>
       </w:r>
     </w:p>
@@ -176,12 +325,40 @@
     </w:p>
     <w:p>
       <w:r>
+        <w:t>Investigate the supplied Uncertainty intervals case. Separate observations, given facts and assumptions before choosing an explanation.</w:t>
+      </w:r>
+    </w:p>
+    <w:p>
+      <w:pPr>
+        <w:spacing w:line="336" w:lineRule="auto" w:after="180"/>
+      </w:pPr>
+      <w:r>
+        <w:rPr>
+          <w:b w:val="0"/>
+        </w:rPr>
         <w:t>An uncertainty interval needs a sampling model and assumptions. A confidence level refers to the repeated-sampling method, not a probability attached to a fixed unknown parameter after observing data.</w:t>
       </w:r>
     </w:p>
     <w:p>
-      <w:r>
-        <w:t>Begin by writing the question the procedure is intended to answer. Identify the information already supplied, the information it will produce and the information still missing. These are constructed classroom examples; they do not require live accounts, private records or an external service. Do not treat a plausible explanation as a measured outcome.</w:t>
+      <w:pPr>
+        <w:spacing w:line="336" w:lineRule="auto" w:after="180"/>
+      </w:pPr>
+      <w:r>
+        <w:rPr>
+          <w:b w:val="0"/>
+        </w:rPr>
+        <w:t>Begin by writing the question the procedure is intended to answer. Identify the information already supplied, the information it will produce and the information still missing.</w:t>
+      </w:r>
+    </w:p>
+    <w:p>
+      <w:pPr>
+        <w:spacing w:line="336" w:lineRule="auto" w:after="180"/>
+      </w:pPr>
+      <w:r>
+        <w:rPr>
+          <w:b w:val="0"/>
+        </w:rPr>
+        <w:t>These are constructed classroom examples; they do not require live accounts, private records or an external service. Do not treat a plausible explanation as a measured outcome.</w:t>
       </w:r>
     </w:p>
     <w:p>
@@ -217,7 +394,41 @@
     </w:p>
     <w:p>
       <w:r>
-        <w:t>For this constructed exercise assume independent normal measurements with known population standard deviation2. A95% mean interval uses supplied normal critical value1.96:mean plus/minus1.96*sigma/sqrt(n). Unknown sigma requires a different justified method.</w:t>
+        <w:t>Follow the mechanism for Uncertainty intervals. Connect each labelled input, deciding step and result.</w:t>
+      </w:r>
+    </w:p>
+    <w:p>
+      <w:pPr>
+        <w:spacing w:line="336" w:lineRule="auto" w:after="180"/>
+      </w:pPr>
+      <w:r>
+        <w:rPr>
+          <w:b w:val="0"/>
+        </w:rPr>
+        <w:t>For this constructed exercise assume independent normal measurements with known population standard deviation2. A95% mean interval uses supplied normal critical value1.96:mean plus/minus1.96*sigma/sqrt(n).</w:t>
+      </w:r>
+    </w:p>
+    <w:p>
+      <w:pPr>
+        <w:spacing w:line="336" w:lineRule="auto" w:after="180"/>
+      </w:pPr>
+      <w:r>
+        <w:rPr>
+          <w:b w:val="0"/>
+        </w:rPr>
+        <w:t>Un</w:t>
+      </w:r>
+      <w:r>
+        <w:rPr>
+          <w:b/>
+        </w:rPr>
+        <w:t>known sigma</w:t>
+      </w:r>
+      <w:r>
+        <w:rPr>
+          <w:b w:val="0"/>
+        </w:rPr>
+        <w:t xml:space="preserve"> requires a different justified method.</w:t>
       </w:r>
     </w:p>
     <w:p>
@@ -313,8 +524,49 @@
       </w:r>
     </w:p>
     <w:p>
-      <w:r>
-        <w:t>Before applying the procedure, write its units, denominator or decision boundary where relevant. A partner should be able to repeat each step using the same inputs. If a required input is absent or violates the stated contract, record that condition explicitly instead of quietly replacing it with a convenient value.</w:t>
+      <w:pPr>
+        <w:spacing w:line="336" w:lineRule="auto" w:after="180"/>
+      </w:pPr>
+      <w:r>
+        <w:rPr>
+          <w:b w:val="0"/>
+        </w:rPr>
+        <w:t xml:space="preserve">Before applying the procedure, write its units, denominator or decision boundary where relevant. A partner should be able to repeat each step using the same </w:t>
+      </w:r>
+      <w:r>
+        <w:rPr>
+          <w:b/>
+        </w:rPr>
+        <w:t>input</w:t>
+      </w:r>
+      <w:r>
+        <w:rPr>
+          <w:b w:val="0"/>
+        </w:rPr>
+        <w:t>s.</w:t>
+      </w:r>
+    </w:p>
+    <w:p>
+      <w:pPr>
+        <w:spacing w:line="336" w:lineRule="auto" w:after="180"/>
+      </w:pPr>
+      <w:r>
+        <w:rPr>
+          <w:b w:val="0"/>
+        </w:rPr>
+        <w:t xml:space="preserve">If a required </w:t>
+      </w:r>
+      <w:r>
+        <w:rPr>
+          <w:b/>
+        </w:rPr>
+        <w:t>input</w:t>
+      </w:r>
+      <w:r>
+        <w:rPr>
+          <w:b w:val="0"/>
+        </w:rPr>
+        <w:t xml:space="preserve"> is absent or violates the stated contract, record that condition explicitly instead of quietly replacing it with a convenient value.</w:t>
       </w:r>
     </w:p>
     <w:p>
@@ -326,8 +578,26 @@
       </w:r>
     </w:p>
     <w:p>
-      <w:r>
-        <w:t>Point to the input, the deciding step and the result in this week’s visual. Explain the same step in ordinary words. A picture helps when you can say what each part represents.</w:t>
+      <w:pPr>
+        <w:spacing w:line="336" w:lineRule="auto" w:after="180"/>
+      </w:pPr>
+      <w:r>
+        <w:rPr>
+          <w:b w:val="0"/>
+        </w:rPr>
+        <w:t xml:space="preserve">Point to the </w:t>
+      </w:r>
+      <w:r>
+        <w:rPr>
+          <w:b/>
+        </w:rPr>
+        <w:t>input</w:t>
+      </w:r>
+      <w:r>
+        <w:rPr>
+          <w:b w:val="0"/>
+        </w:rPr>
+        <w:t>, the deciding step and the result in this week’s visual. Explain the same step in ordinary words. A picture helps when you can say what each part represents.</w:t>
       </w:r>
     </w:p>
     <w:p>
@@ -339,6 +609,11 @@
       </w:r>
     </w:p>
     <w:p>
+      <w:r>
+        <w:t>Compare the supplied cases for Uncertainty intervals. Identify the detail that changes the conclusion.</w:t>
+      </w:r>
+    </w:p>
+    <w:p>
       <w:pPr>
         <w:pStyle w:val="Heading3"/>
       </w:pPr>
@@ -347,8 +622,26 @@
       </w:r>
     </w:p>
     <w:p>
-      <w:r>
-        <w:t>Observed mean10, n16, sigma2. Compute standard error, margin and interval. Show the intermediate steps and give the conclusion with its scope.</w:t>
+      <w:pPr>
+        <w:spacing w:line="336" w:lineRule="auto" w:after="180"/>
+      </w:pPr>
+      <w:r>
+        <w:rPr>
+          <w:b w:val="0"/>
+        </w:rPr>
+        <w:t xml:space="preserve">Observed mean10, n16, sigma2. Compute </w:t>
+      </w:r>
+      <w:r>
+        <w:rPr>
+          <w:b/>
+        </w:rPr>
+        <w:t>standard error</w:t>
+      </w:r>
+      <w:r>
+        <w:rPr>
+          <w:b w:val="0"/>
+        </w:rPr>
+        <w:t>, margin and interval. Show the intermediate steps and give the conclusion with its scope.</w:t>
       </w:r>
     </w:p>
     <w:p>
@@ -393,17 +686,68 @@
       </w:r>
     </w:p>
     <w:p>
-      <w:r>
+      <w:pPr>
+        <w:pStyle w:val="Heading3"/>
+      </w:pPr>
+      <w:r>
+        <w:t>Change one thing</w:t>
+      </w:r>
+    </w:p>
+    <w:p>
+      <w:pPr>
+        <w:spacing w:line="336" w:lineRule="auto" w:after="180"/>
+        <w:shd w:fill="F5F1FB"/>
+      </w:pPr>
+      <w:r>
+        <w:rPr>
+          <w:b w:val="0"/>
+        </w:rPr>
         <w:t>Change: Use a supplied interval [-1.4,0.3] instead.</w:t>
       </w:r>
     </w:p>
     <w:p>
-      <w:r>
-        <w:t>Prediction: It includes zero and positive differences, so both no difference and slower B remain compatible with that interval.</w:t>
-      </w:r>
-    </w:p>
-    <w:p>
-      <w:r>
+      <w:pPr>
+        <w:pStyle w:val="Heading3"/>
+      </w:pPr>
+      <w:r>
+        <w:t>Predicted result</w:t>
+      </w:r>
+    </w:p>
+    <w:p>
+      <w:pPr>
+        <w:spacing w:line="336" w:lineRule="auto" w:after="180"/>
+        <w:shd w:fill="F1F6FC"/>
+      </w:pPr>
+      <w:r>
+        <w:rPr>
+          <w:b/>
+        </w:rPr>
+        <w:t>Prediction</w:t>
+      </w:r>
+      <w:r>
+        <w:rPr>
+          <w:b w:val="0"/>
+        </w:rPr>
+        <w:t>: It includes zero and positive differences, so both no difference and slower B remain compatible with that interval.</w:t>
+      </w:r>
+    </w:p>
+    <w:p>
+      <w:pPr>
+        <w:pStyle w:val="Heading3"/>
+      </w:pPr>
+      <w:r>
+        <w:t>Why the result follows</w:t>
+      </w:r>
+    </w:p>
+    <w:p>
+      <w:pPr>
+        <w:spacing w:line="336" w:lineRule="auto" w:after="180"/>
+        <w:shd w:fill="F1F6FC"/>
+      </w:pPr>
+      <w:r>
+        <w:rPr>
+          <w:b w:val="0"/>
+        </w:rPr>
         <w:t>Reason: The new upper endpoint crosses zero.</w:t>
       </w:r>
     </w:p>
@@ -413,6 +757,11 @@
       </w:pPr>
       <w:r>
         <w:t>05. Words that unlock the idea</w:t>
+      </w:r>
+    </w:p>
+    <w:p>
+      <w:r>
+        <w:t>Use the vocabulary of Uncertainty intervals to explain a concrete decision, rather than only memorising definitions.</w:t>
       </w:r>
     </w:p>
     <w:tbl>
@@ -550,22 +899,153 @@
     </w:p>
     <w:p>
       <w:r>
-        <w:t>Observed mean10, n16, sigma2. Compute standard error, margin and interval.</w:t>
-      </w:r>
-    </w:p>
-    <w:p>
-      <w:r>
+        <w:t>Follow the worked trace for Uncertainty intervals, predict a step, then compare with its explanation.</w:t>
+      </w:r>
+    </w:p>
+    <w:p>
+      <w:pPr>
+        <w:spacing w:line="336" w:lineRule="auto" w:after="180"/>
+      </w:pPr>
+      <w:r>
+        <w:rPr>
+          <w:b w:val="0"/>
+        </w:rPr>
+        <w:t xml:space="preserve">Observed mean10, n16, sigma2. Compute </w:t>
+      </w:r>
+      <w:r>
+        <w:rPr>
+          <w:b/>
+        </w:rPr>
+        <w:t>standard error</w:t>
+      </w:r>
+      <w:r>
+        <w:rPr>
+          <w:b w:val="0"/>
+        </w:rPr>
+        <w:t>, margin and interval.</w:t>
+      </w:r>
+    </w:p>
+    <w:p>
+      <w:pPr>
+        <w:spacing w:line="336" w:lineRule="auto" w:after="180"/>
+      </w:pPr>
+      <w:r>
+        <w:rPr>
+          <w:b w:val="0"/>
+        </w:rPr>
         <w:t>SE=2/4=.5; margin=.98; interval[9.02, 10.98]. Under assumptions, the method covers the fixed population mean in95% of repeated samples.</w:t>
       </w:r>
     </w:p>
     <w:p>
-      <w:r>
-        <w:t>Compare the intermediate evidence with the final statement. Explain why each number or decision follows from the stated inputs. The conclusion belongs to this scenario and procedure; changing the inputs, evaluation population or authority can change what it establishes. Retain the raw record so a later revision can be compared honestly.</w:t>
-      </w:r>
-    </w:p>
-    <w:p>
-      <w:r>
-        <w:t>Optional local lab: predict the printed result before running this standalone Python 3 example. Change one relevant boundary input, record the outcome and state the contract or statistical assumptions. The program uses fictional values and the Python standard library; it performs no external operations.</w:t>
+      <w:pPr>
+        <w:pStyle w:val="Heading3"/>
+      </w:pPr>
+      <w:r>
+        <w:t>Worked explanation · Uncertainty intervals</w:t>
+      </w:r>
+    </w:p>
+    <w:p>
+      <w:pPr>
+        <w:spacing w:line="336" w:lineRule="auto" w:after="180"/>
+        <w:shd w:fill="F1F6FC"/>
+      </w:pPr>
+      <w:r>
+        <w:rPr>
+          <w:b w:val="0"/>
+        </w:rPr>
+        <w:t xml:space="preserve">Compare the intermediate </w:t>
+      </w:r>
+      <w:r>
+        <w:rPr>
+          <w:b/>
+        </w:rPr>
+        <w:t>evidence</w:t>
+      </w:r>
+      <w:r>
+        <w:rPr>
+          <w:b w:val="0"/>
+        </w:rPr>
+        <w:t xml:space="preserve"> with the final statement. Explain why each number or decision follows from the stated </w:t>
+      </w:r>
+      <w:r>
+        <w:rPr>
+          <w:b/>
+        </w:rPr>
+        <w:t>input</w:t>
+      </w:r>
+      <w:r>
+        <w:rPr>
+          <w:b w:val="0"/>
+        </w:rPr>
+        <w:t>s.</w:t>
+      </w:r>
+    </w:p>
+    <w:p>
+      <w:pPr>
+        <w:spacing w:line="336" w:lineRule="auto" w:after="180"/>
+        <w:shd w:fill="F1F6FC"/>
+      </w:pPr>
+      <w:r>
+        <w:rPr>
+          <w:b w:val="0"/>
+        </w:rPr>
+        <w:t xml:space="preserve">The conclusion belongs to this scenario and procedure; changing the </w:t>
+      </w:r>
+      <w:r>
+        <w:rPr>
+          <w:b/>
+        </w:rPr>
+        <w:t>input</w:t>
+      </w:r>
+      <w:r>
+        <w:rPr>
+          <w:b w:val="0"/>
+        </w:rPr>
+        <w:t>s, evaluation population or authority can change what it establishes. Retain the raw record so a later revision can be compared honestly.</w:t>
+      </w:r>
+    </w:p>
+    <w:p>
+      <w:pPr>
+        <w:pStyle w:val="Heading3"/>
+      </w:pPr>
+      <w:r>
+        <w:t>Worked explanation · Uncertainty intervals</w:t>
+      </w:r>
+    </w:p>
+    <w:p>
+      <w:pPr>
+        <w:spacing w:line="336" w:lineRule="auto" w:after="180"/>
+        <w:shd w:fill="F1F6FC"/>
+      </w:pPr>
+      <w:r>
+        <w:rPr>
+          <w:b w:val="0"/>
+        </w:rPr>
+        <w:t xml:space="preserve">Optional local lab: predict the printed result before running this standalone Python 3 example. Change one relevant boundary </w:t>
+      </w:r>
+      <w:r>
+        <w:rPr>
+          <w:b/>
+        </w:rPr>
+        <w:t>input</w:t>
+      </w:r>
+      <w:r>
+        <w:rPr>
+          <w:b w:val="0"/>
+        </w:rPr>
+        <w:t>, record the outcome and state the contract or statistical assumptions.</w:t>
+      </w:r>
+    </w:p>
+    <w:p>
+      <w:pPr>
+        <w:spacing w:line="336" w:lineRule="auto" w:after="180"/>
+        <w:shd w:fill="F1F6FC"/>
+      </w:pPr>
+      <w:r>
+        <w:rPr>
+          <w:b w:val="0"/>
+        </w:rPr>
+        <w:t>The program uses fictional values and the Python standard library; it performs no external operations.</w:t>
       </w:r>
     </w:p>
     <w:p>
@@ -604,7 +1084,13 @@
       </w:r>
     </w:p>
     <w:p>
-      <w:r>
+      <w:pPr>
+        <w:spacing w:line="336" w:lineRule="auto" w:after="180"/>
+      </w:pPr>
+      <w:r>
+        <w:rPr>
+          <w:b w:val="0"/>
+        </w:rPr>
         <w:t>Cover the result before checking it. Say what is given, choose the procedure, and follow one step at a time. Then uncover the result and explain your first mismatch. Ask why a step is allowed, not only what number it produces.</w:t>
       </w:r>
     </w:p>
@@ -617,7 +1103,13 @@
       </w:r>
     </w:p>
     <w:p>
-      <w:r>
+      <w:pPr>
+        <w:spacing w:line="336" w:lineRule="auto" w:after="180"/>
+      </w:pPr>
+      <w:r>
+        <w:rPr>
+          <w:b w:val="0"/>
+        </w:rPr>
         <w:t>Read a supplied uncertainty interval. A fictional study supplies an interval for a mean time difference under its stated sampling model.</w:t>
       </w:r>
     </w:p>
@@ -630,8 +1122,35 @@
       </w:r>
     </w:p>
     <w:p>
-      <w:r>
-        <w:t>Estimated difference B−A is -0.8 seconds; supplied 95% confidence interval is [-1.4,-0.2] seconds. Assume the study’s interval method is appropriate.</w:t>
+      <w:pPr>
+        <w:pStyle w:val="Heading3"/>
+      </w:pPr>
+      <w:r>
+        <w:t>Supplied facts</w:t>
+      </w:r>
+    </w:p>
+    <w:p>
+      <w:pPr>
+        <w:spacing w:line="336" w:lineRule="auto" w:after="180"/>
+        <w:shd w:fill="F1F6FC"/>
+      </w:pPr>
+      <w:r>
+        <w:rPr>
+          <w:b w:val="0"/>
+        </w:rPr>
+        <w:t xml:space="preserve">Estimated difference B−A is -0.8 seconds; supplied 95% </w:t>
+      </w:r>
+      <w:r>
+        <w:rPr>
+          <w:b/>
+        </w:rPr>
+        <w:t>confidence interval</w:t>
+      </w:r>
+      <w:r>
+        <w:rPr>
+          <w:b w:val="0"/>
+        </w:rPr>
+        <w:t xml:space="preserve"> is [-1.4,-0.2] seconds. Assume the study’s interval method is appropriate.</w:t>
       </w:r>
     </w:p>
     <w:p>
@@ -830,7 +1349,22 @@
       </w:r>
     </w:p>
     <w:p>
-      <w:r>
+      <w:pPr>
+        <w:pStyle w:val="Heading3"/>
+      </w:pPr>
+      <w:r>
+        <w:t>Why the result follows</w:t>
+      </w:r>
+    </w:p>
+    <w:p>
+      <w:pPr>
+        <w:spacing w:line="336" w:lineRule="auto" w:after="180"/>
+        <w:shd w:fill="F1F6FC"/>
+      </w:pPr>
+      <w:r>
+        <w:rPr>
+          <w:b w:val="0"/>
+        </w:rPr>
         <w:t>An uncertainty interval conveys precision under assumptions. Its endpoints, units, comparison direction and method all matter; the interval is supplied here, not calculated from unavailable raw data.</w:t>
       </w:r>
     </w:p>
@@ -843,17 +1377,62 @@
       </w:r>
     </w:p>
     <w:p>
-      <w:r>
+      <w:pPr>
+        <w:pStyle w:val="Heading3"/>
+      </w:pPr>
+      <w:r>
+        <w:t>Keep the stated limit</w:t>
+      </w:r>
+    </w:p>
+    <w:p>
+      <w:pPr>
+        <w:spacing w:line="336" w:lineRule="auto" w:after="180"/>
+        <w:shd w:fill="FFF5E6"/>
+      </w:pPr>
+      <w:r>
+        <w:rPr>
+          <w:b w:val="0"/>
+        </w:rPr>
         <w:t>An interval does not establish practical value or causality, and invalid sampling assumptions can invalidate its interpretation.</w:t>
       </w:r>
     </w:p>
     <w:p>
-      <w:r>
+      <w:pPr>
+        <w:pStyle w:val="Heading3"/>
+      </w:pPr>
+      <w:r>
+        <w:t>Keep the stated limit</w:t>
+      </w:r>
+    </w:p>
+    <w:p>
+      <w:pPr>
+        <w:spacing w:line="336" w:lineRule="auto" w:after="180"/>
+        <w:shd w:fill="FFF5E6"/>
+      </w:pPr>
+      <w:r>
+        <w:rPr>
+          <w:b w:val="0"/>
+        </w:rPr>
         <w:t>Read the labelled picture: Locate -0.8 and zero relative to the supplied interval [-1.4,-0.2]. Interpret the sign and confidence-method meaning, then describe what changes with interval [-1.4,0.3].</w:t>
       </w:r>
     </w:p>
     <w:p>
-      <w:r>
+      <w:pPr>
+        <w:pStyle w:val="Heading3"/>
+      </w:pPr>
+      <w:r>
+        <w:t>Keep the stated limit</w:t>
+      </w:r>
+    </w:p>
+    <w:p>
+      <w:pPr>
+        <w:spacing w:line="336" w:lineRule="auto" w:after="180"/>
+        <w:shd w:fill="FFF5E6"/>
+      </w:pPr>
+      <w:r>
+        <w:rPr>
+          <w:b w:val="0"/>
+        </w:rPr>
         <w:t>Change one thing: Use a supplied interval [-1.4,0.3] instead. Predict the result before checking the explanation. What remains the same?</w:t>
       </w:r>
     </w:p>
@@ -867,19 +1446,69 @@
     </w:p>
     <w:p>
       <w:r>
+        <w:t>Find the unsupported step in the Uncertainty intervals claim and explain a repair using the supplied evidence.</w:t>
+      </w:r>
+    </w:p>
+    <w:p>
+      <w:pPr>
+        <w:spacing w:line="336" w:lineRule="auto" w:after="180"/>
+      </w:pPr>
+      <w:r>
+        <w:rPr>
+          <w:b w:val="0"/>
+        </w:rPr>
         <w:t>A narrow interval can be precisely biased; sampling independence and representativeness must be justified.</w:t>
       </w:r>
     </w:p>
     <w:p>
-      <w:r>
-        <w:t>A useful check asks what would make the reasoning fail. Distinguish a failure to execute the declared procedure from a weakness in the procedure itself. The first may require a correction; the second requires an explicitly revised method and new evidence. Preserve unsuccessful cases so an improved result cannot hide the original problem.</w:t>
-      </w:r>
-    </w:p>
-    <w:p>
       <w:pPr>
         <w:pStyle w:val="Heading3"/>
       </w:pPr>
       <w:r>
+        <w:t>Check the claim against the facts</w:t>
+      </w:r>
+    </w:p>
+    <w:p>
+      <w:pPr>
+        <w:spacing w:line="336" w:lineRule="auto" w:after="180"/>
+        <w:shd w:fill="FFF5E6"/>
+      </w:pPr>
+      <w:r>
+        <w:rPr>
+          <w:b w:val="0"/>
+        </w:rPr>
+        <w:t>A useful check asks what would make the reasoning fail. Distinguish a failure to execute the declared procedure from a weakness in the procedure itself.</w:t>
+      </w:r>
+    </w:p>
+    <w:p>
+      <w:pPr>
+        <w:spacing w:line="336" w:lineRule="auto" w:after="180"/>
+        <w:shd w:fill="FFF5E6"/>
+      </w:pPr>
+      <w:r>
+        <w:rPr>
+          <w:b w:val="0"/>
+        </w:rPr>
+        <w:t xml:space="preserve">The first may require a correction; the second requires an explicitly revised method and new </w:t>
+      </w:r>
+      <w:r>
+        <w:rPr>
+          <w:b/>
+        </w:rPr>
+        <w:t>evidence</w:t>
+      </w:r>
+      <w:r>
+        <w:rPr>
+          <w:b w:val="0"/>
+        </w:rPr>
+        <w:t>. Preserve unsuccessful cases so an improved result cannot hide the original problem.</w:t>
+      </w:r>
+    </w:p>
+    <w:p>
+      <w:pPr>
+        <w:pStyle w:val="Heading3"/>
+      </w:pPr>
+      <w:r>
         <w:t>Guided: restate the worked result, then name the assumption or limitation that prevents a broader conclusion.</w:t>
       </w:r>
     </w:p>
@@ -917,8 +1546,25 @@
       </w:r>
     </w:p>
     <w:p>
-      <w:r>
-        <w:t>A report omits this qualification: A narrow interval can be precisely biased; sampling independence and representativeness must be justified. Explain how omitting it could change a reader's interpretation, and write an accurate replacement.</w:t>
+      <w:pPr>
+        <w:spacing w:line="336" w:lineRule="auto" w:after="180"/>
+      </w:pPr>
+      <w:r>
+        <w:rPr>
+          <w:b w:val="0"/>
+        </w:rPr>
+        <w:t>A report omits this qualification: A narrow interval can be precisely biased; sampling independence and representativeness must be justified.</w:t>
+      </w:r>
+    </w:p>
+    <w:p>
+      <w:pPr>
+        <w:spacing w:line="336" w:lineRule="auto" w:after="180"/>
+      </w:pPr>
+      <w:r>
+        <w:rPr>
+          <w:b w:val="0"/>
+        </w:rPr>
+        <w:t>Explain how omitting it could change a reader's interpretation, and write an accurate replacement.</w:t>
       </w:r>
     </w:p>
     <w:p>
@@ -969,7 +1615,54 @@
     </w:p>
     <w:p>
       <w:r>
-        <w:t>Explain the weekly mechanism in your own words. Use the worked scenario to name its input, decision rule and output.</w:t>
+        <w:t>Practise Uncertainty intervals with support, then explain the deciding step in your own words.</w:t>
+      </w:r>
+    </w:p>
+    <w:p>
+      <w:pPr>
+        <w:spacing w:line="336" w:lineRule="auto" w:after="180"/>
+      </w:pPr>
+      <w:r>
+        <w:rPr>
+          <w:b w:val="0"/>
+        </w:rPr>
+        <w:t xml:space="preserve">Explain the weekly </w:t>
+      </w:r>
+      <w:r>
+        <w:rPr>
+          <w:b/>
+        </w:rPr>
+        <w:t>mechanism</w:t>
+      </w:r>
+      <w:r>
+        <w:rPr>
+          <w:b w:val="0"/>
+        </w:rPr>
+        <w:t xml:space="preserve"> in your own words. Use the worked scenario to name its </w:t>
+      </w:r>
+      <w:r>
+        <w:rPr>
+          <w:b/>
+        </w:rPr>
+        <w:t>input</w:t>
+      </w:r>
+      <w:r>
+        <w:rPr>
+          <w:b w:val="0"/>
+        </w:rPr>
+        <w:t xml:space="preserve">, decision rule and </w:t>
+      </w:r>
+      <w:r>
+        <w:rPr>
+          <w:b/>
+        </w:rPr>
+        <w:t>output</w:t>
+      </w:r>
+      <w:r>
+        <w:rPr>
+          <w:b w:val="0"/>
+        </w:rPr>
+        <w:t>.</w:t>
       </w:r>
     </w:p>
     <w:p>
@@ -1042,8 +1735,26 @@
       </w:r>
     </w:p>
     <w:p>
-      <w:r>
-        <w:t>Use workbook W2 for the connected example “Uncertainty intervals”. First fill the input and rule boxes. Try the middle steps before asking for a hint. After a hint, try the next step yourself.</w:t>
+      <w:pPr>
+        <w:spacing w:line="336" w:lineRule="auto" w:after="180"/>
+      </w:pPr>
+      <w:r>
+        <w:rPr>
+          <w:b w:val="0"/>
+        </w:rPr>
+        <w:t xml:space="preserve">Use workbook W2 for the connected example “Uncertainty intervals”. First fill the </w:t>
+      </w:r>
+      <w:r>
+        <w:rPr>
+          <w:b/>
+        </w:rPr>
+        <w:t>input</w:t>
+      </w:r>
+      <w:r>
+        <w:rPr>
+          <w:b w:val="0"/>
+        </w:rPr>
+        <w:t xml:space="preserve"> and rule boxes. Try the middle steps before asking for a hint. After a hint, try the next step yourself.</w:t>
       </w:r>
     </w:p>
     <w:tbl>
@@ -1126,7 +1837,13 @@
       </w:tr>
     </w:tbl>
     <w:p>
-      <w:r>
+      <w:pPr>
+        <w:spacing w:line="336" w:lineRule="auto" w:after="180"/>
+      </w:pPr>
+      <w:r>
+        <w:rPr>
+          <w:b w:val="0"/>
+        </w:rPr>
         <w:t>Explain your trace to a partner. Your partner points to one step to check. Swap roles on the next case. Each person writes their own explanation.</w:t>
       </w:r>
     </w:p>
@@ -1139,12 +1856,35 @@
       </w:r>
     </w:p>
     <w:p>
-      <w:r>
-        <w:t>Use the worked case for Uncertainty intervals. Proposed explanation: “The worked result establishes every future case”. Decide whether this explanation is supported. Point to the step or supplied fact that decides; explain your repair if needed.</w:t>
-      </w:r>
-    </w:p>
-    <w:p>
-      <w:r>
+      <w:pPr>
+        <w:spacing w:line="336" w:lineRule="auto" w:after="180"/>
+      </w:pPr>
+      <w:r>
+        <w:rPr>
+          <w:b w:val="0"/>
+        </w:rPr>
+        <w:t>Use the worked case for Uncertainty intervals. Proposed explanation: “The worked result establishes every future case”. Decide whether this explanation is supported.</w:t>
+      </w:r>
+    </w:p>
+    <w:p>
+      <w:pPr>
+        <w:spacing w:line="336" w:lineRule="auto" w:after="180"/>
+      </w:pPr>
+      <w:r>
+        <w:rPr>
+          <w:b w:val="0"/>
+        </w:rPr>
+        <w:t>Point to the step or supplied fact that decides; explain your repair if needed.</w:t>
+      </w:r>
+    </w:p>
+    <w:p>
+      <w:pPr>
+        <w:spacing w:line="336" w:lineRule="auto" w:after="180"/>
+      </w:pPr>
+      <w:r>
+        <w:rPr>
+          <w:b w:val="0"/>
+        </w:rPr>
         <w:t>Answer on your own before discussion. If you are unsure, say which step you need help with.</w:t>
       </w:r>
     </w:p>
@@ -1157,7 +1897,13 @@
       </w:r>
     </w:p>
     <w:p>
-      <w:r>
+      <w:pPr>
+        <w:spacing w:line="336" w:lineRule="auto" w:after="180"/>
+      </w:pPr>
+      <w:r>
+        <w:rPr>
+          <w:b w:val="0"/>
+        </w:rPr>
         <w:t>Locate -0.8 and zero relative to the supplied interval [-1.4,-0.2]. Interpret the sign and confidence-method meaning, then describe what changes with interval [-1.4,0.3].</w:t>
       </w:r>
     </w:p>
@@ -1190,7 +1936,13 @@
       </w:r>
     </w:p>
     <w:p>
-      <w:r>
+      <w:pPr>
+        <w:spacing w:line="336" w:lineRule="auto" w:after="180"/>
+      </w:pPr>
+      <w:r>
+        <w:rPr>
+          <w:b w:val="0"/>
+        </w:rPr>
         <w:t>This is supported practice. Keep the separately named independent case for an attempt before feedback.</w:t>
       </w:r>
     </w:p>
@@ -1203,6 +1955,11 @@
       </w:r>
     </w:p>
     <w:p>
+      <w:r>
+        <w:t>Investigate Uncertainty intervals. Record the prediction, actual observation or labelled paper trace, explanation and next test separately.</w:t>
+      </w:r>
+    </w:p>
+    <w:p>
       <w:pPr>
         <w:pStyle w:val="Heading3"/>
       </w:pPr>
@@ -1211,8 +1968,26 @@
       </w:r>
     </w:p>
     <w:p>
-      <w:r>
-        <w:t>Observed mean10, n16, sigma2. Compute standard error, margin and interval. Show the intermediate steps and give the conclusion with its scope.</w:t>
+      <w:pPr>
+        <w:spacing w:line="336" w:lineRule="auto" w:after="180"/>
+      </w:pPr>
+      <w:r>
+        <w:rPr>
+          <w:b w:val="0"/>
+        </w:rPr>
+        <w:t xml:space="preserve">Observed mean10, n16, sigma2. Compute </w:t>
+      </w:r>
+      <w:r>
+        <w:rPr>
+          <w:b/>
+        </w:rPr>
+        <w:t>standard error</w:t>
+      </w:r>
+      <w:r>
+        <w:rPr>
+          <w:b w:val="0"/>
+        </w:rPr>
+        <w:t>, margin and interval. Show the intermediate steps and give the conclusion with its scope.</w:t>
       </w:r>
     </w:p>
     <w:p>
@@ -1379,7 +2154,13 @@
       </w:tr>
     </w:tbl>
     <w:p>
-      <w:r>
+      <w:pPr>
+        <w:spacing w:line="336" w:lineRule="auto" w:after="180"/>
+      </w:pPr>
+      <w:r>
+        <w:rPr>
+          <w:b w:val="0"/>
+        </w:rPr>
         <w:t>On paper, trace the supplied procedure. If code is provided, predict before running it in a local practice file. Never write an expected answer as though it were an observed run.</w:t>
       </w:r>
     </w:p>
@@ -1392,7 +2173,13 @@
       </w:r>
     </w:p>
     <w:p>
-      <w:r>
+      <w:pPr>
+        <w:spacing w:line="336" w:lineRule="auto" w:after="180"/>
+      </w:pPr>
+      <w:r>
+        <w:rPr>
+          <w:b w:val="0"/>
+        </w:rPr>
         <w:t>Before trying: what do I expect, and why? While trying: which step could first go wrong? Afterwards: what did I actually observe, and what should change? Keep “not run” if you only traced the procedure.</w:t>
       </w:r>
     </w:p>
@@ -1405,6 +2192,11 @@
       </w:r>
     </w:p>
     <w:p>
+      <w:r>
+        <w:t>Move from recall to tracing, diagnosis and transfer in Uncertainty intervals. Explain why each step is justified.</w:t>
+      </w:r>
+    </w:p>
+    <w:p>
       <w:pPr>
         <w:pStyle w:val="Heading3"/>
       </w:pPr>
@@ -1413,18 +2205,94 @@
       </w:r>
     </w:p>
     <w:p>
-      <w:r>
-        <w:t>Explain the weekly mechanism in your own words. Use the worked scenario to name its input, decision rule and output.</w:t>
-      </w:r>
-    </w:p>
-    <w:p>
-      <w:r>
-        <w:t>A report omits this qualification: A narrow interval can be precisely biased; sampling independence and representativeness must be justified. Explain how omitting it could change a reader's interpretation, and write an accurate replacement.</w:t>
-      </w:r>
-    </w:p>
-    <w:p>
-      <w:r>
-        <w:t>For the worked scenario, propose one additional case that could reveal a failure, describe its expected outcome before running it, and explain what would need to remain fixed for a fair comparison. Do not reuse W4 as a new final test after receiving feedback.</w:t>
+      <w:pPr>
+        <w:spacing w:line="336" w:lineRule="auto" w:after="180"/>
+      </w:pPr>
+      <w:r>
+        <w:rPr>
+          <w:b w:val="0"/>
+        </w:rPr>
+        <w:t xml:space="preserve">Explain the weekly </w:t>
+      </w:r>
+      <w:r>
+        <w:rPr>
+          <w:b/>
+        </w:rPr>
+        <w:t>mechanism</w:t>
+      </w:r>
+      <w:r>
+        <w:rPr>
+          <w:b w:val="0"/>
+        </w:rPr>
+        <w:t xml:space="preserve"> in your own words. Use the worked scenario to name its </w:t>
+      </w:r>
+      <w:r>
+        <w:rPr>
+          <w:b/>
+        </w:rPr>
+        <w:t>input</w:t>
+      </w:r>
+      <w:r>
+        <w:rPr>
+          <w:b w:val="0"/>
+        </w:rPr>
+        <w:t xml:space="preserve">, decision rule and </w:t>
+      </w:r>
+      <w:r>
+        <w:rPr>
+          <w:b/>
+        </w:rPr>
+        <w:t>output</w:t>
+      </w:r>
+      <w:r>
+        <w:rPr>
+          <w:b w:val="0"/>
+        </w:rPr>
+        <w:t>.</w:t>
+      </w:r>
+    </w:p>
+    <w:p>
+      <w:pPr>
+        <w:spacing w:line="336" w:lineRule="auto" w:after="180"/>
+      </w:pPr>
+      <w:r>
+        <w:rPr>
+          <w:b w:val="0"/>
+        </w:rPr>
+        <w:t>A report omits this qualification: A narrow interval can be precisely biased; sampling independence and representativeness must be justified.</w:t>
+      </w:r>
+    </w:p>
+    <w:p>
+      <w:pPr>
+        <w:spacing w:line="336" w:lineRule="auto" w:after="180"/>
+      </w:pPr>
+      <w:r>
+        <w:rPr>
+          <w:b w:val="0"/>
+        </w:rPr>
+        <w:t>Explain how omitting it could change a reader's interpretation, and write an accurate replacement.</w:t>
+      </w:r>
+    </w:p>
+    <w:p>
+      <w:pPr>
+        <w:spacing w:line="336" w:lineRule="auto" w:after="180"/>
+      </w:pPr>
+      <w:r>
+        <w:rPr>
+          <w:b w:val="0"/>
+        </w:rPr>
+        <w:t>For the worked scenario, propose one additional case that could reveal a failure, describe its expected outcome before running it, and explain what would need to remain fixed for a fair comparison.</w:t>
+      </w:r>
+    </w:p>
+    <w:p>
+      <w:pPr>
+        <w:spacing w:line="336" w:lineRule="auto" w:after="180"/>
+      </w:pPr>
+      <w:r>
+        <w:rPr>
+          <w:b w:val="0"/>
+        </w:rPr>
+        <w:t>Do not reuse W4 as a new final test after receiving feedback.</w:t>
       </w:r>
     </w:p>
     <w:p>
@@ -1470,7 +2338,77 @@
     </w:p>
     <w:p>
       <w:r>
-        <w:t>Add a labelled uncertainty intervals evidence sheet to Reproducible AI Research Study. Show how you can explain the mechanism and terminology of uncertainty intervals. Use the supplied fictional case and keep its inputs, intermediate steps, calculation or prediction, and limitation. Connect this record to last week’s record; a matching answer without a trace is insufficient.</w:t>
+        <w:t>Apply this week’s idea to Reproducible AI Research Study. Keep an annotated decision and the evidence supporting it.</w:t>
+      </w:r>
+    </w:p>
+    <w:p>
+      <w:pPr>
+        <w:spacing w:line="336" w:lineRule="auto" w:after="180"/>
+      </w:pPr>
+      <w:r>
+        <w:rPr>
+          <w:b w:val="0"/>
+        </w:rPr>
+        <w:t xml:space="preserve">Add a labelled uncertainty intervals </w:t>
+      </w:r>
+      <w:r>
+        <w:rPr>
+          <w:b/>
+        </w:rPr>
+        <w:t>evidence</w:t>
+      </w:r>
+      <w:r>
+        <w:rPr>
+          <w:b w:val="0"/>
+        </w:rPr>
+        <w:t xml:space="preserve"> sheet to Reproducible AI Research Study. Show how you can explain the </w:t>
+      </w:r>
+      <w:r>
+        <w:rPr>
+          <w:b/>
+        </w:rPr>
+        <w:t>mechanism</w:t>
+      </w:r>
+      <w:r>
+        <w:rPr>
+          <w:b w:val="0"/>
+        </w:rPr>
+        <w:t xml:space="preserve"> and terminology of uncertainty intervals.</w:t>
+      </w:r>
+    </w:p>
+    <w:p>
+      <w:pPr>
+        <w:spacing w:line="336" w:lineRule="auto" w:after="180"/>
+      </w:pPr>
+      <w:r>
+        <w:rPr>
+          <w:b w:val="0"/>
+        </w:rPr>
+        <w:t xml:space="preserve">Use the supplied fictional case and keep its </w:t>
+      </w:r>
+      <w:r>
+        <w:rPr>
+          <w:b/>
+        </w:rPr>
+        <w:t>input</w:t>
+      </w:r>
+      <w:r>
+        <w:rPr>
+          <w:b w:val="0"/>
+        </w:rPr>
+        <w:t xml:space="preserve">s, intermediate steps, calculation or </w:t>
+      </w:r>
+      <w:r>
+        <w:rPr>
+          <w:b/>
+        </w:rPr>
+        <w:t>prediction</w:t>
+      </w:r>
+      <w:r>
+        <w:rPr>
+          <w:b w:val="0"/>
+        </w:rPr>
+        <w:t>, and limitation. Connect this record to last week’s record; a matching answer without a trace is insufficient.</w:t>
       </w:r>
     </w:p>
     <w:tbl>
@@ -1598,7 +2536,13 @@
       </w:r>
     </w:p>
     <w:p>
-      <w:r>
+      <w:pPr>
+        <w:spacing w:line="336" w:lineRule="auto" w:after="180"/>
+      </w:pPr>
+      <w:r>
+        <w:rPr>
+          <w:b w:val="0"/>
+        </w:rPr>
         <w:t>For the Reproducible AI Research Study, retain an annotated worked trace and the changed-case reasoning. Connect the claim to its records, units and assumptions so another investigator can challenge or reproduce it.</w:t>
       </w:r>
     </w:p>
@@ -1612,7 +2556,29 @@
     </w:p>
     <w:p>
       <w:r>
-        <w:t>Complete the supported workbook tasks before attempting W4 independently. Record any hints or help used. After feedback, use the teacher's fresh retry rather than copying the earlier answer. For a project, select a relevant new case, predict the outcome from the declared rule and preserve the result alongside any revision.</w:t>
+        <w:t>Use a genuinely new case for independent evidence. Previously discussed examples remain practice; use the separately named independent case before feedback.</w:t>
+      </w:r>
+    </w:p>
+    <w:p>
+      <w:pPr>
+        <w:spacing w:line="336" w:lineRule="auto" w:after="180"/>
+      </w:pPr>
+      <w:r>
+        <w:rPr>
+          <w:b w:val="0"/>
+        </w:rPr>
+        <w:t>Complete the supported workbook tasks before attempting W4 independently. Record any hints or help used. After feedback, use the teacher's fresh retry rather than copying the earlier answer.</w:t>
+      </w:r>
+    </w:p>
+    <w:p>
+      <w:pPr>
+        <w:spacing w:line="336" w:lineRule="auto" w:after="180"/>
+      </w:pPr>
+      <w:r>
+        <w:rPr>
+          <w:b w:val="0"/>
+        </w:rPr>
+        <w:t>For a project, select a relevant new case, predict the outcome from the declared rule and preserve the result alongside any revision.</w:t>
       </w:r>
     </w:p>
     <w:p>
@@ -1649,8 +2615,25 @@
       </w:r>
     </w:p>
     <w:p>
-      <w:r>
-        <w:t>For the worked scenario, propose one additional case that could reveal a failure, describe its expected outcome before running it, and explain what would need to remain fixed for a fair comparison. Do not reuse W4 as a new final test after receiving feedback.</w:t>
+      <w:pPr>
+        <w:spacing w:line="336" w:lineRule="auto" w:after="180"/>
+      </w:pPr>
+      <w:r>
+        <w:rPr>
+          <w:b w:val="0"/>
+        </w:rPr>
+        <w:t>For the worked scenario, propose one additional case that could reveal a failure, describe its expected outcome before running it, and explain what would need to remain fixed for a fair comparison.</w:t>
+      </w:r>
+    </w:p>
+    <w:p>
+      <w:pPr>
+        <w:spacing w:line="336" w:lineRule="auto" w:after="180"/>
+      </w:pPr>
+      <w:r>
+        <w:rPr>
+          <w:b w:val="0"/>
+        </w:rPr>
+        <w:t>Do not reuse W4 as a new final test after receiving feedback.</w:t>
       </w:r>
     </w:p>
     <w:p>
@@ -1687,6 +2670,11 @@
       </w:pPr>
       <w:r>
         <w:t>13. Study a complete case</w:t>
+      </w:r>
+    </w:p>
+    <w:p>
+      <w:r>
+        <w:t>Revisit the complete Uncertainty intervals case for supported practice. Repeated examples do not become fresh assessments.</w:t>
       </w:r>
     </w:p>
     <w:p>
@@ -1790,8 +2778,26 @@
       </w:r>
     </w:p>
     <w:p>
-      <w:r>
-        <w:t>Follow the input through the stated procedure to its result. Cover the result first, predict it, then explain every intermediate step. The text/table accompanies the figure so the example can be read without colour.</w:t>
+      <w:pPr>
+        <w:spacing w:line="336" w:lineRule="auto" w:after="180"/>
+      </w:pPr>
+      <w:r>
+        <w:rPr>
+          <w:b w:val="0"/>
+        </w:rPr>
+        <w:t xml:space="preserve">Follow the </w:t>
+      </w:r>
+      <w:r>
+        <w:rPr>
+          <w:b/>
+        </w:rPr>
+        <w:t>input</w:t>
+      </w:r>
+      <w:r>
+        <w:rPr>
+          <w:b w:val="0"/>
+        </w:rPr>
+        <w:t xml:space="preserve"> through the stated procedure to its result. Cover the result first, predict it, then explain every intermediate step. The text/table accompanies the figure so the example can be read without colour.</w:t>
       </w:r>
     </w:p>
     <w:p>
@@ -1841,6 +2847,11 @@
       </w:r>
     </w:p>
     <w:p>
+      <w:r>
+        <w:t>Attempt the reserved new case before feedback. Record support; the earlier examples below remain additional practice.</w:t>
+      </w:r>
+    </w:p>
+    <w:p>
       <w:pPr>
         <w:pStyle w:val="Heading3"/>
       </w:pPr>
@@ -1849,8 +2860,26 @@
       </w:r>
     </w:p>
     <w:p>
-      <w:r>
-        <w:t>Mean20, n25, known sigma5 and critical1.96. Compute interval and name one assumption.</w:t>
+      <w:pPr>
+        <w:spacing w:line="336" w:lineRule="auto" w:after="180"/>
+      </w:pPr>
+      <w:r>
+        <w:rPr>
+          <w:b w:val="0"/>
+        </w:rPr>
+        <w:t xml:space="preserve">Mean20, n25, </w:t>
+      </w:r>
+      <w:r>
+        <w:rPr>
+          <w:b/>
+        </w:rPr>
+        <w:t>known sigma</w:t>
+      </w:r>
+      <w:r>
+        <w:rPr>
+          <w:b w:val="0"/>
+        </w:rPr>
+        <w:t>5 and critical1.96. Compute interval and name one assumption.</w:t>
       </w:r>
     </w:p>
     <w:p>
@@ -1897,7 +2926,13 @@
       </w:r>
     </w:p>
     <w:p>
-      <w:r>
+      <w:pPr>
+        <w:spacing w:line="336" w:lineRule="auto" w:after="180"/>
+      </w:pPr>
+      <w:r>
+        <w:rPr>
+          <w:b w:val="0"/>
+        </w:rPr>
         <w:t>Attempt this case before feedback. Record any help. Earlier examples below are further practice; a case already practised with feedback cannot establish fresh transfer.</w:t>
       </w:r>
     </w:p>
@@ -1910,8 +2945,26 @@
       </w:r>
     </w:p>
     <w:p>
-      <w:r>
-        <w:t>Mean20, n25, known sigma5 and critical1.96. Compute interval and name one assumption.</w:t>
+      <w:pPr>
+        <w:spacing w:line="336" w:lineRule="auto" w:after="180"/>
+      </w:pPr>
+      <w:r>
+        <w:rPr>
+          <w:b w:val="0"/>
+        </w:rPr>
+        <w:t xml:space="preserve">Mean20, n25, </w:t>
+      </w:r>
+      <w:r>
+        <w:rPr>
+          <w:b/>
+        </w:rPr>
+        <w:t>known sigma</w:t>
+      </w:r>
+      <w:r>
+        <w:rPr>
+          <w:b w:val="0"/>
+        </w:rPr>
+        <w:t>5 and critical1.96. Compute interval and name one assumption.</w:t>
       </w:r>
     </w:p>
     <w:p>
@@ -1963,7 +3016,13 @@
       </w:r>
     </w:p>
     <w:p>
-      <w:r>
+      <w:pPr>
+        <w:spacing w:line="336" w:lineRule="auto" w:after="180"/>
+      </w:pPr>
+      <w:r>
+        <w:rPr>
+          <w:b w:val="0"/>
+        </w:rPr>
         <w:t>Record support used: none, hint or teacher explanation. After feedback, a different case is needed to demonstrate independence.</w:t>
       </w:r>
     </w:p>
@@ -1976,8 +3035,25 @@
       </w:r>
     </w:p>
     <w:p>
-      <w:r>
-        <w:t>Attempt the independent case before hints. Record whether you worked alone, used a hint or followed a model. After feedback, fix the first unsupported step and explain why it changed. A later check uses a changed case, not a copied answer.</w:t>
+      <w:pPr>
+        <w:spacing w:line="336" w:lineRule="auto" w:after="180"/>
+      </w:pPr>
+      <w:r>
+        <w:rPr>
+          <w:b w:val="0"/>
+        </w:rPr>
+        <w:t>Attempt the independent case before hints. Record whether you worked alone, used a hint or followed a model. After feedback, fix the first unsupported step and explain why it changed.</w:t>
+      </w:r>
+    </w:p>
+    <w:p>
+      <w:pPr>
+        <w:spacing w:line="336" w:lineRule="auto" w:after="180"/>
+      </w:pPr>
+      <w:r>
+        <w:rPr>
+          <w:b w:val="0"/>
+        </w:rPr>
+        <w:t>A later check uses a changed case, not a copied answer.</w:t>
       </w:r>
     </w:p>
     <w:p>
@@ -1990,6 +3066,17 @@
     </w:p>
     <w:p>
       <w:r>
+        <w:t>Use this map to navigate Uncertainty intervals, connect the goals to tasks and keep one evidence record for each attempt.</w:t>
+      </w:r>
+    </w:p>
+    <w:p>
+      <w:pPr>
+        <w:spacing w:line="336" w:lineRule="auto" w:after="180"/>
+      </w:pPr>
+      <w:r>
+        <w:rPr>
+          <w:b w:val="0"/>
+        </w:rPr>
         <w:t>Start with this question: Read a supplied uncertainty interval. A fictional study supplies an interval for a mean time difference under its stated sampling model.</w:t>
       </w:r>
     </w:p>
@@ -2096,13 +3183,61 @@
       </w:tr>
     </w:tbl>
     <w:p>
-      <w:r>
-        <w:t>Remember → watch and explain → try with help → investigate → try independently → keep project evidence. Your teacher may spread this lesson across several classes.</w:t>
-      </w:r>
-    </w:p>
-    <w:p>
-      <w:r>
-        <w:t>Keep your first prediction. Compare it with what the evidence shows and explain any change.</w:t>
+      <w:pPr>
+        <w:spacing w:line="336" w:lineRule="auto" w:after="180"/>
+      </w:pPr>
+      <w:r>
+        <w:rPr>
+          <w:b w:val="0"/>
+        </w:rPr>
+        <w:t xml:space="preserve">Remember → watch and explain → try with help → investigate → try independently → keep project </w:t>
+      </w:r>
+      <w:r>
+        <w:rPr>
+          <w:b/>
+        </w:rPr>
+        <w:t>evidence</w:t>
+      </w:r>
+      <w:r>
+        <w:rPr>
+          <w:b w:val="0"/>
+        </w:rPr>
+        <w:t>. Your teacher may spread this lesson across several classes.</w:t>
+      </w:r>
+    </w:p>
+    <w:p>
+      <w:pPr>
+        <w:spacing w:line="336" w:lineRule="auto" w:after="180"/>
+      </w:pPr>
+      <w:r>
+        <w:rPr>
+          <w:b w:val="0"/>
+        </w:rPr>
+        <w:t xml:space="preserve">Keep your first </w:t>
+      </w:r>
+      <w:r>
+        <w:rPr>
+          <w:b/>
+        </w:rPr>
+        <w:t>prediction</w:t>
+      </w:r>
+      <w:r>
+        <w:rPr>
+          <w:b w:val="0"/>
+        </w:rPr>
+        <w:t xml:space="preserve">. Compare it with what the </w:t>
+      </w:r>
+      <w:r>
+        <w:rPr>
+          <w:b/>
+        </w:rPr>
+        <w:t>evidence</w:t>
+      </w:r>
+      <w:r>
+        <w:rPr>
+          <w:b w:val="0"/>
+        </w:rPr>
+        <w:t xml:space="preserve"> shows and explain any change.</w:t>
       </w:r>
     </w:p>
     <w:p>
@@ -2115,7 +3250,30 @@
     </w:p>
     <w:p>
       <w:r>
-        <w:t>Close your notes. Explain this goal in your own words: Explain the mechanism and terminology of uncertainty intervals</w:t>
+        <w:t>Explain Uncertainty intervals without notes, identify a remaining question and plan a later check with a changed case.</w:t>
+      </w:r>
+    </w:p>
+    <w:p>
+      <w:pPr>
+        <w:spacing w:line="336" w:lineRule="auto" w:after="180"/>
+      </w:pPr>
+      <w:r>
+        <w:rPr>
+          <w:b w:val="0"/>
+        </w:rPr>
+        <w:t xml:space="preserve">Close your notes. Explain this goal in your own words: Explain the </w:t>
+      </w:r>
+      <w:r>
+        <w:rPr>
+          <w:b/>
+        </w:rPr>
+        <w:t>mechanism</w:t>
+      </w:r>
+      <w:r>
+        <w:rPr>
+          <w:b w:val="0"/>
+        </w:rPr>
+        <w:t xml:space="preserve"> and terminology of uncertainty intervals</w:t>
       </w:r>
     </w:p>
     <w:p>
@@ -2152,13 +3310,61 @@
       </w:r>
     </w:p>
     <w:p>
-      <w:r>
-        <w:t>If you are unsure, return to the worked picture and explain one arrow. If you are ready, change an input or assumption and justify your prediction.</w:t>
-      </w:r>
-    </w:p>
-    <w:p>
-      <w:r>
-        <w:t>Save your workbook evidence. At the next review, try a different case before opening your old answer.</w:t>
+      <w:pPr>
+        <w:spacing w:line="336" w:lineRule="auto" w:after="180"/>
+      </w:pPr>
+      <w:r>
+        <w:rPr>
+          <w:b w:val="0"/>
+        </w:rPr>
+        <w:t xml:space="preserve">If you are unsure, return to the worked picture and explain one arrow. If you are ready, change an </w:t>
+      </w:r>
+      <w:r>
+        <w:rPr>
+          <w:b/>
+        </w:rPr>
+        <w:t>input</w:t>
+      </w:r>
+      <w:r>
+        <w:rPr>
+          <w:b w:val="0"/>
+        </w:rPr>
+        <w:t xml:space="preserve"> or assumption and justify your </w:t>
+      </w:r>
+      <w:r>
+        <w:rPr>
+          <w:b/>
+        </w:rPr>
+        <w:t>prediction</w:t>
+      </w:r>
+      <w:r>
+        <w:rPr>
+          <w:b w:val="0"/>
+        </w:rPr>
+        <w:t>.</w:t>
+      </w:r>
+    </w:p>
+    <w:p>
+      <w:pPr>
+        <w:spacing w:line="336" w:lineRule="auto" w:after="180"/>
+      </w:pPr>
+      <w:r>
+        <w:rPr>
+          <w:b w:val="0"/>
+        </w:rPr>
+        <w:t xml:space="preserve">Save your workbook </w:t>
+      </w:r>
+      <w:r>
+        <w:rPr>
+          <w:b/>
+        </w:rPr>
+        <w:t>evidence</w:t>
+      </w:r>
+      <w:r>
+        <w:rPr>
+          <w:b w:val="0"/>
+        </w:rPr>
+        <w:t>. At the next review, try a different case before opening your old answer.</w:t>
       </w:r>
     </w:p>
     <w:p>
@@ -2171,11 +3377,28 @@
     </w:p>
     <w:p>
       <w:r>
+        <w:t>Attempt supported questions before using hints or feedback. Review a missing building block, then keep the completed work.</w:t>
+      </w:r>
+    </w:p>
+    <w:p>
+      <w:pPr>
+        <w:spacing w:line="336" w:lineRule="auto" w:after="180"/>
+      </w:pPr>
+      <w:r>
+        <w:rPr>
+          <w:b w:val="0"/>
+        </w:rPr>
         <w:t>Use this supported practice once, in the browser or on paper. Keep the reserved independent assessment for a separate first attempt before teacher feedback.</w:t>
       </w:r>
     </w:p>
     <w:p>
-      <w:r>
+      <w:pPr>
+        <w:spacing w:line="336" w:lineRule="auto" w:after="180"/>
+      </w:pPr>
+      <w:r>
+        <w:rPr>
+          <w:b w:val="0"/>
+        </w:rPr>
         <w:t>Read a supplied uncertainty interval. A fictional study supplies an interval for a mean time difference under its stated sampling model.</w:t>
       </w:r>
     </w:p>
@@ -2188,22 +3411,49 @@
       </w:r>
     </w:p>
     <w:p>
-      <w:r>
+      <w:pPr>
+        <w:spacing w:line="336" w:lineRule="auto" w:after="180"/>
+      </w:pPr>
+      <w:r>
+        <w:rPr>
+          <w:b w:val="0"/>
+        </w:rPr>
         <w:t>Which labelled step matches this detail? 95% describes the method’s long-run coverage, not a 95% probability for this fixed parameter.</w:t>
       </w:r>
     </w:p>
     <w:p>
-      <w:r>
+      <w:pPr>
+        <w:spacing w:line="336" w:lineRule="auto" w:after="180"/>
+        <w:shd w:fill="F4F9FC"/>
+      </w:pPr>
+      <w:r>
+        <w:rPr>
+          <w:b w:val="0"/>
+        </w:rPr>
         <w:t>1. Interpret the sign</w:t>
       </w:r>
     </w:p>
     <w:p>
-      <w:r>
+      <w:pPr>
+        <w:spacing w:line="336" w:lineRule="auto" w:after="180"/>
+        <w:shd w:fill="F4F9FC"/>
+      </w:pPr>
+      <w:r>
+        <w:rPr>
+          <w:b w:val="0"/>
+        </w:rPr>
         <w:t>2. Locate the estimate</w:t>
       </w:r>
     </w:p>
     <w:p>
-      <w:r>
+      <w:pPr>
+        <w:spacing w:line="336" w:lineRule="auto" w:after="180"/>
+        <w:shd w:fill="F4F9FC"/>
+      </w:pPr>
+      <w:r>
+        <w:rPr>
+          <w:b w:val="0"/>
+        </w:rPr>
         <w:t>3. Respect coverage meaning</w:t>
       </w:r>
     </w:p>
@@ -2241,40 +3491,142 @@
       </w:r>
     </w:p>
     <w:p>
-      <w:r>
+      <w:pPr>
+        <w:pStyle w:val="Heading3"/>
+      </w:pPr>
+      <w:r>
+        <w:t>Hint · try first</w:t>
+      </w:r>
+    </w:p>
+    <w:p>
+      <w:pPr>
+        <w:spacing w:line="336" w:lineRule="auto" w:after="180"/>
+        <w:shd w:fill="F1F6F8"/>
+      </w:pPr>
+      <w:r>
+        <w:rPr>
+          <w:b w:val="0"/>
+        </w:rPr>
         <w:t>Hint if needed: Read the steps in the pictorial case. Match the supplied detail to the stage that performs or records it.</w:t>
       </w:r>
     </w:p>
     <w:p>
-      <w:r>
-        <w:t>After your attempt, compare with the supported explanation: Respect coverage meaning 95% describes the method’s long-run coverage, not a 95% probability for this fixed parameter. An uncertainty interval conveys precision under assumptions. Its endpoints, units, comparison direction and method all matter; the interval is supplied here, not calculated from unavailable raw data.</w:t>
-      </w:r>
-    </w:p>
-    <w:p>
       <w:pPr>
         <w:pStyle w:val="Heading3"/>
       </w:pPr>
       <w:r>
+        <w:t>Feedback · compare after trying</w:t>
+      </w:r>
+    </w:p>
+    <w:p>
+      <w:pPr>
+        <w:spacing w:line="336" w:lineRule="auto" w:after="180"/>
+        <w:shd w:fill="F1F6FC"/>
+      </w:pPr>
+      <w:r>
+        <w:rPr>
+          <w:b w:val="0"/>
+        </w:rPr>
+        <w:t>After your attempt, compare with the supported explanation: Respect coverage meaning 95% describes the method’s long-run coverage, not a 95% probability for this fixed parameter.</w:t>
+      </w:r>
+    </w:p>
+    <w:p>
+      <w:pPr>
+        <w:spacing w:line="336" w:lineRule="auto" w:after="180"/>
+        <w:shd w:fill="F1F6FC"/>
+      </w:pPr>
+      <w:r>
+        <w:rPr>
+          <w:b w:val="0"/>
+        </w:rPr>
+        <w:t>An uncertainty interval conveys precision under assumptions. Its endpoints, units, comparison direction and method all matter; the interval is supplied here, not calculated from unavailable raw data.</w:t>
+      </w:r>
+    </w:p>
+    <w:p>
+      <w:pPr>
+        <w:pStyle w:val="Heading3"/>
+      </w:pPr>
+      <w:r>
         <w:t>Practice 2: explain the deciding evidence</w:t>
       </w:r>
     </w:p>
     <w:p>
-      <w:r>
+      <w:pPr>
+        <w:pStyle w:val="Heading3"/>
+      </w:pPr>
+      <w:r>
+        <w:t>Changed case · predict first</w:t>
+      </w:r>
+    </w:p>
+    <w:p>
+      <w:pPr>
+        <w:spacing w:line="336" w:lineRule="auto" w:after="180"/>
+        <w:shd w:fill="F5F1FB"/>
+      </w:pPr>
+      <w:r>
+        <w:rPr>
+          <w:b w:val="0"/>
+        </w:rPr>
         <w:t>Changed-case practice: Use a supplied interval [-1.4,0.3] instead. Which conclusion is supported by the supplied facts?</w:t>
       </w:r>
     </w:p>
     <w:p>
-      <w:r>
-        <w:t>1. This one example guarantees correct results for every future input.</w:t>
-      </w:r>
-    </w:p>
-    <w:p>
-      <w:r>
-        <w:t>2. We can decide the result without examining the changed input or the procedure.</w:t>
-      </w:r>
-    </w:p>
-    <w:p>
-      <w:r>
+      <w:pPr>
+        <w:spacing w:line="336" w:lineRule="auto" w:after="180"/>
+        <w:shd w:fill="F4F9FC"/>
+      </w:pPr>
+      <w:r>
+        <w:rPr>
+          <w:b w:val="0"/>
+        </w:rPr>
+        <w:t xml:space="preserve">1. This one example guarantees correct results for every future </w:t>
+      </w:r>
+      <w:r>
+        <w:rPr>
+          <w:b/>
+        </w:rPr>
+        <w:t>input</w:t>
+      </w:r>
+      <w:r>
+        <w:rPr>
+          <w:b w:val="0"/>
+        </w:rPr>
+        <w:t>.</w:t>
+      </w:r>
+    </w:p>
+    <w:p>
+      <w:pPr>
+        <w:spacing w:line="336" w:lineRule="auto" w:after="180"/>
+        <w:shd w:fill="F4F9FC"/>
+      </w:pPr>
+      <w:r>
+        <w:rPr>
+          <w:b w:val="0"/>
+        </w:rPr>
+        <w:t xml:space="preserve">2. We can decide the result without examining the changed </w:t>
+      </w:r>
+      <w:r>
+        <w:rPr>
+          <w:b/>
+        </w:rPr>
+        <w:t>input</w:t>
+      </w:r>
+      <w:r>
+        <w:rPr>
+          <w:b w:val="0"/>
+        </w:rPr>
+        <w:t xml:space="preserve"> or the procedure.</w:t>
+      </w:r>
+    </w:p>
+    <w:p>
+      <w:pPr>
+        <w:spacing w:line="336" w:lineRule="auto" w:after="180"/>
+        <w:shd w:fill="F4F9FC"/>
+      </w:pPr>
+      <w:r>
+        <w:rPr>
+          <w:b w:val="0"/>
+        </w:rPr>
         <w:t>3. It includes zero and positive differences, so both no difference and slower B remain compatible with that interval.</w:t>
       </w:r>
     </w:p>
@@ -2312,12 +3664,42 @@
       </w:r>
     </w:p>
     <w:p>
-      <w:r>
+      <w:pPr>
+        <w:pStyle w:val="Heading3"/>
+      </w:pPr>
+      <w:r>
+        <w:t>Hint · try first</w:t>
+      </w:r>
+    </w:p>
+    <w:p>
+      <w:pPr>
+        <w:spacing w:line="336" w:lineRule="auto" w:after="180"/>
+        <w:shd w:fill="F1F6F8"/>
+      </w:pPr>
+      <w:r>
+        <w:rPr>
+          <w:b w:val="0"/>
+        </w:rPr>
         <w:t>Hint if needed: Use the changed condition and the deciding step in the pictorial trace. The answer must say what follows from those facts.</w:t>
       </w:r>
     </w:p>
     <w:p>
-      <w:r>
+      <w:pPr>
+        <w:pStyle w:val="Heading3"/>
+      </w:pPr>
+      <w:r>
+        <w:t>Feedback · compare after trying</w:t>
+      </w:r>
+    </w:p>
+    <w:p>
+      <w:pPr>
+        <w:spacing w:line="336" w:lineRule="auto" w:after="180"/>
+        <w:shd w:fill="F1F6FC"/>
+      </w:pPr>
+      <w:r>
+        <w:rPr>
+          <w:b w:val="0"/>
+        </w:rPr>
         <w:t>After your attempt, compare with the supported explanation: It includes zero and positive differences, so both no difference and slower B remain compatible with that interval. The new upper endpoint crosses zero.</w:t>
       </w:r>
     </w:p>
@@ -2330,18 +3712,105 @@
       </w:r>
     </w:p>
     <w:p>
-      <w:r>
-        <w:t>Review Sampling variability (ai-7/11). Goal: Explain the mechanism and terminology of sampling variability. Short practice: Calculate the two four-case rates and their difference. Explain how changed included cases can affect a fixed model, and why identical deterministic records should not differ on a rerun.. Return to this week and explain what you changed.</w:t>
-      </w:r>
-    </w:p>
-    <w:p>
-      <w:r>
-        <w:t>Review Experimental units and independence (ai-7/9). Goal: Explain the mechanism and terminology of experimental units and independence. Short practice: Count independent plants and photo views. Construct the stated group-correct split, then explain why placing a P1 view in evaluation creates leakage for the new-plant goal.. Return to this week and explain what you changed.</w:t>
-      </w:r>
-    </w:p>
-    <w:p>
-      <w:r>
-        <w:t>Review A literature comparison matrix (ai-7/6). Goal: Explain the mechanism and terminology of a literature comparison matrix. Short practice: Explain why 8/10 indoors and 16/20 outdoors share a rate but not a controlled comparison. Which condition column must the literature matrix preserve?. Return to this week and explain what you changed.</w:t>
+      <w:pPr>
+        <w:spacing w:line="336" w:lineRule="auto" w:after="180"/>
+      </w:pPr>
+      <w:r>
+        <w:rPr>
+          <w:b w:val="0"/>
+        </w:rPr>
+        <w:t xml:space="preserve">Review Sampling variability (ai-7/11). Goal: Explain the </w:t>
+      </w:r>
+      <w:r>
+        <w:rPr>
+          <w:b/>
+        </w:rPr>
+        <w:t>mechanism</w:t>
+      </w:r>
+      <w:r>
+        <w:rPr>
+          <w:b w:val="0"/>
+        </w:rPr>
+        <w:t xml:space="preserve"> and terminology of sampling variability. Short practice: Calculate the two four-case rates and their difference.</w:t>
+      </w:r>
+    </w:p>
+    <w:p>
+      <w:pPr>
+        <w:spacing w:line="336" w:lineRule="auto" w:after="180"/>
+      </w:pPr>
+      <w:r>
+        <w:rPr>
+          <w:b w:val="0"/>
+        </w:rPr>
+        <w:t>Explain how changed included cases can affect a fixed model, and why identical deterministic records should not differ on a rerun.. Return to this week and explain what you changed.</w:t>
+      </w:r>
+    </w:p>
+    <w:p>
+      <w:pPr>
+        <w:spacing w:line="336" w:lineRule="auto" w:after="180"/>
+      </w:pPr>
+      <w:r>
+        <w:rPr>
+          <w:b w:val="0"/>
+        </w:rPr>
+        <w:t xml:space="preserve">Review Experimental units and independence (ai-7/9). Goal: Explain the </w:t>
+      </w:r>
+      <w:r>
+        <w:rPr>
+          <w:b/>
+        </w:rPr>
+        <w:t>mechanism</w:t>
+      </w:r>
+      <w:r>
+        <w:rPr>
+          <w:b w:val="0"/>
+        </w:rPr>
+        <w:t xml:space="preserve"> and terminology of experimental units and independence. Short practice: Count independent plants and photo views.</w:t>
+      </w:r>
+    </w:p>
+    <w:p>
+      <w:pPr>
+        <w:spacing w:line="336" w:lineRule="auto" w:after="180"/>
+      </w:pPr>
+      <w:r>
+        <w:rPr>
+          <w:b w:val="0"/>
+        </w:rPr>
+        <w:t>Construct the stated group-correct split, then explain why placing a P1 view in evaluation creates leakage for the new-plant goal.. Return to this week and explain what you changed.</w:t>
+      </w:r>
+    </w:p>
+    <w:p>
+      <w:pPr>
+        <w:spacing w:line="336" w:lineRule="auto" w:after="180"/>
+      </w:pPr>
+      <w:r>
+        <w:rPr>
+          <w:b w:val="0"/>
+        </w:rPr>
+        <w:t xml:space="preserve">Review A literature comparison matrix (ai-7/6). Goal: Explain the </w:t>
+      </w:r>
+      <w:r>
+        <w:rPr>
+          <w:b/>
+        </w:rPr>
+        <w:t>mechanism</w:t>
+      </w:r>
+      <w:r>
+        <w:rPr>
+          <w:b w:val="0"/>
+        </w:rPr>
+        <w:t xml:space="preserve"> and terminology of a literature comparison matrix.</w:t>
+      </w:r>
+    </w:p>
+    <w:p>
+      <w:pPr>
+        <w:spacing w:line="336" w:lineRule="auto" w:after="180"/>
+      </w:pPr>
+      <w:r>
+        <w:rPr>
+          <w:b w:val="0"/>
+        </w:rPr>
+        <w:t>Short practice: Explain why 8/10 indoors and 16/20 outdoors share a rate but not a controlled comparison. Which condition column must the literature matrix preserve?. Return to this week and explain what you changed.</w:t>
       </w:r>
     </w:p>
     <w:p>
@@ -2353,8 +3822,61 @@
       </w:r>
     </w:p>
     <w:p>
-      <w:r>
-        <w:t>The browser lab lets you edit the supported Python examples already included in this lesson. Predict first, run, inspect the actual output or error, change one input, then run again. Keep code, predictions, actual results and a reasoned revision together. On paper, label your result as a trace rather than an execution.</w:t>
+      <w:pPr>
+        <w:spacing w:line="336" w:lineRule="auto" w:after="180"/>
+      </w:pPr>
+      <w:r>
+        <w:rPr>
+          <w:b w:val="0"/>
+        </w:rPr>
+        <w:t xml:space="preserve">The browser lab lets you edit the supported Python examples already included in this lesson. Predict first, run, inspect the actual </w:t>
+      </w:r>
+      <w:r>
+        <w:rPr>
+          <w:b/>
+        </w:rPr>
+        <w:t>output</w:t>
+      </w:r>
+      <w:r>
+        <w:rPr>
+          <w:b w:val="0"/>
+        </w:rPr>
+        <w:t xml:space="preserve"> or error, change one </w:t>
+      </w:r>
+      <w:r>
+        <w:rPr>
+          <w:b/>
+        </w:rPr>
+        <w:t>input</w:t>
+      </w:r>
+      <w:r>
+        <w:rPr>
+          <w:b w:val="0"/>
+        </w:rPr>
+        <w:t>, then run again.</w:t>
+      </w:r>
+    </w:p>
+    <w:p>
+      <w:pPr>
+        <w:spacing w:line="336" w:lineRule="auto" w:after="180"/>
+      </w:pPr>
+      <w:r>
+        <w:rPr>
+          <w:b w:val="0"/>
+        </w:rPr>
+        <w:t xml:space="preserve">Keep code, </w:t>
+      </w:r>
+      <w:r>
+        <w:rPr>
+          <w:b/>
+        </w:rPr>
+        <w:t>prediction</w:t>
+      </w:r>
+      <w:r>
+        <w:rPr>
+          <w:b w:val="0"/>
+        </w:rPr>
+        <w:t>s, actual results and a reasoned revision together. On paper, label your result as a trace rather than an execution.</w:t>
       </w:r>
     </w:p>
     <w:p>
@@ -2366,8 +3888,566 @@
       </w:r>
     </w:p>
     <w:p>
-      <w:r>
-        <w:t>Use Download completed work in the hosted lesson to export your answers, reflections, practice feedback and code-run evidence. Open the HTML copy to read or print it. Drafts stay in this browser when storage is available; clear drafts on a shared device.</w:t>
+      <w:pPr>
+        <w:spacing w:line="336" w:lineRule="auto" w:after="180"/>
+      </w:pPr>
+      <w:r>
+        <w:rPr>
+          <w:b w:val="0"/>
+        </w:rPr>
+        <w:t xml:space="preserve">Use Download completed work in the hosted lesson to export your answers, reflections, practice feedback and code-run </w:t>
+      </w:r>
+      <w:r>
+        <w:rPr>
+          <w:b/>
+        </w:rPr>
+        <w:t>evidence</w:t>
+      </w:r>
+      <w:r>
+        <w:rPr>
+          <w:b w:val="0"/>
+        </w:rPr>
+        <w:t>. Open the HTML copy to read or print it.</w:t>
+      </w:r>
+    </w:p>
+    <w:p>
+      <w:pPr>
+        <w:spacing w:line="336" w:lineRule="auto" w:after="180"/>
+      </w:pPr>
+      <w:r>
+        <w:rPr>
+          <w:b w:val="0"/>
+        </w:rPr>
+        <w:t>Drafts stay in this browser when storage is available; clear drafts on a shared device.</w:t>
+      </w:r>
+    </w:p>
+    <w:p>
+      <w:pPr>
+        <w:pStyle w:val="Heading1"/>
+      </w:pPr>
+      <w:r>
+        <w:t>18. Visual concept journey</w:t>
+      </w:r>
+    </w:p>
+    <w:p>
+      <w:r>
+        <w:t>Explain each Uncertainty intervals graphic using its labels, deciding evidence and relevant limitation.</w:t>
+      </w:r>
+    </w:p>
+    <w:p>
+      <w:pPr>
+        <w:pStyle w:val="Heading3"/>
+      </w:pPr>
+      <w:r>
+        <w:t>01. Uncertainty intervals: the case</w:t>
+      </w:r>
+    </w:p>
+    <w:p>
+      <w:r>
+        <w:drawing>
+          <wp:inline xmlns:a="http://schemas.openxmlformats.org/drawingml/2006/main" xmlns:pic="http://schemas.openxmlformats.org/drawingml/2006/picture">
+            <wp:extent cx="5486400" cy="2834640"/>
+            <wp:docPr id="3" name="Picture 3" descr="Read a supplied uncertainty interval. A fictional study supplies an interval for a mean time difference under its stated sampling model. Supplied facts: Estimated difference B−A is -0.8 seconds; supplied 95% confidence interval is [-1.4,-0.2] seconds. Assume the study’s interval method is appropriate."/>
+            <wp:cNvGraphicFramePr>
+              <a:graphicFrameLocks noChangeAspect="1"/>
+            </wp:cNvGraphicFramePr>
+            <a:graphic>
+              <a:graphicData uri="http://schemas.openxmlformats.org/drawingml/2006/picture">
+                <pic:pic>
+                  <pic:nvPicPr>
+                    <pic:cNvPr id="0" name="academy-story-ai-7-12-01.png"/>
+                    <pic:cNvPicPr/>
+                  </pic:nvPicPr>
+                  <pic:blipFill>
+                    <a:blip r:embed="rId11"/>
+                    <a:stretch>
+                      <a:fillRect/>
+                    </a:stretch>
+                  </pic:blipFill>
+                  <pic:spPr>
+                    <a:xfrm>
+                      <a:off x="0" y="0"/>
+                      <a:ext cx="5486400" cy="2834640"/>
+                    </a:xfrm>
+                    <a:prstGeom prst="rect"/>
+                  </pic:spPr>
+                </pic:pic>
+              </a:graphicData>
+            </a:graphic>
+          </wp:inline>
+        </w:drawing>
+      </w:r>
+    </w:p>
+    <w:p>
+      <w:pPr>
+        <w:spacing w:line="336" w:lineRule="auto" w:after="180"/>
+      </w:pPr>
+      <w:r>
+        <w:rPr>
+          <w:b w:val="0"/>
+        </w:rPr>
+        <w:t>Read a supplied uncertainty interval. A fictional study supplies an interval for a mean time difference under its stated sampling model.</w:t>
+      </w:r>
+    </w:p>
+    <w:p>
+      <w:pPr>
+        <w:spacing w:line="336" w:lineRule="auto" w:after="180"/>
+      </w:pPr>
+      <w:r>
+        <w:rPr>
+          <w:b w:val="0"/>
+        </w:rPr>
+        <w:t xml:space="preserve">Supplied facts: Estimated difference B−A is -0.8 seconds; supplied 95% </w:t>
+      </w:r>
+      <w:r>
+        <w:rPr>
+          <w:b/>
+        </w:rPr>
+        <w:t>confidence interval</w:t>
+      </w:r>
+      <w:r>
+        <w:rPr>
+          <w:b w:val="0"/>
+        </w:rPr>
+        <w:t xml:space="preserve"> is [-1.4,-0.2] seconds. Assume the study’s interval method is appropriate.</w:t>
+      </w:r>
+    </w:p>
+    <w:p>
+      <w:pPr>
+        <w:spacing w:line="336" w:lineRule="auto" w:after="180"/>
+        <w:shd w:fill="F5F1FB"/>
+      </w:pPr>
+      <w:r>
+        <w:rPr>
+          <w:b w:val="0"/>
+        </w:rPr>
+        <w:t>Point to the given fact that matters most. Explain why it matters.</w:t>
+      </w:r>
+    </w:p>
+    <w:p>
+      <w:pPr>
+        <w:pStyle w:val="Heading3"/>
+      </w:pPr>
+      <w:r>
+        <w:t>02. Follow the deciding steps</w:t>
+      </w:r>
+    </w:p>
+    <w:p>
+      <w:r>
+        <w:drawing>
+          <wp:inline xmlns:a="http://schemas.openxmlformats.org/drawingml/2006/main" xmlns:pic="http://schemas.openxmlformats.org/drawingml/2006/picture">
+            <wp:extent cx="5486400" cy="3337560"/>
+            <wp:docPr id="4" name="Picture 4" descr="Locate the estimate: -0.8 lies between the interval endpoints. → Interpret the sign: Negative B−A means B took less time under this measurement convention. → Respect coverage meaning: 95% describes the method’s long-run coverage, not a 95% probability for this fixed parameter."/>
+            <wp:cNvGraphicFramePr>
+              <a:graphicFrameLocks noChangeAspect="1"/>
+            </wp:cNvGraphicFramePr>
+            <a:graphic>
+              <a:graphicData uri="http://schemas.openxmlformats.org/drawingml/2006/picture">
+                <pic:pic>
+                  <pic:nvPicPr>
+                    <pic:cNvPr id="0" name="academy-story-ai-7-12-02.png"/>
+                    <pic:cNvPicPr/>
+                  </pic:nvPicPr>
+                  <pic:blipFill>
+                    <a:blip r:embed="rId12"/>
+                    <a:stretch>
+                      <a:fillRect/>
+                    </a:stretch>
+                  </pic:blipFill>
+                  <pic:spPr>
+                    <a:xfrm>
+                      <a:off x="0" y="0"/>
+                      <a:ext cx="5486400" cy="3337560"/>
+                    </a:xfrm>
+                    <a:prstGeom prst="rect"/>
+                  </pic:spPr>
+                </pic:pic>
+              </a:graphicData>
+            </a:graphic>
+          </wp:inline>
+        </w:drawing>
+      </w:r>
+    </w:p>
+    <w:p>
+      <w:pPr>
+        <w:spacing w:line="336" w:lineRule="auto" w:after="180"/>
+      </w:pPr>
+      <w:r>
+        <w:rPr>
+          <w:b w:val="0"/>
+        </w:rPr>
+        <w:t>Locate the estimate: -0.8 lies between the interval endpoints. → Interpret the sign: Negative B−A means B took less time under this measurement convention. → Respect coverage meaning: 95% describes the method’s long-run coverage, not a 95% probability for this fixed parameter.</w:t>
+      </w:r>
+    </w:p>
+    <w:p>
+      <w:pPr>
+        <w:spacing w:line="336" w:lineRule="auto" w:after="180"/>
+        <w:shd w:fill="F5F1FB"/>
+      </w:pPr>
+      <w:r>
+        <w:rPr>
+          <w:b w:val="0"/>
+        </w:rPr>
+        <w:t xml:space="preserve">Point to each numbered stage and explain which recorded </w:t>
+      </w:r>
+      <w:r>
+        <w:rPr>
+          <w:b/>
+        </w:rPr>
+        <w:t>input</w:t>
+      </w:r>
+      <w:r>
+        <w:rPr>
+          <w:b w:val="0"/>
+        </w:rPr>
+        <w:t xml:space="preserve"> it uses.</w:t>
+      </w:r>
+    </w:p>
+    <w:p>
+      <w:pPr>
+        <w:pStyle w:val="Heading3"/>
+      </w:pPr>
+      <w:r>
+        <w:t>03. Supplied interval for B minus A time</w:t>
+      </w:r>
+    </w:p>
+    <w:p>
+      <w:r>
+        <w:drawing>
+          <wp:inline xmlns:a="http://schemas.openxmlformats.org/drawingml/2006/main" xmlns:pic="http://schemas.openxmlformats.org/drawingml/2006/picture">
+            <wp:extent cx="5486400" cy="3096768"/>
+            <wp:docPr id="5" name="Picture 5" descr="Supplied interval for B minus A time. Original supplied interval: Lower endpoint (s) = -1.4, Estimate (s) = -0.8, Upper endpoint (s) = -0.2. Changed supplied interval: Lower endpoint (s) = -1.4, Estimate (s) = not specified, Upper endpoint (s) = 0.3."/>
+            <wp:cNvGraphicFramePr>
+              <a:graphicFrameLocks noChangeAspect="1"/>
+            </wp:cNvGraphicFramePr>
+            <a:graphic>
+              <a:graphicData uri="http://schemas.openxmlformats.org/drawingml/2006/picture">
+                <pic:pic>
+                  <pic:nvPicPr>
+                    <pic:cNvPr id="0" name="academy-story-ai-7-12-03.png"/>
+                    <pic:cNvPicPr/>
+                  </pic:nvPicPr>
+                  <pic:blipFill>
+                    <a:blip r:embed="rId13"/>
+                    <a:stretch>
+                      <a:fillRect/>
+                    </a:stretch>
+                  </pic:blipFill>
+                  <pic:spPr>
+                    <a:xfrm>
+                      <a:off x="0" y="0"/>
+                      <a:ext cx="5486400" cy="3096768"/>
+                    </a:xfrm>
+                    <a:prstGeom prst="rect"/>
+                  </pic:spPr>
+                </pic:pic>
+              </a:graphicData>
+            </a:graphic>
+          </wp:inline>
+        </w:drawing>
+      </w:r>
+    </w:p>
+    <w:p>
+      <w:pPr>
+        <w:spacing w:line="336" w:lineRule="auto" w:after="180"/>
+      </w:pPr>
+      <w:r>
+        <w:rPr>
+          <w:b w:val="0"/>
+        </w:rPr>
+        <w:t>Supplied interval for B minus A time. Original supplied interval: Lower endpoint (s) = -1.4, Estimate (s) = -0.8, Upper endpoint (s) = -0.2.</w:t>
+      </w:r>
+    </w:p>
+    <w:p>
+      <w:pPr>
+        <w:spacing w:line="336" w:lineRule="auto" w:after="180"/>
+      </w:pPr>
+      <w:r>
+        <w:rPr>
+          <w:b w:val="0"/>
+        </w:rPr>
+        <w:t>Changed supplied interval: Lower endpoint (s) = -1.4, Estimate (s) = not specified, Upper endpoint (s) = 0.3.</w:t>
+      </w:r>
+    </w:p>
+    <w:p>
+      <w:pPr>
+        <w:spacing w:line="336" w:lineRule="auto" w:after="180"/>
+        <w:shd w:fill="F5F1FB"/>
+      </w:pPr>
+      <w:r>
+        <w:rPr>
+          <w:b w:val="0"/>
+        </w:rPr>
+        <w:t>Read the labels and values. Explain the relationship the model shows.</w:t>
+      </w:r>
+    </w:p>
+    <w:p>
+      <w:pPr>
+        <w:pStyle w:val="Heading3"/>
+      </w:pPr>
+      <w:r>
+        <w:t>04. Change one thing. Trace what follows.</w:t>
+      </w:r>
+    </w:p>
+    <w:p>
+      <w:r>
+        <w:drawing>
+          <wp:inline xmlns:a="http://schemas.openxmlformats.org/drawingml/2006/main" xmlns:pic="http://schemas.openxmlformats.org/drawingml/2006/picture">
+            <wp:extent cx="5486400" cy="3191256"/>
+            <wp:docPr id="6" name="Picture 6" descr="Original case: 95% describes the method’s long-run coverage, not a 95% probability for this fixed parameter. Changed condition: Use a supplied interval [-1.4,0.3] instead. Expected result: It includes zero and positive differences, so both no difference and slower B remain compatible with that interval. Reason: The new upper endpoint crosses zero."/>
+            <wp:cNvGraphicFramePr>
+              <a:graphicFrameLocks noChangeAspect="1"/>
+            </wp:cNvGraphicFramePr>
+            <a:graphic>
+              <a:graphicData uri="http://schemas.openxmlformats.org/drawingml/2006/picture">
+                <pic:pic>
+                  <pic:nvPicPr>
+                    <pic:cNvPr id="0" name="academy-story-ai-7-12-04.png"/>
+                    <pic:cNvPicPr/>
+                  </pic:nvPicPr>
+                  <pic:blipFill>
+                    <a:blip r:embed="rId14"/>
+                    <a:stretch>
+                      <a:fillRect/>
+                    </a:stretch>
+                  </pic:blipFill>
+                  <pic:spPr>
+                    <a:xfrm>
+                      <a:off x="0" y="0"/>
+                      <a:ext cx="5486400" cy="3191256"/>
+                    </a:xfrm>
+                    <a:prstGeom prst="rect"/>
+                  </pic:spPr>
+                </pic:pic>
+              </a:graphicData>
+            </a:graphic>
+          </wp:inline>
+        </w:drawing>
+      </w:r>
+    </w:p>
+    <w:p>
+      <w:pPr>
+        <w:spacing w:line="336" w:lineRule="auto" w:after="180"/>
+      </w:pPr>
+      <w:r>
+        <w:rPr>
+          <w:b w:val="0"/>
+        </w:rPr>
+        <w:t>Original case: 95% describes the method’s long-run coverage, not a 95% probability for this fixed parameter. Changed condition: Use a supplied interval [-1.4,0.3] instead.</w:t>
+      </w:r>
+    </w:p>
+    <w:p>
+      <w:pPr>
+        <w:spacing w:line="336" w:lineRule="auto" w:after="180"/>
+      </w:pPr>
+      <w:r>
+        <w:rPr>
+          <w:b w:val="0"/>
+        </w:rPr>
+        <w:t>Expected result: It includes zero and positive differences, so both no difference and slower B remain compatible with that interval. Reason: The new upper endpoint crosses zero.</w:t>
+      </w:r>
+    </w:p>
+    <w:p>
+      <w:pPr>
+        <w:spacing w:line="336" w:lineRule="auto" w:after="180"/>
+        <w:shd w:fill="F5F1FB"/>
+      </w:pPr>
+      <w:r>
+        <w:rPr>
+          <w:b w:val="0"/>
+        </w:rPr>
+        <w:t>Predict before checking the worked changed-case result. Name what changed and what the supplied facts allow you to conclude.</w:t>
+      </w:r>
+    </w:p>
+    <w:p>
+      <w:pPr>
+        <w:pStyle w:val="Heading3"/>
+      </w:pPr>
+      <w:r>
+        <w:t>05. Connect the explanation to its limit</w:t>
+      </w:r>
+    </w:p>
+    <w:p>
+      <w:r>
+        <w:drawing>
+          <wp:inline xmlns:a="http://schemas.openxmlformats.org/drawingml/2006/main" xmlns:pic="http://schemas.openxmlformats.org/drawingml/2006/picture">
+            <wp:extent cx="5486400" cy="2834640"/>
+            <wp:docPr id="7" name="Picture 7" descr="An uncertainty interval conveys precision under assumptions. Its endpoints, units, comparison direction and method all matter; the interval is supplied here, not calculated from unavailable raw data. Limit: An interval does not establish practical value or causality, and invalid sampling assumptions can invalidate its interpretation."/>
+            <wp:cNvGraphicFramePr>
+              <a:graphicFrameLocks noChangeAspect="1"/>
+            </wp:cNvGraphicFramePr>
+            <a:graphic>
+              <a:graphicData uri="http://schemas.openxmlformats.org/drawingml/2006/picture">
+                <pic:pic>
+                  <pic:nvPicPr>
+                    <pic:cNvPr id="0" name="academy-story-ai-7-12-05.png"/>
+                    <pic:cNvPicPr/>
+                  </pic:nvPicPr>
+                  <pic:blipFill>
+                    <a:blip r:embed="rId15"/>
+                    <a:stretch>
+                      <a:fillRect/>
+                    </a:stretch>
+                  </pic:blipFill>
+                  <pic:spPr>
+                    <a:xfrm>
+                      <a:off x="0" y="0"/>
+                      <a:ext cx="5486400" cy="2834640"/>
+                    </a:xfrm>
+                    <a:prstGeom prst="rect"/>
+                  </pic:spPr>
+                </pic:pic>
+              </a:graphicData>
+            </a:graphic>
+          </wp:inline>
+        </w:drawing>
+      </w:r>
+    </w:p>
+    <w:p>
+      <w:pPr>
+        <w:spacing w:line="336" w:lineRule="auto" w:after="180"/>
+      </w:pPr>
+      <w:r>
+        <w:rPr>
+          <w:b w:val="0"/>
+        </w:rPr>
+        <w:t>An uncertainty interval conveys precision under assumptions. Its endpoints, units, comparison direction and method all matter; the interval is supplied here, not calculated from unavailable raw data.</w:t>
+      </w:r>
+    </w:p>
+    <w:p>
+      <w:pPr>
+        <w:spacing w:line="336" w:lineRule="auto" w:after="180"/>
+      </w:pPr>
+      <w:r>
+        <w:rPr>
+          <w:b w:val="0"/>
+        </w:rPr>
+        <w:t>Limit: An interval does not establish practical value or causality, and invalid sampling assumptions can invalidate its interpretation.</w:t>
+      </w:r>
+    </w:p>
+    <w:p>
+      <w:pPr>
+        <w:spacing w:line="336" w:lineRule="auto" w:after="180"/>
+        <w:shd w:fill="F5F1FB"/>
+      </w:pPr>
+      <w:r>
+        <w:rPr>
+          <w:b w:val="0"/>
+        </w:rPr>
+        <w:t>Explain the case, then point to a limit on the claim.</w:t>
+      </w:r>
+    </w:p>
+    <w:p>
+      <w:pPr>
+        <w:pStyle w:val="Heading3"/>
+      </w:pPr>
+      <w:r>
+        <w:t>06. Make the idea visible in your project</w:t>
+      </w:r>
+    </w:p>
+    <w:p>
+      <w:r>
+        <w:drawing>
+          <wp:inline xmlns:a="http://schemas.openxmlformats.org/drawingml/2006/main" xmlns:pic="http://schemas.openxmlformats.org/drawingml/2006/picture">
+            <wp:extent cx="5486400" cy="3681984"/>
+            <wp:docPr id="8" name="Picture 8" descr="For the Reproducible AI Research Study, retain an annotated worked trace and the changed-case reasoning. Connect the claim to its records, units and assumptions so another investigator can challenge or reproduce it. Draw your input, deciding step, result and limit. Supported question: Locate -0.8 and zero relative to the supplied interval [-1.4,-0.2]. Interpret the sign and confidence-method meaning, then describe what changes with interval [-1.4,0.3]."/>
+            <wp:cNvGraphicFramePr>
+              <a:graphicFrameLocks noChangeAspect="1"/>
+            </wp:cNvGraphicFramePr>
+            <a:graphic>
+              <a:graphicData uri="http://schemas.openxmlformats.org/drawingml/2006/picture">
+                <pic:pic>
+                  <pic:nvPicPr>
+                    <pic:cNvPr id="0" name="academy-story-ai-7-12-06.png"/>
+                    <pic:cNvPicPr/>
+                  </pic:nvPicPr>
+                  <pic:blipFill>
+                    <a:blip r:embed="rId16"/>
+                    <a:stretch>
+                      <a:fillRect/>
+                    </a:stretch>
+                  </pic:blipFill>
+                  <pic:spPr>
+                    <a:xfrm>
+                      <a:off x="0" y="0"/>
+                      <a:ext cx="5486400" cy="3681984"/>
+                    </a:xfrm>
+                    <a:prstGeom prst="rect"/>
+                  </pic:spPr>
+                </pic:pic>
+              </a:graphicData>
+            </a:graphic>
+          </wp:inline>
+        </w:drawing>
+      </w:r>
+    </w:p>
+    <w:p>
+      <w:pPr>
+        <w:spacing w:line="336" w:lineRule="auto" w:after="180"/>
+      </w:pPr>
+      <w:r>
+        <w:rPr>
+          <w:b w:val="0"/>
+        </w:rPr>
+        <w:t>For the Reproducible AI Research Study, retain an annotated worked trace and the changed-case reasoning. Connect the claim to its records, units and assumptions so another investigator can challenge or reproduce it.</w:t>
+      </w:r>
+    </w:p>
+    <w:p>
+      <w:pPr>
+        <w:spacing w:line="336" w:lineRule="auto" w:after="180"/>
+      </w:pPr>
+      <w:r>
+        <w:rPr>
+          <w:b w:val="0"/>
+        </w:rPr>
+        <w:t xml:space="preserve">Draw your </w:t>
+      </w:r>
+      <w:r>
+        <w:rPr>
+          <w:b/>
+        </w:rPr>
+        <w:t>input</w:t>
+      </w:r>
+      <w:r>
+        <w:rPr>
+          <w:b w:val="0"/>
+        </w:rPr>
+        <w:t>, deciding step, result and limit. Supported question: Locate -0.8 and zero relative to the supplied interval [-1.4,-0.2].</w:t>
+      </w:r>
+    </w:p>
+    <w:p>
+      <w:pPr>
+        <w:spacing w:line="336" w:lineRule="auto" w:after="180"/>
+      </w:pPr>
+      <w:r>
+        <w:rPr>
+          <w:b w:val="0"/>
+        </w:rPr>
+        <w:t>Interpret the sign and confidence-method meaning, then describe what changes with interval [-1.4,0.3].</w:t>
+      </w:r>
+    </w:p>
+    <w:p>
+      <w:pPr>
+        <w:spacing w:line="336" w:lineRule="auto" w:after="180"/>
+        <w:shd w:fill="F5F1FB"/>
+      </w:pPr>
+      <w:r>
+        <w:rPr>
+          <w:b w:val="0"/>
+        </w:rPr>
+        <w:t xml:space="preserve">Draw your project trace and justify the deciding step using </w:t>
+      </w:r>
+      <w:r>
+        <w:rPr>
+          <w:b/>
+        </w:rPr>
+        <w:t>evidence</w:t>
+      </w:r>
+      <w:r>
+        <w:rPr>
+          <w:b w:val="0"/>
+        </w:rPr>
+        <w:t>.</w:t>
       </w:r>
     </w:p>
     <w:sectPr>

--- a/downloads/student/ai-7-week-12.docx
+++ b/downloads/student/ai-7-week-12.docx
@@ -405,7 +405,7 @@
         <w:rPr>
           <w:b w:val="0"/>
         </w:rPr>
-        <w:t>For this constructed exercise assume independent normal measurements with known population standard deviation2. A95% mean interval uses supplied normal critical value1.96:mean plus/minus1.96*sigma/sqrt(n).</w:t>
+        <w:t>For this constructed exercise assume independent normal measurements with known population standard deviation 2. A 95% mean interval uses supplied normal critical value 1.96:mean plus/minus1.96*sigma/sqrt(n).</w:t>
       </w:r>
     </w:p>
     <w:p>
@@ -492,7 +492,7 @@
           </w:tcPr>
           <w:p>
             <w:r>
-              <w:t>Observed mean10, n16, sigma2. Compute standard error, margin and interval.</w:t>
+              <w:t>Assume 16 independent normal measurements with observed mean 10 and known population standard deviation 2. Use a 95% interval: mean ± 1.96 × sigma / sqrt(n). Compute the standard error, margin and interval.</w:t>
             </w:r>
           </w:p>
         </w:tc>
@@ -502,7 +502,7 @@
           </w:tcPr>
           <w:p>
             <w:r>
-              <w:t>For this constructed exercise assume independent normal measurements with known population standard deviation2. A95% mean interval uses supplied normal critical value1.96:mean plus/minus1.96*sigma/sqrt(n). Unknown sigma requires a different justified method.</w:t>
+              <w:t>For this constructed exercise assume independent normal measurements with known population standard deviation 2. A 95% mean interval uses supplied normal critical value 1.96:mean plus/minus1.96*sigma/sqrt(n). Unknown sigma requires a different justified method.</w:t>
             </w:r>
           </w:p>
         </w:tc>
@@ -629,7 +629,7 @@
         <w:rPr>
           <w:b w:val="0"/>
         </w:rPr>
-        <w:t xml:space="preserve">Observed mean10, n16, sigma2. Compute </w:t>
+        <w:t xml:space="preserve">Assume 16 independent normal measurements with observed mean 10 and known population standard deviation 2. Use a 95% interval: mean ± 1.96 × sigma / sqrt(n). Compute the </w:t>
       </w:r>
       <w:r>
         <w:rPr>
@@ -910,7 +910,7 @@
         <w:rPr>
           <w:b w:val="0"/>
         </w:rPr>
-        <w:t xml:space="preserve">Observed mean10, n16, sigma2. Compute </w:t>
+        <w:t xml:space="preserve">Assume 16 independent normal measurements with observed mean 10 and known population standard deviation 2. Use a 95% interval: mean ± 1.96 × sigma / sqrt(n). Compute the </w:t>
       </w:r>
       <w:r>
         <w:rPr>
@@ -1975,7 +1975,7 @@
         <w:rPr>
           <w:b w:val="0"/>
         </w:rPr>
-        <w:t xml:space="preserve">Observed mean10, n16, sigma2. Compute </w:t>
+        <w:t xml:space="preserve">Assume 16 independent normal measurements with observed mean 10 and known population standard deviation 2. Use a 95% interval: mean ± 1.96 × sigma / sqrt(n). Compute the </w:t>
       </w:r>
       <w:r>
         <w:rPr>
@@ -2746,7 +2746,7 @@
           </w:tcPr>
           <w:p>
             <w:r>
-              <w:t>Observed mean10, n16, sigma2. Compute standard error, margin and interval.</w:t>
+              <w:t>Assume 16 independent normal measurements with observed mean 10 and known population standard deviation 2. Use a 95% interval: mean ± 1.96 × sigma / sqrt(n). Compute the standard error, margin and interval.</w:t>
             </w:r>
           </w:p>
         </w:tc>
@@ -2756,7 +2756,7 @@
           </w:tcPr>
           <w:p>
             <w:r>
-              <w:t>For this constructed exercise assume independent normal measurements with known population standard deviation2. A95% mean interval uses supplied normal critical value1.96:mean plus/minus1.96*sigma/sqrt(n). Unknown sigma requires a different justified method.</w:t>
+              <w:t>For this constructed exercise assume independent normal measurements with known population standard deviation 2. A 95% mean interval uses supplied normal critical value 1.96:mean plus/minus1.96*sigma/sqrt(n). Unknown sigma requires a different justified method.</w:t>
             </w:r>
           </w:p>
         </w:tc>
@@ -2867,19 +2867,7 @@
         <w:rPr>
           <w:b w:val="0"/>
         </w:rPr>
-        <w:t xml:space="preserve">Mean20, n25, </w:t>
-      </w:r>
-      <w:r>
-        <w:rPr>
-          <w:b/>
-        </w:rPr>
-        <w:t>known sigma</w:t>
-      </w:r>
-      <w:r>
-        <w:rPr>
-          <w:b w:val="0"/>
-        </w:rPr>
-        <w:t>5 and critical1.96. Compute interval and name one assumption.</w:t>
+        <w:t>Observed mean is 20 from 25 independent normal measurements; population standard deviation is known to be 5. Use the supplied 95% rule mean ± 1.96 × sigma / sqrt(n). Compute the interval and name one assumption.</w:t>
       </w:r>
     </w:p>
     <w:p>
@@ -2952,19 +2940,7 @@
         <w:rPr>
           <w:b w:val="0"/>
         </w:rPr>
-        <w:t xml:space="preserve">Mean20, n25, </w:t>
-      </w:r>
-      <w:r>
-        <w:rPr>
-          <w:b/>
-        </w:rPr>
-        <w:t>known sigma</w:t>
-      </w:r>
-      <w:r>
-        <w:rPr>
-          <w:b w:val="0"/>
-        </w:rPr>
-        <w:t>5 and critical1.96. Compute interval and name one assumption.</w:t>
+        <w:t>Observed mean is 20 from 25 independent normal measurements; population standard deviation is known to be 5. Use the supplied 95% rule mean ± 1.96 × sigma / sqrt(n). Compute the interval and name one assumption.</w:t>
       </w:r>
     </w:p>
     <w:p>

--- a/downloads/student/ai-7-week-12.docx
+++ b/downloads/student/ai-7-week-12.docx
@@ -25,12 +25,17 @@
         <w:pStyle w:val="Heading1"/>
       </w:pPr>
       <w:r>
-        <w:t>Before you start</w:t>
-      </w:r>
-    </w:p>
-    <w:p>
-      <w:r>
-        <w:t>Recall Sampling variability. Explain why a recorded result needs its input conditions and evidence source before it can support a claim.</w:t>
+        <w:t>State the model. Calculate the bounds. Explain the coverage.</w:t>
+      </w:r>
+    </w:p>
+    <w:p>
+      <w:r>
+        <w:t>Compute a known-sigma normal mean interval and interpret separate supplied differences without inventing missing data or stronger claims.</w:t>
+      </w:r>
+    </w:p>
+    <w:p>
+      <w:r>
+        <w:t>Interval contract → standard-error/margin ledger → supplied-difference native plot → target/model probes → complete numeric audit → independent new inputs.</w:t>
       </w:r>
     </w:p>
     <w:p>
@@ -38,20 +43,20 @@
         <w:pStyle w:val="Heading1"/>
       </w:pPr>
       <w:r>
-        <w:t>01. Your mission</w:t>
-      </w:r>
-    </w:p>
-    <w:p>
-      <w:r>
-        <w:t>Start with the target: Explain the mechanism and terminology of uncertainty intervals. Try the recall before opening notes.</w:t>
-      </w:r>
-    </w:p>
-    <w:p>
-      <w:pPr>
-        <w:pStyle w:val="Heading3"/>
-      </w:pPr>
-      <w:r>
-        <w:t>Your learning target</w:t>
+        <w:t>01. Calculate a mean interval under a stated sampling model</w:t>
+      </w:r>
+    </w:p>
+    <w:p>
+      <w:r>
+        <w:t>Separate arithmetic, confidence-method meaning and unverified assumptions.</w:t>
+      </w:r>
+    </w:p>
+    <w:p>
+      <w:pPr>
+        <w:pStyle w:val="Heading2"/>
+      </w:pPr>
+      <w:r>
+        <w:t>Learning goals</w:t>
       </w:r>
     </w:p>
     <w:p>
@@ -101,10 +106,10 @@
     </w:p>
     <w:p>
       <w:pPr>
-        <w:pStyle w:val="Heading3"/>
-      </w:pPr>
-      <w:r>
-        <w:t>Remember before reading</w:t>
+        <w:pStyle w:val="Heading2"/>
+      </w:pPr>
+      <w:r>
+        <w:t>Retrieve sampling variability, units and known-model probabilities</w:t>
       </w:r>
     </w:p>
     <w:p>
@@ -176,6 +181,88 @@
     </w:p>
     <w:p>
       <w:pPr>
+        <w:pStyle w:val="Heading2"/>
+      </w:pPr>
+      <w:r>
+        <w:t>Prerequisite and starting response</w:t>
+      </w:r>
+    </w:p>
+    <w:p>
+      <w:pPr>
+        <w:pStyle w:val="ListBullet"/>
+      </w:pPr>
+      <w:r>
+        <w:t>Recall Sampling variability. Explain why a recorded result needs its input conditions and evidence source before it can support a claim.</w:t>
+      </w:r>
+    </w:p>
+    <w:p>
+      <w:pPr>
+        <w:pStyle w:val="Heading3"/>
+      </w:pPr>
+      <w:r>
+        <w:t>My starting explanation</w:t>
+      </w:r>
+    </w:p>
+    <w:p>
+      <w:r>
+        <w:t>________________________________________________________________</w:t>
+      </w:r>
+    </w:p>
+    <w:p>
+      <w:r>
+        <w:t>________________________________________________________________</w:t>
+      </w:r>
+    </w:p>
+    <w:p>
+      <w:r>
+        <w:t>________________________________________________________________</w:t>
+      </w:r>
+    </w:p>
+    <w:p>
+      <w:pPr>
+        <w:pStyle w:val="Heading2"/>
+      </w:pPr>
+      <w:r>
+        <w:t>End goal</w:t>
+      </w:r>
+    </w:p>
+    <w:p>
+      <w:pPr>
+        <w:spacing w:line="336" w:lineRule="auto" w:after="180"/>
+      </w:pPr>
+      <w:r>
+        <w:rPr>
+          <w:b w:val="0"/>
+        </w:rPr>
+        <w:t>Explain uncertainty intervals using the records and boundaries of this fictional investigation.</w:t>
+      </w:r>
+    </w:p>
+    <w:p>
+      <w:pPr>
+        <w:pStyle w:val="Heading2"/>
+      </w:pPr>
+      <w:r>
+        <w:t>Earlier wording, alternatives and picture transcripts · reference / check after trying</w:t>
+      </w:r>
+    </w:p>
+    <w:p>
+      <w:pPr>
+        <w:pStyle w:val="Heading3"/>
+      </w:pPr>
+      <w:r>
+        <w:t>Your learning target</w:t>
+      </w:r>
+    </w:p>
+    <w:p>
+      <w:pPr>
+        <w:pStyle w:val="Heading3"/>
+      </w:pPr>
+      <w:r>
+        <w:t>Remember before reading</w:t>
+      </w:r>
+    </w:p>
+    <w:p>
+      <w:pPr>
         <w:spacing w:line="336" w:lineRule="auto" w:after="180"/>
       </w:pPr>
       <w:r>
@@ -240,13 +327,739 @@
     </w:p>
     <w:p>
       <w:pPr>
+        <w:pStyle w:val="Heading3"/>
+      </w:pPr>
+      <w:r>
+        <w:t>This week’s end goal</w:t>
+      </w:r>
+    </w:p>
+    <w:p>
+      <w:pPr>
+        <w:pStyle w:val="Heading1"/>
+      </w:pPr>
+      <w:r>
+        <w:t>02. Define the target, formula and confidence meaning before calculating</w:t>
+      </w:r>
+    </w:p>
+    <w:p>
+      <w:r>
+        <w:t>The interval method depends on the sampling assumptions, not just the summary numbers.</w:t>
+      </w:r>
+    </w:p>
+    <w:p>
+      <w:pPr>
+        <w:pStyle w:val="Heading2"/>
+      </w:pPr>
+      <w:r>
+        <w:t>Begin with a mean and its uncertainty</w:t>
+      </w:r>
+    </w:p>
+    <w:p>
+      <w:pPr>
         <w:spacing w:line="336" w:lineRule="auto" w:after="180"/>
       </w:pPr>
       <w:r>
         <w:rPr>
           <w:b w:val="0"/>
         </w:rPr>
-        <w:t xml:space="preserve">Recall Sampling variability. Explain why a recorded result needs its </w:t>
+        <w:t>A sample mean is one estimate. An interval-producing method describes its uncertainty under specified assumptions. In this exercise, sixteen independent normal measurements have observed mean ten and known population standard deviation two. Compute a standard error, multiply by the supplied critical value and extend the interval around the mean.</w:t>
+      </w:r>
+    </w:p>
+    <w:p>
+      <w:pPr>
+        <w:spacing w:line="336" w:lineRule="auto" w:after="180"/>
+      </w:pPr>
+      <w:r>
+        <w:rPr>
+          <w:b w:val="0"/>
+        </w:rPr>
+        <w:t>The confidence level describes repeated use of the procedure under its model; it is not a new probability that this fixed unknown mean lies in the already observed interval.</w:t>
+      </w:r>
+    </w:p>
+    <w:p>
+      <w:pPr>
+        <w:pStyle w:val="Heading2"/>
+      </w:pPr>
+      <w:r>
+        <w:t>Define confidence-method interpretation</w:t>
+      </w:r>
+    </w:p>
+    <w:p>
+      <w:pPr>
+        <w:spacing w:line="336" w:lineRule="auto" w:after="180"/>
+      </w:pPr>
+      <w:r>
+        <w:rPr>
+          <w:b w:val="0"/>
+        </w:rPr>
+        <w:t>An uncertainty interval needs a sampling model and assumptions. A confidence level refers to the repeated-sampling method, not a probability attached to a fixed unknown parameter after observing data.</w:t>
+      </w:r>
+    </w:p>
+    <w:p>
+      <w:pPr>
+        <w:pStyle w:val="Heading2"/>
+      </w:pPr>
+      <w:r>
+        <w:t>Complete known-sigma normal-model contract</w:t>
+      </w:r>
+    </w:p>
+    <w:tbl>
+      <w:tblPr>
+        <w:tblStyle w:val="LightShading-Accent1"/>
+        <w:tblW w:type="auto" w:w="0"/>
+        <w:tblLook w:firstColumn="1" w:firstRow="1" w:lastColumn="0" w:lastRow="0" w:noHBand="0" w:noVBand="1" w:val="04A0"/>
+      </w:tblPr>
+      <w:tblGrid>
+        <w:gridCol w:w="5112"/>
+        <w:gridCol w:w="5112"/>
+      </w:tblGrid>
+      <w:tr>
+        <w:trPr>
+          <w:tblHeader/>
+        </w:trPr>
+        <w:tc>
+          <w:tcPr>
+            <w:tcW w:type="dxa" w:w="5112"/>
+          </w:tcPr>
+          <w:p>
+            <w:r>
+              <w:t>Interval item</w:t>
+            </w:r>
+          </w:p>
+        </w:tc>
+        <w:tc>
+          <w:tcPr>
+            <w:tcW w:type="dxa" w:w="5112"/>
+          </w:tcPr>
+          <w:p>
+            <w:r>
+              <w:t>Complete constructed-exercise contract</w:t>
+            </w:r>
+          </w:p>
+        </w:tc>
+      </w:tr>
+      <w:tr>
+        <w:tc>
+          <w:tcPr>
+            <w:tcW w:type="dxa" w:w="5112"/>
+          </w:tcPr>
+          <w:p>
+            <w:r>
+              <w:t>Target</w:t>
+            </w:r>
+          </w:p>
+        </w:tc>
+        <w:tc>
+          <w:tcPr>
+            <w:tcW w:type="dxa" w:w="5112"/>
+          </w:tcPr>
+          <w:p>
+            <w:r>
+              <w:t>Population mean, not the range of individual observations</w:t>
+            </w:r>
+          </w:p>
+        </w:tc>
+      </w:tr>
+      <w:tr>
+        <w:tc>
+          <w:tcPr>
+            <w:tcW w:type="dxa" w:w="5112"/>
+          </w:tcPr>
+          <w:p>
+            <w:r>
+              <w:t>Sampling assumptions</w:t>
+            </w:r>
+          </w:p>
+        </w:tc>
+        <w:tc>
+          <w:tcPr>
+            <w:tcW w:type="dxa" w:w="5112"/>
+          </w:tcPr>
+          <w:p>
+            <w:r>
+              <w:t>Independent measurements from a normal population; known positive population standard deviation</w:t>
+            </w:r>
+          </w:p>
+        </w:tc>
+      </w:tr>
+      <w:tr>
+        <w:tc>
+          <w:tcPr>
+            <w:tcW w:type="dxa" w:w="5112"/>
+          </w:tcPr>
+          <w:p>
+            <w:r>
+              <w:t>Main supplied summaries</w:t>
+            </w:r>
+          </w:p>
+        </w:tc>
+        <w:tc>
+          <w:tcPr>
+            <w:tcW w:type="dxa" w:w="5112"/>
+          </w:tcPr>
+          <w:p>
+            <w:r>
+              <w:t>Observed mean 10 units; sigma 2 units; n=16</w:t>
+            </w:r>
+          </w:p>
+        </w:tc>
+      </w:tr>
+      <w:tr>
+        <w:tc>
+          <w:tcPr>
+            <w:tcW w:type="dxa" w:w="5112"/>
+          </w:tcPr>
+          <w:p>
+            <w:r>
+              <w:t>Standard error of sample mean</w:t>
+            </w:r>
+          </w:p>
+        </w:tc>
+        <w:tc>
+          <w:tcPr>
+            <w:tcW w:type="dxa" w:w="5112"/>
+          </w:tcPr>
+          <w:p>
+            <w:r>
+              <w:t>SE = sigma / sqrt(n)</w:t>
+            </w:r>
+          </w:p>
+        </w:tc>
+      </w:tr>
+      <w:tr>
+        <w:tc>
+          <w:tcPr>
+            <w:tcW w:type="dxa" w:w="5112"/>
+          </w:tcPr>
+          <w:p>
+            <w:r>
+              <w:t>Supplied critical value</w:t>
+            </w:r>
+          </w:p>
+        </w:tc>
+        <w:tc>
+          <w:tcPr>
+            <w:tcW w:type="dxa" w:w="5112"/>
+          </w:tcPr>
+          <w:p>
+            <w:r>
+              <w:t>1.96, rounded normal critical value for approximately 95% coverage</w:t>
+            </w:r>
+          </w:p>
+        </w:tc>
+      </w:tr>
+      <w:tr>
+        <w:tc>
+          <w:tcPr>
+            <w:tcW w:type="dxa" w:w="5112"/>
+          </w:tcPr>
+          <w:p>
+            <w:r>
+              <w:t>Margin and endpoints</w:t>
+            </w:r>
+          </w:p>
+        </w:tc>
+        <w:tc>
+          <w:tcPr>
+            <w:tcW w:type="dxa" w:w="5112"/>
+          </w:tcPr>
+          <w:p>
+            <w:r>
+              <w:t>Margin =1.96×SE; interval = mean ± margin</w:t>
+            </w:r>
+          </w:p>
+        </w:tc>
+      </w:tr>
+      <w:tr>
+        <w:tc>
+          <w:tcPr>
+            <w:tcW w:type="dxa" w:w="5112"/>
+          </w:tcPr>
+          <w:p>
+            <w:r>
+              <w:t>Confidence interpretation</w:t>
+            </w:r>
+          </w:p>
+        </w:tc>
+        <w:tc>
+          <w:tcPr>
+            <w:tcW w:type="dxa" w:w="5112"/>
+          </w:tcPr>
+          <w:p>
+            <w:r>
+              <w:t>Long-run interval-procedure coverage under assumptions; fixed-parameter probability not supplied</w:t>
+            </w:r>
+          </w:p>
+        </w:tc>
+      </w:tr>
+      <w:tr>
+        <w:tc>
+          <w:tcPr>
+            <w:tcW w:type="dxa" w:w="5112"/>
+          </w:tcPr>
+          <w:p>
+            <w:r>
+              <w:t>Known sigma versus estimated spread</w:t>
+            </w:r>
+          </w:p>
+        </w:tc>
+        <w:tc>
+          <w:tcPr>
+            <w:tcW w:type="dxa" w:w="5112"/>
+          </w:tcPr>
+          <w:p>
+            <w:r>
+              <w:t>Do not substitute sample SD into this exact known-sigma formula without a justified method</w:t>
+            </w:r>
+          </w:p>
+        </w:tc>
+      </w:tr>
+      <w:tr>
+        <w:tc>
+          <w:tcPr>
+            <w:tcW w:type="dxa" w:w="5112"/>
+          </w:tcPr>
+          <w:p>
+            <w:r>
+              <w:t>Model contrast</w:t>
+            </w:r>
+          </w:p>
+        </w:tc>
+        <w:tc>
+          <w:tcPr>
+            <w:tcW w:type="dxa" w:w="5112"/>
+          </w:tcPr>
+          <w:p>
+            <w:r>
+              <w:t>This independent-normal model differs from the previous finite-population without-replacement exercise</w:t>
+            </w:r>
+          </w:p>
+        </w:tc>
+      </w:tr>
+      <w:tr>
+        <w:tc>
+          <w:tcPr>
+            <w:tcW w:type="dxa" w:w="5112"/>
+          </w:tcPr>
+          <w:p>
+            <w:r>
+              <w:t>Limits</w:t>
+            </w:r>
+          </w:p>
+        </w:tc>
+        <w:tc>
+          <w:tcPr>
+            <w:tcW w:type="dxa" w:w="5112"/>
+          </w:tcPr>
+          <w:p>
+            <w:r>
+              <w:t>Numeric guards cannot verify independence, normality, known sigma or unbiased sampling; interval does not repair bias or establish practical value/causality</w:t>
+            </w:r>
+          </w:p>
+        </w:tc>
+      </w:tr>
+    </w:tbl>
+    <w:p>
+      <w:pPr>
+        <w:pStyle w:val="Heading2"/>
+      </w:pPr>
+      <w:r>
+        <w:t>Name supplied and missing evidence</w:t>
+      </w:r>
+    </w:p>
+    <w:p>
+      <w:pPr>
+        <w:pStyle w:val="Heading3"/>
+      </w:pPr>
+      <w:r>
+        <w:t>List the given facts and one fact that is not supplied.</w:t>
+      </w:r>
+    </w:p>
+    <w:p>
+      <w:r>
+        <w:t>________________________________________________________________</w:t>
+      </w:r>
+    </w:p>
+    <w:p>
+      <w:r>
+        <w:t>________________________________________________________________</w:t>
+      </w:r>
+    </w:p>
+    <w:p>
+      <w:r>
+        <w:t>________________________________________________________________</w:t>
+      </w:r>
+    </w:p>
+    <w:p>
+      <w:pPr>
+        <w:pStyle w:val="Heading2"/>
+      </w:pPr>
+      <w:r>
+        <w:t>Earlier wording, alternatives and picture transcripts · reference / check after trying</w:t>
+      </w:r>
+    </w:p>
+    <w:p>
+      <w:pPr>
+        <w:spacing w:line="336" w:lineRule="auto" w:after="180"/>
+      </w:pPr>
+      <w:r>
+        <w:rPr>
+          <w:b w:val="0"/>
+        </w:rPr>
+        <w:t>Begin by writing the question the procedure is intended to answer. Identify the information already supplied, the information it will produce and the information still missing.</w:t>
+      </w:r>
+    </w:p>
+    <w:p>
+      <w:pPr>
+        <w:spacing w:line="336" w:lineRule="auto" w:after="180"/>
+      </w:pPr>
+      <w:r>
+        <w:rPr>
+          <w:b w:val="0"/>
+        </w:rPr>
+        <w:t>These are constructed classroom examples; they do not require live accounts, private records or an external service. Do not treat a plausible explanation as a measured outcome.</w:t>
+      </w:r>
+    </w:p>
+    <w:p>
+      <w:pPr>
+        <w:pStyle w:val="Heading1"/>
+      </w:pPr>
+      <w:r>
+        <w:t>03. Trace standard error, margin and both endpoints</w:t>
+      </w:r>
+    </w:p>
+    <w:p>
+      <w:r>
+        <w:t>Keep population spread sigma distinct from the standard error of the mean.</w:t>
+      </w:r>
+    </w:p>
+    <w:p>
+      <w:pPr>
+        <w:pStyle w:val="Heading2"/>
+      </w:pPr>
+      <w:r>
+        <w:t>Original independent-normal known-sigma procedure</w:t>
+      </w:r>
+    </w:p>
+    <w:p>
+      <w:pPr>
+        <w:spacing w:line="336" w:lineRule="auto" w:after="180"/>
+      </w:pPr>
+      <w:r>
+        <w:rPr>
+          <w:b w:val="0"/>
+        </w:rPr>
+        <w:t>For this constructed exercise assume independent normal measurements with known population standard deviation 2. A 95% mean interval uses supplied normal critical value 1.96: mean plus/minus 1.96*sigma/sqrt(n). Un</w:t>
+      </w:r>
+      <w:r>
+        <w:rPr>
+          <w:b/>
+        </w:rPr>
+        <w:t>known sigma</w:t>
+      </w:r>
+      <w:r>
+        <w:rPr>
+          <w:b w:val="0"/>
+        </w:rPr>
+        <w:t xml:space="preserve"> requires a different justified method.</w:t>
+      </w:r>
+    </w:p>
+    <w:p>
+      <w:pPr>
+        <w:pStyle w:val="Heading2"/>
+      </w:pPr>
+      <w:r>
+        <w:t>Complete arithmetic and unit ledger</w:t>
+      </w:r>
+    </w:p>
+    <w:tbl>
+      <w:tblPr>
+        <w:tblStyle w:val="LightShading-Accent1"/>
+        <w:tblW w:type="auto" w:w="0"/>
+        <w:tblLook w:firstColumn="1" w:firstRow="1" w:lastColumn="0" w:lastRow="0" w:noHBand="0" w:noVBand="1" w:val="04A0"/>
+      </w:tblPr>
+      <w:tblGrid>
+        <w:gridCol w:w="3408"/>
+        <w:gridCol w:w="3408"/>
+        <w:gridCol w:w="3408"/>
+      </w:tblGrid>
+      <w:tr>
+        <w:trPr>
+          <w:tblHeader/>
+        </w:trPr>
+        <w:tc>
+          <w:tcPr>
+            <w:tcW w:type="dxa" w:w="3408"/>
+          </w:tcPr>
+          <w:p>
+            <w:r>
+              <w:t>Main calculation step</w:t>
+            </w:r>
+          </w:p>
+        </w:tc>
+        <w:tc>
+          <w:tcPr>
+            <w:tcW w:type="dxa" w:w="3408"/>
+          </w:tcPr>
+          <w:p>
+            <w:r>
+              <w:t>Substitution</w:t>
+            </w:r>
+          </w:p>
+        </w:tc>
+        <w:tc>
+          <w:tcPr>
+            <w:tcW w:type="dxa" w:w="3408"/>
+          </w:tcPr>
+          <w:p>
+            <w:r>
+              <w:t>Result and unit</w:t>
+            </w:r>
+          </w:p>
+        </w:tc>
+      </w:tr>
+      <w:tr>
+        <w:tc>
+          <w:tcPr>
+            <w:tcW w:type="dxa" w:w="3408"/>
+          </w:tcPr>
+          <w:p>
+            <w:r>
+              <w:t>Root sample size</w:t>
+            </w:r>
+          </w:p>
+        </w:tc>
+        <w:tc>
+          <w:tcPr>
+            <w:tcW w:type="dxa" w:w="3408"/>
+          </w:tcPr>
+          <w:p>
+            <w:r>
+              <w:t>sqrt(16)</w:t>
+            </w:r>
+          </w:p>
+        </w:tc>
+        <w:tc>
+          <w:tcPr>
+            <w:tcW w:type="dxa" w:w="3408"/>
+          </w:tcPr>
+          <w:p>
+            <w:r>
+              <w:t>4, dimensionless</w:t>
+            </w:r>
+          </w:p>
+        </w:tc>
+      </w:tr>
+      <w:tr>
+        <w:tc>
+          <w:tcPr>
+            <w:tcW w:type="dxa" w:w="3408"/>
+          </w:tcPr>
+          <w:p>
+            <w:r>
+              <w:t>Standard error</w:t>
+            </w:r>
+          </w:p>
+        </w:tc>
+        <w:tc>
+          <w:tcPr>
+            <w:tcW w:type="dxa" w:w="3408"/>
+          </w:tcPr>
+          <w:p>
+            <w:r>
+              <w:t>sigma / sqrt(n) =2/4</w:t>
+            </w:r>
+          </w:p>
+        </w:tc>
+        <w:tc>
+          <w:tcPr>
+            <w:tcW w:type="dxa" w:w="3408"/>
+          </w:tcPr>
+          <w:p>
+            <w:r>
+              <w:t>0.5 measurement units</w:t>
+            </w:r>
+          </w:p>
+        </w:tc>
+      </w:tr>
+      <w:tr>
+        <w:tc>
+          <w:tcPr>
+            <w:tcW w:type="dxa" w:w="3408"/>
+          </w:tcPr>
+          <w:p>
+            <w:r>
+              <w:t>Margin</w:t>
+            </w:r>
+          </w:p>
+        </w:tc>
+        <w:tc>
+          <w:tcPr>
+            <w:tcW w:type="dxa" w:w="3408"/>
+          </w:tcPr>
+          <w:p>
+            <w:r>
+              <w:t>1.96 ×0.5</w:t>
+            </w:r>
+          </w:p>
+        </w:tc>
+        <w:tc>
+          <w:tcPr>
+            <w:tcW w:type="dxa" w:w="3408"/>
+          </w:tcPr>
+          <w:p>
+            <w:r>
+              <w:t>0.98 measurement units</w:t>
+            </w:r>
+          </w:p>
+        </w:tc>
+      </w:tr>
+      <w:tr>
+        <w:tc>
+          <w:tcPr>
+            <w:tcW w:type="dxa" w:w="3408"/>
+          </w:tcPr>
+          <w:p>
+            <w:r>
+              <w:t>Lower endpoint</w:t>
+            </w:r>
+          </w:p>
+        </w:tc>
+        <w:tc>
+          <w:tcPr>
+            <w:tcW w:type="dxa" w:w="3408"/>
+          </w:tcPr>
+          <w:p>
+            <w:r>
+              <w:t>10 −0.98</w:t>
+            </w:r>
+          </w:p>
+        </w:tc>
+        <w:tc>
+          <w:tcPr>
+            <w:tcW w:type="dxa" w:w="3408"/>
+          </w:tcPr>
+          <w:p>
+            <w:r>
+              <w:t>9.02 measurement units</w:t>
+            </w:r>
+          </w:p>
+        </w:tc>
+      </w:tr>
+      <w:tr>
+        <w:tc>
+          <w:tcPr>
+            <w:tcW w:type="dxa" w:w="3408"/>
+          </w:tcPr>
+          <w:p>
+            <w:r>
+              <w:t>Upper endpoint</w:t>
+            </w:r>
+          </w:p>
+        </w:tc>
+        <w:tc>
+          <w:tcPr>
+            <w:tcW w:type="dxa" w:w="3408"/>
+          </w:tcPr>
+          <w:p>
+            <w:r>
+              <w:t>10 +0.98</w:t>
+            </w:r>
+          </w:p>
+        </w:tc>
+        <w:tc>
+          <w:tcPr>
+            <w:tcW w:type="dxa" w:w="3408"/>
+          </w:tcPr>
+          <w:p>
+            <w:r>
+              <w:t>10.98 measurement units</w:t>
+            </w:r>
+          </w:p>
+        </w:tc>
+      </w:tr>
+      <w:tr>
+        <w:tc>
+          <w:tcPr>
+            <w:tcW w:type="dxa" w:w="3408"/>
+          </w:tcPr>
+          <w:p>
+            <w:r>
+              <w:t>Reported interval</w:t>
+            </w:r>
+          </w:p>
+        </w:tc>
+        <w:tc>
+          <w:tcPr>
+            <w:tcW w:type="dxa" w:w="3408"/>
+          </w:tcPr>
+          <w:p>
+            <w:r>
+              <w:t>[9.02, 10.98]</w:t>
+            </w:r>
+          </w:p>
+        </w:tc>
+        <w:tc>
+          <w:tcPr>
+            <w:tcW w:type="dxa" w:w="3408"/>
+          </w:tcPr>
+          <w:p>
+            <w:r>
+              <w:t>For the population mean under stated assumptions</w:t>
+            </w:r>
+          </w:p>
+        </w:tc>
+      </w:tr>
+      <w:tr>
+        <w:tc>
+          <w:tcPr>
+            <w:tcW w:type="dxa" w:w="3408"/>
+          </w:tcPr>
+          <w:p>
+            <w:r>
+              <w:t>What is not calculated</w:t>
+            </w:r>
+          </w:p>
+        </w:tc>
+        <w:tc>
+          <w:tcPr>
+            <w:tcW w:type="dxa" w:w="3408"/>
+          </w:tcPr>
+          <w:p>
+            <w:r>
+              <w:t>Raw individual-value coverage or unknown-sigma interval</w:t>
+            </w:r>
+          </w:p>
+        </w:tc>
+        <w:tc>
+          <w:tcPr>
+            <w:tcW w:type="dxa" w:w="3408"/>
+          </w:tcPr>
+          <w:p>
+            <w:r>
+              <w:t>No actual sampling or coverage experiment</w:t>
+            </w:r>
+          </w:p>
+        </w:tc>
+      </w:tr>
+    </w:tbl>
+    <w:p>
+      <w:pPr>
+        <w:pStyle w:val="Heading2"/>
+      </w:pPr>
+      <w:r>
+        <w:t>State which assumptions the numbers cannot verify</w:t>
+      </w:r>
+    </w:p>
+    <w:p>
+      <w:pPr>
+        <w:spacing w:line="336" w:lineRule="auto" w:after="180"/>
+      </w:pPr>
+      <w:r>
+        <w:rPr>
+          <w:b w:val="0"/>
+        </w:rPr>
+        <w:t xml:space="preserve">Before applying the procedure, write its units, denominator or decision boundary where relevant. A partner should be able to repeat each step using the same </w:t>
       </w:r>
       <w:r>
         <w:rPr>
@@ -258,50 +1071,38 @@
         <w:rPr>
           <w:b w:val="0"/>
         </w:rPr>
-        <w:t xml:space="preserve"> conditions and </w:t>
+        <w:t>s.</w:t>
+      </w:r>
+    </w:p>
+    <w:p>
+      <w:pPr>
+        <w:spacing w:line="336" w:lineRule="auto" w:after="180"/>
+      </w:pPr>
+      <w:r>
+        <w:rPr>
+          <w:b w:val="0"/>
+        </w:rPr>
+        <w:t xml:space="preserve">If a required </w:t>
       </w:r>
       <w:r>
         <w:rPr>
           <w:b/>
         </w:rPr>
-        <w:t>evidence</w:t>
+        <w:t>input</w:t>
       </w:r>
       <w:r>
         <w:rPr>
           <w:b w:val="0"/>
         </w:rPr>
-        <w:t xml:space="preserve"> source before it can support a claim.</w:t>
-      </w:r>
-    </w:p>
-    <w:p>
-      <w:pPr>
-        <w:pStyle w:val="Heading3"/>
-      </w:pPr>
-      <w:r>
-        <w:t>My starting explanation</w:t>
-      </w:r>
-    </w:p>
-    <w:p>
-      <w:r>
-        <w:t>________________________________________________________________</w:t>
-      </w:r>
-    </w:p>
-    <w:p>
-      <w:r>
-        <w:t>________________________________________________________________</w:t>
-      </w:r>
-    </w:p>
-    <w:p>
-      <w:r>
-        <w:t>________________________________________________________________</w:t>
-      </w:r>
-    </w:p>
-    <w:p>
-      <w:pPr>
-        <w:pStyle w:val="Heading3"/>
-      </w:pPr>
-      <w:r>
-        <w:t>This week’s end goal</w:t>
+        <w:t xml:space="preserve"> is absent or violates the stated contract, record that condition explicitly instead of quietly replacing it with a convenient value.</w:t>
+      </w:r>
+    </w:p>
+    <w:p>
+      <w:pPr>
+        <w:pStyle w:val="Heading2"/>
+      </w:pPr>
+      <w:r>
+        <w:t>Explain the visual</w:t>
       </w:r>
     </w:p>
     <w:p>
@@ -312,123 +1113,27 @@
         <w:rPr>
           <w:b w:val="0"/>
         </w:rPr>
-        <w:t>Explain uncertainty intervals using the records and boundaries of this fictional investigation.</w:t>
-      </w:r>
-    </w:p>
-    <w:p>
-      <w:pPr>
-        <w:pStyle w:val="Heading1"/>
-      </w:pPr>
-      <w:r>
-        <w:t>02. Notice the evidence</w:t>
-      </w:r>
-    </w:p>
-    <w:p>
-      <w:r>
-        <w:t>Investigate the supplied Uncertainty intervals case. Separate observations, given facts and assumptions before choosing an explanation.</w:t>
-      </w:r>
-    </w:p>
-    <w:p>
-      <w:pPr>
-        <w:spacing w:line="336" w:lineRule="auto" w:after="180"/>
-      </w:pPr>
+        <w:t xml:space="preserve">Point to the </w:t>
+      </w:r>
+      <w:r>
+        <w:rPr>
+          <w:b/>
+        </w:rPr>
+        <w:t>input</w:t>
+      </w:r>
       <w:r>
         <w:rPr>
           <w:b w:val="0"/>
         </w:rPr>
-        <w:t>An uncertainty interval needs a sampling model and assumptions. A confidence level refers to the repeated-sampling method, not a probability attached to a fixed unknown parameter after observing data.</w:t>
-      </w:r>
-    </w:p>
-    <w:p>
-      <w:pPr>
-        <w:spacing w:line="336" w:lineRule="auto" w:after="180"/>
-      </w:pPr>
-      <w:r>
-        <w:rPr>
-          <w:b w:val="0"/>
-        </w:rPr>
-        <w:t>Begin by writing the question the procedure is intended to answer. Identify the information already supplied, the information it will produce and the information still missing.</w:t>
-      </w:r>
-    </w:p>
-    <w:p>
-      <w:pPr>
-        <w:spacing w:line="336" w:lineRule="auto" w:after="180"/>
-      </w:pPr>
-      <w:r>
-        <w:rPr>
-          <w:b w:val="0"/>
-        </w:rPr>
-        <w:t>These are constructed classroom examples; they do not require live accounts, private records or an external service. Do not treat a plausible explanation as a measured outcome.</w:t>
-      </w:r>
-    </w:p>
-    <w:p>
-      <w:pPr>
-        <w:pStyle w:val="Heading3"/>
-      </w:pPr>
-      <w:r>
-        <w:t>List the given facts and one fact that is not supplied.</w:t>
-      </w:r>
-    </w:p>
-    <w:p>
-      <w:r>
-        <w:t>________________________________________________________________</w:t>
-      </w:r>
-    </w:p>
-    <w:p>
-      <w:r>
-        <w:t>________________________________________________________________</w:t>
-      </w:r>
-    </w:p>
-    <w:p>
-      <w:r>
-        <w:t>________________________________________________________________</w:t>
-      </w:r>
-    </w:p>
-    <w:p>
-      <w:pPr>
-        <w:pStyle w:val="Heading1"/>
-      </w:pPr>
-      <w:r>
-        <w:t>03. See how it works</w:t>
-      </w:r>
-    </w:p>
-    <w:p>
-      <w:r>
-        <w:t>Follow the mechanism for Uncertainty intervals. Connect each labelled input, deciding step and result.</w:t>
-      </w:r>
-    </w:p>
-    <w:p>
-      <w:pPr>
-        <w:spacing w:line="336" w:lineRule="auto" w:after="180"/>
-      </w:pPr>
-      <w:r>
-        <w:rPr>
-          <w:b w:val="0"/>
-        </w:rPr>
-        <w:t>For this constructed exercise assume independent normal measurements with known population standard deviation 2. A 95% mean interval uses supplied normal critical value 1.96:mean plus/minus1.96*sigma/sqrt(n).</w:t>
-      </w:r>
-    </w:p>
-    <w:p>
-      <w:pPr>
-        <w:spacing w:line="336" w:lineRule="auto" w:after="180"/>
-      </w:pPr>
-      <w:r>
-        <w:rPr>
-          <w:b w:val="0"/>
-        </w:rPr>
-        <w:t>Un</w:t>
-      </w:r>
-      <w:r>
-        <w:rPr>
-          <w:b/>
-        </w:rPr>
-        <w:t>known sigma</w:t>
-      </w:r>
-      <w:r>
-        <w:rPr>
-          <w:b w:val="0"/>
-        </w:rPr>
-        <w:t xml:space="preserve"> requires a different justified method.</w:t>
+        <w:t>, the deciding step and the result in this week’s visual. Explain the same step in ordinary words. A picture helps when you can say what each part represents.</w:t>
+      </w:r>
+    </w:p>
+    <w:p>
+      <w:pPr>
+        <w:pStyle w:val="Heading2"/>
+      </w:pPr>
+      <w:r>
+        <w:t>Earlier wording, alternatives and picture transcripts · reference / check after trying</w:t>
       </w:r>
     </w:p>
     <w:p>
@@ -502,7 +1207,7 @@
           </w:tcPr>
           <w:p>
             <w:r>
-              <w:t>For this constructed exercise assume independent normal measurements with known population standard deviation 2. A 95% mean interval uses supplied normal critical value 1.96:mean plus/minus1.96*sigma/sqrt(n). Unknown sigma requires a different justified method.</w:t>
+              <w:t>For this constructed exercise assume independent normal measurements with known population standard deviation 2. A 95% mean interval uses supplied normal critical value 1.96: mean plus/minus 1.96*sigma/sqrt(n). Unknown sigma requires a different justified method.</w:t>
             </w:r>
           </w:p>
         </w:tc>
@@ -512,7 +1217,7 @@
           </w:tcPr>
           <w:p>
             <w:r>
-              <w:t>SE=2/4=.5; margin=.98; interval[9.02, 10.98]. Under assumptions, the method covers the fixed population mean in95% of repeated samples.</w:t>
+              <w:t>SE = 2/4 = 0.5; margin = 0.98; interval [9.02, 10.98]. Under assumptions, the method covers the fixed population mean in approximately 95% of repeated samples.</w:t>
             </w:r>
           </w:p>
         </w:tc>
@@ -525,13 +1230,226 @@
     </w:p>
     <w:p>
       <w:pPr>
+        <w:pStyle w:val="Heading3"/>
+      </w:pPr>
+      <w:r>
+        <w:t>Connect the picture and the explanation</w:t>
+      </w:r>
+    </w:p>
+    <w:p>
+      <w:pPr>
+        <w:pStyle w:val="Heading1"/>
+      </w:pPr>
+      <w:r>
+        <w:t>04. Predict a supplied difference interval that includes zero</w:t>
+      </w:r>
+    </w:p>
+    <w:p>
+      <w:r>
+        <w:t>Zero inclusion does not prove exact equality or erase the estimate.</w:t>
+      </w:r>
+    </w:p>
+    <w:p>
+      <w:pPr>
+        <w:pStyle w:val="Heading2"/>
+      </w:pPr>
+      <w:r>
+        <w:t>Current task and response</w:t>
+      </w:r>
+    </w:p>
+    <w:p>
+      <w:pPr>
+        <w:pStyle w:val="ListBullet"/>
+      </w:pPr>
+      <w:r>
+        <w:t>Assume 16 independent normal measurements with observed mean 10 and known population standard deviation 2. Use a 95% interval: mean ± 1.96 × sigma / sqrt(n). Compute the standard error, margin and interval. Show the intermediate steps and give the conclusion with its scope.</w:t>
+      </w:r>
+    </w:p>
+    <w:p>
+      <w:pPr>
+        <w:pStyle w:val="Heading3"/>
+      </w:pPr>
+      <w:r>
+        <w:t>Keep the procedure fixed. Explain what changed in the inputs and result.</w:t>
+      </w:r>
+    </w:p>
+    <w:p>
+      <w:r>
+        <w:t>________________________________________________________________</w:t>
+      </w:r>
+    </w:p>
+    <w:p>
+      <w:r>
+        <w:t>________________________________________________________________</w:t>
+      </w:r>
+    </w:p>
+    <w:p>
+      <w:r>
+        <w:t>________________________________________________________________</w:t>
+      </w:r>
+    </w:p>
+    <w:p>
+      <w:r>
+        <w:t>________________________________________________________________</w:t>
+      </w:r>
+    </w:p>
+    <w:p>
+      <w:r>
+        <w:t>________________________________________________________________</w:t>
+      </w:r>
+    </w:p>
+    <w:p>
+      <w:pPr>
+        <w:pStyle w:val="Heading2"/>
+      </w:pPr>
+      <w:r>
+        <w:t>Predict changed supplied bounds</w:t>
+      </w:r>
+    </w:p>
+    <w:p>
+      <w:pPr>
+        <w:pStyle w:val="ListBullet"/>
+      </w:pPr>
+      <w:r>
+        <w:t>Change: Use a supplied interval [-1.4,0.3] instead.</w:t>
+      </w:r>
+    </w:p>
+    <w:p>
+      <w:pPr>
+        <w:pStyle w:val="Heading2"/>
+      </w:pPr>
+      <w:r>
+        <w:t>Check after predicting · reference / check after trying</w:t>
+      </w:r>
+    </w:p>
+    <w:p>
+      <w:pPr>
         <w:spacing w:line="336" w:lineRule="auto" w:after="180"/>
       </w:pPr>
+      <w:r>
+        <w:rPr>
+          <w:b/>
+        </w:rPr>
+        <w:t>Prediction</w:t>
+      </w:r>
       <w:r>
         <w:rPr>
           <w:b w:val="0"/>
         </w:rPr>
-        <w:t xml:space="preserve">Before applying the procedure, write its units, denominator or decision boundary where relevant. A partner should be able to repeat each step using the same </w:t>
+        <w:t>: It includes zero and positive differences, so both no difference and slower B remain compatible with that interval.</w:t>
+      </w:r>
+    </w:p>
+    <w:p>
+      <w:pPr>
+        <w:spacing w:line="336" w:lineRule="auto" w:after="180"/>
+      </w:pPr>
+      <w:r>
+        <w:rPr>
+          <w:b w:val="0"/>
+        </w:rPr>
+        <w:t>Reason: The new upper endpoint crosses zero.</w:t>
+      </w:r>
+    </w:p>
+    <w:p>
+      <w:pPr>
+        <w:pStyle w:val="Heading2"/>
+      </w:pPr>
+      <w:r>
+        <w:t>Earlier wording, alternatives and picture transcripts · reference / check after trying</w:t>
+      </w:r>
+    </w:p>
+    <w:p>
+      <w:pPr>
+        <w:pStyle w:val="Heading3"/>
+      </w:pPr>
+      <w:r>
+        <w:t>Compare a familiar case with a changed case</w:t>
+      </w:r>
+    </w:p>
+    <w:p>
+      <w:pPr>
+        <w:pStyle w:val="Heading3"/>
+      </w:pPr>
+      <w:r>
+        <w:t>Change one thing in the pictured case</w:t>
+      </w:r>
+    </w:p>
+    <w:p>
+      <w:pPr>
+        <w:pStyle w:val="Heading1"/>
+      </w:pPr>
+      <w:r>
+        <w:t>06. Read estimate, comparison direction and zero against the supplied bounds</w:t>
+      </w:r>
+    </w:p>
+    <w:p>
+      <w:r>
+        <w:t>Keep interpretation of a supplied interval separate from calculation with known sigma.</w:t>
+      </w:r>
+    </w:p>
+    <w:p>
+      <w:pPr>
+        <w:pStyle w:val="Heading2"/>
+      </w:pPr>
+      <w:r>
+        <w:t>Main computed interval and checked result</w:t>
+      </w:r>
+    </w:p>
+    <w:p>
+      <w:pPr>
+        <w:spacing w:line="336" w:lineRule="auto" w:after="180"/>
+      </w:pPr>
+      <w:r>
+        <w:rPr>
+          <w:b w:val="0"/>
+        </w:rPr>
+        <w:t xml:space="preserve">Assume 16 independent normal measurements with observed mean 10 and known population standard deviation 2. Use a 95% interval: mean ± 1.96 × sigma / sqrt(n). Compute the </w:t>
+      </w:r>
+      <w:r>
+        <w:rPr>
+          <w:b/>
+        </w:rPr>
+        <w:t>standard error</w:t>
+      </w:r>
+      <w:r>
+        <w:rPr>
+          <w:b w:val="0"/>
+        </w:rPr>
+        <w:t>, margin and interval.</w:t>
+      </w:r>
+    </w:p>
+    <w:p>
+      <w:pPr>
+        <w:spacing w:line="336" w:lineRule="auto" w:after="180"/>
+      </w:pPr>
+      <w:r>
+        <w:rPr>
+          <w:b w:val="0"/>
+        </w:rPr>
+        <w:t>SE = 2/4 = 0.5; margin = 0.98; interval [9.02, 10.98]. Under assumptions, the method covers the fixed population mean in approximately 95% of repeated samples.</w:t>
+      </w:r>
+    </w:p>
+    <w:p>
+      <w:pPr>
+        <w:spacing w:line="336" w:lineRule="auto" w:after="180"/>
+      </w:pPr>
+      <w:r>
+        <w:rPr>
+          <w:b w:val="0"/>
+        </w:rPr>
+        <w:t xml:space="preserve">Compare the intermediate </w:t>
+      </w:r>
+      <w:r>
+        <w:rPr>
+          <w:b/>
+        </w:rPr>
+        <w:t>evidence</w:t>
+      </w:r>
+      <w:r>
+        <w:rPr>
+          <w:b w:val="0"/>
+        </w:rPr>
+        <w:t xml:space="preserve"> with the final statement. Explain why each number or decision follows from the stated </w:t>
       </w:r>
       <w:r>
         <w:rPr>
@@ -554,7 +1472,7 @@
         <w:rPr>
           <w:b w:val="0"/>
         </w:rPr>
-        <w:t xml:space="preserve">If a required </w:t>
+        <w:t xml:space="preserve">The conclusion belongs to this scenario and procedure; changing the </w:t>
       </w:r>
       <w:r>
         <w:rPr>
@@ -566,540 +1484,15 @@
         <w:rPr>
           <w:b w:val="0"/>
         </w:rPr>
-        <w:t xml:space="preserve"> is absent or violates the stated contract, record that condition explicitly instead of quietly replacing it with a convenient value.</w:t>
-      </w:r>
-    </w:p>
-    <w:p>
-      <w:pPr>
-        <w:pStyle w:val="Heading3"/>
-      </w:pPr>
-      <w:r>
-        <w:t>Connect the picture and the explanation</w:t>
-      </w:r>
-    </w:p>
-    <w:p>
-      <w:pPr>
-        <w:spacing w:line="336" w:lineRule="auto" w:after="180"/>
-      </w:pPr>
-      <w:r>
-        <w:rPr>
-          <w:b w:val="0"/>
-        </w:rPr>
-        <w:t xml:space="preserve">Point to the </w:t>
-      </w:r>
-      <w:r>
-        <w:rPr>
-          <w:b/>
-        </w:rPr>
-        <w:t>input</w:t>
-      </w:r>
-      <w:r>
-        <w:rPr>
-          <w:b w:val="0"/>
-        </w:rPr>
-        <w:t>, the deciding step and the result in this week’s visual. Explain the same step in ordinary words. A picture helps when you can say what each part represents.</w:t>
-      </w:r>
-    </w:p>
-    <w:p>
-      <w:pPr>
-        <w:pStyle w:val="Heading1"/>
-      </w:pPr>
-      <w:r>
-        <w:t>04. Compare the cases</w:t>
-      </w:r>
-    </w:p>
-    <w:p>
-      <w:r>
-        <w:t>Compare the supplied cases for Uncertainty intervals. Identify the detail that changes the conclusion.</w:t>
-      </w:r>
-    </w:p>
-    <w:p>
-      <w:pPr>
-        <w:pStyle w:val="Heading3"/>
-      </w:pPr>
-      <w:r>
-        <w:t>Compare a familiar case with a changed case</w:t>
-      </w:r>
-    </w:p>
-    <w:p>
-      <w:pPr>
-        <w:spacing w:line="336" w:lineRule="auto" w:after="180"/>
-      </w:pPr>
-      <w:r>
-        <w:rPr>
-          <w:b w:val="0"/>
-        </w:rPr>
-        <w:t xml:space="preserve">Assume 16 independent normal measurements with observed mean 10 and known population standard deviation 2. Use a 95% interval: mean ± 1.96 × sigma / sqrt(n). Compute the </w:t>
-      </w:r>
-      <w:r>
-        <w:rPr>
-          <w:b/>
-        </w:rPr>
-        <w:t>standard error</w:t>
-      </w:r>
-      <w:r>
-        <w:rPr>
-          <w:b w:val="0"/>
-        </w:rPr>
-        <w:t>, margin and interval. Show the intermediate steps and give the conclusion with its scope.</w:t>
-      </w:r>
-    </w:p>
-    <w:p>
-      <w:pPr>
-        <w:pStyle w:val="Heading3"/>
-      </w:pPr>
-      <w:r>
-        <w:t>Keep the procedure fixed. Explain what changed in the inputs and result.</w:t>
-      </w:r>
-    </w:p>
-    <w:p>
-      <w:r>
-        <w:t>________________________________________________________________</w:t>
-      </w:r>
-    </w:p>
-    <w:p>
-      <w:r>
-        <w:t>________________________________________________________________</w:t>
-      </w:r>
-    </w:p>
-    <w:p>
-      <w:r>
-        <w:t>________________________________________________________________</w:t>
-      </w:r>
-    </w:p>
-    <w:p>
-      <w:r>
-        <w:t>________________________________________________________________</w:t>
-      </w:r>
-    </w:p>
-    <w:p>
-      <w:r>
-        <w:t>________________________________________________________________</w:t>
-      </w:r>
-    </w:p>
-    <w:p>
-      <w:pPr>
-        <w:pStyle w:val="Heading3"/>
-      </w:pPr>
-      <w:r>
-        <w:t>Change one thing in the pictured case</w:t>
-      </w:r>
-    </w:p>
-    <w:p>
-      <w:pPr>
-        <w:pStyle w:val="Heading3"/>
-      </w:pPr>
-      <w:r>
-        <w:t>Change one thing</w:t>
-      </w:r>
-    </w:p>
-    <w:p>
-      <w:pPr>
-        <w:spacing w:line="336" w:lineRule="auto" w:after="180"/>
-        <w:shd w:fill="F5F1FB"/>
-      </w:pPr>
-      <w:r>
-        <w:rPr>
-          <w:b w:val="0"/>
-        </w:rPr>
-        <w:t>Change: Use a supplied interval [-1.4,0.3] instead.</w:t>
-      </w:r>
-    </w:p>
-    <w:p>
-      <w:pPr>
-        <w:pStyle w:val="Heading3"/>
-      </w:pPr>
-      <w:r>
-        <w:t>Predicted result</w:t>
-      </w:r>
-    </w:p>
-    <w:p>
-      <w:pPr>
-        <w:spacing w:line="336" w:lineRule="auto" w:after="180"/>
-        <w:shd w:fill="F1F6FC"/>
-      </w:pPr>
-      <w:r>
-        <w:rPr>
-          <w:b/>
-        </w:rPr>
-        <w:t>Prediction</w:t>
-      </w:r>
-      <w:r>
-        <w:rPr>
-          <w:b w:val="0"/>
-        </w:rPr>
-        <w:t>: It includes zero and positive differences, so both no difference and slower B remain compatible with that interval.</w:t>
-      </w:r>
-    </w:p>
-    <w:p>
-      <w:pPr>
-        <w:pStyle w:val="Heading3"/>
-      </w:pPr>
-      <w:r>
-        <w:t>Why the result follows</w:t>
-      </w:r>
-    </w:p>
-    <w:p>
-      <w:pPr>
-        <w:spacing w:line="336" w:lineRule="auto" w:after="180"/>
-        <w:shd w:fill="F1F6FC"/>
-      </w:pPr>
-      <w:r>
-        <w:rPr>
-          <w:b w:val="0"/>
-        </w:rPr>
-        <w:t>Reason: The new upper endpoint crosses zero.</w:t>
-      </w:r>
-    </w:p>
-    <w:p>
-      <w:pPr>
-        <w:pStyle w:val="Heading1"/>
-      </w:pPr>
-      <w:r>
-        <w:t>05. Words that unlock the idea</w:t>
-      </w:r>
-    </w:p>
-    <w:p>
-      <w:r>
-        <w:t>Use the vocabulary of Uncertainty intervals to explain a concrete decision, rather than only memorising definitions.</w:t>
-      </w:r>
-    </w:p>
-    <w:tbl>
-      <w:tblPr>
-        <w:tblStyle w:val="LightShading-Accent1"/>
-        <w:tblW w:type="auto" w:w="0"/>
-        <w:tblLook w:firstColumn="1" w:firstRow="1" w:lastColumn="0" w:lastRow="0" w:noHBand="0" w:noVBand="1" w:val="04A0"/>
-      </w:tblPr>
-      <w:tblGrid>
-        <w:gridCol w:w="5112"/>
-        <w:gridCol w:w="5112"/>
-      </w:tblGrid>
-      <w:tr>
-        <w:trPr>
-          <w:tblHeader/>
-        </w:trPr>
-        <w:tc>
-          <w:tcPr>
-            <w:tcW w:type="dxa" w:w="5112"/>
-          </w:tcPr>
-          <w:p>
-            <w:r>
-              <w:t>Word</w:t>
-            </w:r>
-          </w:p>
-        </w:tc>
-        <w:tc>
-          <w:tcPr>
-            <w:tcW w:type="dxa" w:w="5112"/>
-          </w:tcPr>
-          <w:p>
-            <w:r>
-              <w:t>Meaning</w:t>
-            </w:r>
-          </w:p>
-        </w:tc>
-      </w:tr>
-      <w:tr>
-        <w:tc>
-          <w:tcPr>
-            <w:tcW w:type="dxa" w:w="5112"/>
-          </w:tcPr>
-          <w:p>
-            <w:r>
-              <w:t>Standard error</w:t>
-            </w:r>
-          </w:p>
-        </w:tc>
-        <w:tc>
-          <w:tcPr>
-            <w:tcW w:type="dxa" w:w="5112"/>
-          </w:tcPr>
-          <w:p>
-            <w:r>
-              <w:t>The model-based variation of an estimate</w:t>
-            </w:r>
-          </w:p>
-        </w:tc>
-      </w:tr>
-      <w:tr>
-        <w:tc>
-          <w:tcPr>
-            <w:tcW w:type="dxa" w:w="5112"/>
-          </w:tcPr>
-          <w:p>
-            <w:r>
-              <w:t>Confidence interval</w:t>
-            </w:r>
-          </w:p>
-        </w:tc>
-        <w:tc>
-          <w:tcPr>
-            <w:tcW w:type="dxa" w:w="5112"/>
-          </w:tcPr>
-          <w:p>
-            <w:r>
-              <w:t>An interval procedure with declared repeated-sampling coverage</w:t>
-            </w:r>
-          </w:p>
-        </w:tc>
-      </w:tr>
-      <w:tr>
-        <w:tc>
-          <w:tcPr>
-            <w:tcW w:type="dxa" w:w="5112"/>
-          </w:tcPr>
-          <w:p>
-            <w:r>
-              <w:t>Known sigma</w:t>
-            </w:r>
-          </w:p>
-        </w:tc>
-        <w:tc>
-          <w:tcPr>
-            <w:tcW w:type="dxa" w:w="5112"/>
-          </w:tcPr>
-          <w:p>
-            <w:r>
-              <w:t>A supplied population standard deviation assumption</w:t>
-            </w:r>
-          </w:p>
-        </w:tc>
-      </w:tr>
-    </w:tbl>
-    <w:p>
-      <w:pPr>
-        <w:pStyle w:val="Heading3"/>
-      </w:pPr>
-      <w:r>
-        <w:t>Use two terms to explain a step in this week’s example.</w:t>
-      </w:r>
-    </w:p>
-    <w:p>
-      <w:r>
-        <w:t>________________________________________________________________</w:t>
-      </w:r>
-    </w:p>
-    <w:p>
-      <w:r>
-        <w:t>________________________________________________________________</w:t>
-      </w:r>
-    </w:p>
-    <w:p>
-      <w:r>
-        <w:t>________________________________________________________________</w:t>
-      </w:r>
-    </w:p>
-    <w:p>
-      <w:pPr>
-        <w:pStyle w:val="Heading1"/>
-      </w:pPr>
-      <w:r>
-        <w:t>06. Follow a worked example</w:t>
-      </w:r>
-    </w:p>
-    <w:p>
-      <w:r>
-        <w:t>Follow the worked trace for Uncertainty intervals, predict a step, then compare with its explanation.</w:t>
-      </w:r>
-    </w:p>
-    <w:p>
-      <w:pPr>
-        <w:spacing w:line="336" w:lineRule="auto" w:after="180"/>
-      </w:pPr>
-      <w:r>
-        <w:rPr>
-          <w:b w:val="0"/>
-        </w:rPr>
-        <w:t xml:space="preserve">Assume 16 independent normal measurements with observed mean 10 and known population standard deviation 2. Use a 95% interval: mean ± 1.96 × sigma / sqrt(n). Compute the </w:t>
-      </w:r>
-      <w:r>
-        <w:rPr>
-          <w:b/>
-        </w:rPr>
-        <w:t>standard error</w:t>
-      </w:r>
-      <w:r>
-        <w:rPr>
-          <w:b w:val="0"/>
-        </w:rPr>
-        <w:t>, margin and interval.</w:t>
-      </w:r>
-    </w:p>
-    <w:p>
-      <w:pPr>
-        <w:spacing w:line="336" w:lineRule="auto" w:after="180"/>
-      </w:pPr>
-      <w:r>
-        <w:rPr>
-          <w:b w:val="0"/>
-        </w:rPr>
-        <w:t>SE=2/4=.5; margin=.98; interval[9.02, 10.98]. Under assumptions, the method covers the fixed population mean in95% of repeated samples.</w:t>
-      </w:r>
-    </w:p>
-    <w:p>
-      <w:pPr>
-        <w:pStyle w:val="Heading3"/>
-      </w:pPr>
-      <w:r>
-        <w:t>Worked explanation · Uncertainty intervals</w:t>
-      </w:r>
-    </w:p>
-    <w:p>
-      <w:pPr>
-        <w:spacing w:line="336" w:lineRule="auto" w:after="180"/>
-        <w:shd w:fill="F1F6FC"/>
-      </w:pPr>
-      <w:r>
-        <w:rPr>
-          <w:b w:val="0"/>
-        </w:rPr>
-        <w:t xml:space="preserve">Compare the intermediate </w:t>
-      </w:r>
-      <w:r>
-        <w:rPr>
-          <w:b/>
-        </w:rPr>
-        <w:t>evidence</w:t>
-      </w:r>
-      <w:r>
-        <w:rPr>
-          <w:b w:val="0"/>
-        </w:rPr>
-        <w:t xml:space="preserve"> with the final statement. Explain why each number or decision follows from the stated </w:t>
-      </w:r>
-      <w:r>
-        <w:rPr>
-          <w:b/>
-        </w:rPr>
-        <w:t>input</w:t>
-      </w:r>
-      <w:r>
-        <w:rPr>
-          <w:b w:val="0"/>
-        </w:rPr>
-        <w:t>s.</w:t>
-      </w:r>
-    </w:p>
-    <w:p>
-      <w:pPr>
-        <w:spacing w:line="336" w:lineRule="auto" w:after="180"/>
-        <w:shd w:fill="F1F6FC"/>
-      </w:pPr>
-      <w:r>
-        <w:rPr>
-          <w:b w:val="0"/>
-        </w:rPr>
-        <w:t xml:space="preserve">The conclusion belongs to this scenario and procedure; changing the </w:t>
-      </w:r>
-      <w:r>
-        <w:rPr>
-          <w:b/>
-        </w:rPr>
-        <w:t>input</w:t>
-      </w:r>
-      <w:r>
-        <w:rPr>
-          <w:b w:val="0"/>
-        </w:rPr>
         <w:t>s, evaluation population or authority can change what it establishes. Retain the raw record so a later revision can be compared honestly.</w:t>
       </w:r>
     </w:p>
     <w:p>
       <w:pPr>
-        <w:pStyle w:val="Heading3"/>
-      </w:pPr>
-      <w:r>
-        <w:t>Worked explanation · Uncertainty intervals</w:t>
-      </w:r>
-    </w:p>
-    <w:p>
-      <w:pPr>
-        <w:spacing w:line="336" w:lineRule="auto" w:after="180"/>
-        <w:shd w:fill="F1F6FC"/>
-      </w:pPr>
-      <w:r>
-        <w:rPr>
-          <w:b w:val="0"/>
-        </w:rPr>
-        <w:t xml:space="preserve">Optional local lab: predict the printed result before running this standalone Python 3 example. Change one relevant boundary </w:t>
-      </w:r>
-      <w:r>
-        <w:rPr>
-          <w:b/>
-        </w:rPr>
-        <w:t>input</w:t>
-      </w:r>
-      <w:r>
-        <w:rPr>
-          <w:b w:val="0"/>
-        </w:rPr>
-        <w:t>, record the outcome and state the contract or statistical assumptions.</w:t>
-      </w:r>
-    </w:p>
-    <w:p>
-      <w:pPr>
-        <w:spacing w:line="336" w:lineRule="auto" w:after="180"/>
-        <w:shd w:fill="F1F6FC"/>
-      </w:pPr>
-      <w:r>
-        <w:rPr>
-          <w:b w:val="0"/>
-        </w:rPr>
-        <w:t>The program uses fictional values and the Python standard library; it performs no external operations.</w:t>
-      </w:r>
-    </w:p>
-    <w:p>
-      <w:r>
-        <w:rPr>
-          <w:rFonts w:ascii="Courier New" w:hAnsi="Courier New"/>
-          <w:sz w:val="18"/>
-        </w:rPr>
-        <w:t>from math import sqrt</w:t>
-        <w:br/>
-        <w:br/>
-        <w:t>def known_sigma_interval(mean, sigma, n, critical=1.96):</w:t>
-        <w:br/>
-        <w:t xml:space="preserve">    """Assume independent normal sampling and a known population sigma."""</w:t>
-        <w:br/>
-        <w:t xml:space="preserve">    if type(n) is not int or n &lt; 1 or sigma &lt; 0 or (critical &lt;= 0):</w:t>
-        <w:br/>
-        <w:t xml:space="preserve">        raise ValueError('interval settings')</w:t>
-        <w:br/>
-        <w:t xml:space="preserve">    se = sigma / sqrt(n)</w:t>
-        <w:br/>
-        <w:t xml:space="preserve">    margin = critical * se</w:t>
-        <w:br/>
-        <w:t xml:space="preserve">    return (se, mean - margin, mean + margin)</w:t>
-        <w:br/>
-        <w:br/>
-        <w:t>print(known_sigma_interval(10, 2, 16))</w:t>
-      </w:r>
-    </w:p>
-    <w:p>
-      <w:pPr>
-        <w:pStyle w:val="Heading3"/>
-      </w:pPr>
-      <w:r>
-        <w:t>Learn from the worked case</w:t>
-      </w:r>
-    </w:p>
-    <w:p>
-      <w:pPr>
-        <w:spacing w:line="336" w:lineRule="auto" w:after="180"/>
-      </w:pPr>
-      <w:r>
-        <w:rPr>
-          <w:b w:val="0"/>
-        </w:rPr>
-        <w:t>Cover the result before checking it. Say what is given, choose the procedure, and follow one step at a time. Then uncover the result and explain your first mismatch. Ask why a step is allowed, not only what number it produces.</w:t>
-      </w:r>
-    </w:p>
-    <w:p>
-      <w:pPr>
-        <w:pStyle w:val="Heading3"/>
-      </w:pPr>
-      <w:r>
-        <w:t>A pictorial worked case: Uncertainty intervals</w:t>
+        <w:pStyle w:val="Heading2"/>
+      </w:pPr>
+      <w:r>
+        <w:t>Separate time-difference inputs and method assumption</w:t>
       </w:r>
     </w:p>
     <w:p>
@@ -1115,24 +1508,7 @@
     </w:p>
     <w:p>
       <w:pPr>
-        <w:pStyle w:val="Heading3"/>
-      </w:pPr>
-      <w:r>
-        <w:t>The facts we will use</w:t>
-      </w:r>
-    </w:p>
-    <w:p>
-      <w:pPr>
-        <w:pStyle w:val="Heading3"/>
-      </w:pPr>
-      <w:r>
-        <w:t>Supplied facts</w:t>
-      </w:r>
-    </w:p>
-    <w:p>
-      <w:pPr>
         <w:spacing w:line="336" w:lineRule="auto" w:after="180"/>
-        <w:shd w:fill="F1F6FC"/>
       </w:pPr>
       <w:r>
         <w:rPr>
@@ -1154,11 +1530,41 @@
       </w:r>
     </w:p>
     <w:p>
+      <w:pPr>
+        <w:spacing w:line="336" w:lineRule="auto" w:after="180"/>
+      </w:pPr>
+      <w:r>
+        <w:rPr>
+          <w:b w:val="0"/>
+        </w:rPr>
+        <w:t>The picture is a separate time-difference report. Its estimate B−A is −0.8 seconds and its supplied 95% interval is [−1.4, −0.2], assuming the study’s method is appropriate. All endpoints are negative, so the interval supports a negative mean-time difference under that method, not a claim that every request is faster.</w:t>
+      </w:r>
+    </w:p>
+    <w:p>
+      <w:pPr>
+        <w:spacing w:line="336" w:lineRule="auto" w:after="180"/>
+      </w:pPr>
+      <w:r>
+        <w:rPr>
+          <w:b w:val="0"/>
+        </w:rPr>
+        <w:t>The changed supplied interval [−1.4, 0.3] includes zero and both negative/positive differences; it does not establish a definite direction or prove equality. Raw data, sample size and fitting method are absent. Do not derive its standard error, force symmetric bounds or apply the main known-sigma formula to it. Practical value and causality need additional evidence.</w:t>
+      </w:r>
+    </w:p>
+    <w:p>
+      <w:pPr>
+        <w:pStyle w:val="Heading2"/>
+      </w:pPr>
+      <w:r>
+        <w:t>See original and changed bounds in the native plot</w:t>
+      </w:r>
+    </w:p>
+    <w:p>
       <w:r>
         <w:drawing>
           <wp:inline xmlns:a="http://schemas.openxmlformats.org/drawingml/2006/main" xmlns:pic="http://schemas.openxmlformats.org/drawingml/2006/picture">
-            <wp:extent cx="5486400" cy="3077029"/>
-            <wp:docPr id="1" name="Picture 1" descr="Supplied interval for B minus A time"/>
+            <wp:extent cx="5334000" cy="3200400"/>
+            <wp:docPr id="1" name="Picture 1" descr="Two supplied 95 percent mean-time-difference intervals for B minus A, both with estimate minus0.8 seconds. Original bounds minus1.4 to minus0.2 lie entirely below zero. Changed bounds minus1.4 to plus0.3 include zero. No raw data or fitting method is inferred; zero inclusion does not prove equality."/>
             <wp:cNvGraphicFramePr>
               <a:graphicFrameLocks noChangeAspect="1"/>
             </wp:cNvGraphicFramePr>
@@ -1166,7 +1572,7 @@
               <a:graphicData uri="http://schemas.openxmlformats.org/drawingml/2006/picture">
                 <pic:pic>
                   <pic:nvPicPr>
-                    <pic:cNvPr id="0" name="academy-detail-ai-7-12.png"/>
+                    <pic:cNvPr id="0" name="ai-7-12-supplied-time-intervals.png"/>
                     <pic:cNvPicPr/>
                   </pic:nvPicPr>
                   <pic:blipFill>
@@ -1178,7 +1584,7 @@
                   <pic:spPr>
                     <a:xfrm>
                       <a:off x="0" y="0"/>
-                      <a:ext cx="5486400" cy="3077029"/>
+                      <a:ext cx="5334000" cy="3200400"/>
                     </a:xfrm>
                     <a:prstGeom prst="rect"/>
                   </pic:spPr>
@@ -1193,8 +1599,8 @@
       <w:r>
         <w:drawing>
           <wp:inline xmlns:a="http://schemas.openxmlformats.org/drawingml/2006/main" xmlns:pic="http://schemas.openxmlformats.org/drawingml/2006/picture">
-            <wp:extent cx="5486400" cy="5225143"/>
-            <wp:docPr id="2" name="Picture 2" descr="Uncertainty intervals. Locate the estimate: -0.8 lies between the interval endpoints.. Interpret the sign: Negative B−A means B took less time under this measurement convention.. Respect coverage meaning: 95% describes the method’s long-run coverage, not a 95% probability for this fixed parameter."/>
+            <wp:extent cx="5486400" cy="3337560"/>
+            <wp:docPr id="2" name="Picture 2" descr="Locate the estimate: -0.8 lies between the interval endpoints. → Interpret the sign: Negative B−A means B took less time under this measurement convention. → Respect coverage meaning: 95% describes the method’s long-run coverage, not a 95% probability for this fixed parameter."/>
             <wp:cNvGraphicFramePr>
               <a:graphicFrameLocks noChangeAspect="1"/>
             </wp:cNvGraphicFramePr>
@@ -1202,7 +1608,7 @@
               <a:graphicData uri="http://schemas.openxmlformats.org/drawingml/2006/picture">
                 <pic:pic>
                   <pic:nvPicPr>
-                    <pic:cNvPr id="0" name="academy-visual-ai-7-12.png"/>
+                    <pic:cNvPr id="0" name="academy-story-ai-7-12-02.png"/>
                     <pic:cNvPicPr/>
                   </pic:nvPicPr>
                   <pic:blipFill>
@@ -1214,7 +1620,7 @@
                   <pic:spPr>
                     <a:xfrm>
                       <a:off x="0" y="0"/>
-                      <a:ext cx="5486400" cy="5225143"/>
+                      <a:ext cx="5486400" cy="3337560"/>
                     </a:xfrm>
                     <a:prstGeom prst="rect"/>
                   </pic:spPr>
@@ -1342,24 +1748,7 @@
     </w:p>
     <w:p>
       <w:pPr>
-        <w:pStyle w:val="Heading3"/>
-      </w:pPr>
-      <w:r>
-        <w:t>Why this result follows</w:t>
-      </w:r>
-    </w:p>
-    <w:p>
-      <w:pPr>
-        <w:pStyle w:val="Heading3"/>
-      </w:pPr>
-      <w:r>
-        <w:t>Why the result follows</w:t>
-      </w:r>
-    </w:p>
-    <w:p>
-      <w:pPr>
         <w:spacing w:line="336" w:lineRule="auto" w:after="180"/>
-        <w:shd w:fill="F1F6FC"/>
       </w:pPr>
       <w:r>
         <w:rPr>
@@ -1370,70 +1759,525 @@
     </w:p>
     <w:p>
       <w:pPr>
-        <w:pStyle w:val="Heading3"/>
-      </w:pPr>
-      <w:r>
-        <w:t>What this example does not establish</w:t>
-      </w:r>
-    </w:p>
-    <w:p>
-      <w:pPr>
-        <w:pStyle w:val="Heading3"/>
-      </w:pPr>
-      <w:r>
-        <w:t>Keep the stated limit</w:t>
+        <w:pStyle w:val="Heading2"/>
+      </w:pPr>
+      <w:r>
+        <w:t>Compare supplied intervals without reconstructing raw data</w:t>
+      </w:r>
+    </w:p>
+    <w:tbl>
+      <w:tblPr>
+        <w:tblStyle w:val="LightShading-Accent1"/>
+        <w:tblW w:type="auto" w:w="0"/>
+        <w:tblLook w:firstColumn="1" w:firstRow="1" w:lastColumn="0" w:lastRow="0" w:noHBand="0" w:noVBand="1" w:val="04A0"/>
+      </w:tblPr>
+      <w:tblGrid>
+        <w:gridCol w:w="3408"/>
+        <w:gridCol w:w="3408"/>
+        <w:gridCol w:w="3408"/>
+      </w:tblGrid>
+      <w:tr>
+        <w:trPr>
+          <w:tblHeader/>
+        </w:trPr>
+        <w:tc>
+          <w:tcPr>
+            <w:tcW w:type="dxa" w:w="3408"/>
+          </w:tcPr>
+          <w:p>
+            <w:r>
+              <w:t>Separate supplied report</w:t>
+            </w:r>
+          </w:p>
+        </w:tc>
+        <w:tc>
+          <w:tcPr>
+            <w:tcW w:type="dxa" w:w="3408"/>
+          </w:tcPr>
+          <w:p>
+            <w:r>
+              <w:t>Original interval</w:t>
+            </w:r>
+          </w:p>
+        </w:tc>
+        <w:tc>
+          <w:tcPr>
+            <w:tcW w:type="dxa" w:w="3408"/>
+          </w:tcPr>
+          <w:p>
+            <w:r>
+              <w:t>Changed interval</w:t>
+            </w:r>
+          </w:p>
+        </w:tc>
+      </w:tr>
+      <w:tr>
+        <w:tc>
+          <w:tcPr>
+            <w:tcW w:type="dxa" w:w="3408"/>
+          </w:tcPr>
+          <w:p>
+            <w:r>
+              <w:t>Point estimate B−A</w:t>
+            </w:r>
+          </w:p>
+        </w:tc>
+        <w:tc>
+          <w:tcPr>
+            <w:tcW w:type="dxa" w:w="3408"/>
+          </w:tcPr>
+          <w:p>
+            <w:r>
+              <w:t>−0.8 seconds</w:t>
+            </w:r>
+          </w:p>
+        </w:tc>
+        <w:tc>
+          <w:tcPr>
+            <w:tcW w:type="dxa" w:w="3408"/>
+          </w:tcPr>
+          <w:p>
+            <w:r>
+              <w:t>−0.8 seconds, retained in the scenario</w:t>
+            </w:r>
+          </w:p>
+        </w:tc>
+      </w:tr>
+      <w:tr>
+        <w:tc>
+          <w:tcPr>
+            <w:tcW w:type="dxa" w:w="3408"/>
+          </w:tcPr>
+          <w:p>
+            <w:r>
+              <w:t>Bounds</w:t>
+            </w:r>
+          </w:p>
+        </w:tc>
+        <w:tc>
+          <w:tcPr>
+            <w:tcW w:type="dxa" w:w="3408"/>
+          </w:tcPr>
+          <w:p>
+            <w:r>
+              <w:t>[−1.4, −0.2] seconds</w:t>
+            </w:r>
+          </w:p>
+        </w:tc>
+        <w:tc>
+          <w:tcPr>
+            <w:tcW w:type="dxa" w:w="3408"/>
+          </w:tcPr>
+          <w:p>
+            <w:r>
+              <w:t>[−1.4, 0.3] seconds</w:t>
+            </w:r>
+          </w:p>
+        </w:tc>
+      </w:tr>
+      <w:tr>
+        <w:tc>
+          <w:tcPr>
+            <w:tcW w:type="dxa" w:w="3408"/>
+          </w:tcPr>
+          <w:p>
+            <w:r>
+              <w:t>Zero relative to bounds</w:t>
+            </w:r>
+          </w:p>
+        </w:tc>
+        <w:tc>
+          <w:tcPr>
+            <w:tcW w:type="dxa" w:w="3408"/>
+          </w:tcPr>
+          <w:p>
+            <w:r>
+              <w:t>Outside, to the right</w:t>
+            </w:r>
+          </w:p>
+        </w:tc>
+        <w:tc>
+          <w:tcPr>
+            <w:tcW w:type="dxa" w:w="3408"/>
+          </w:tcPr>
+          <w:p>
+            <w:r>
+              <w:t>Inside</w:t>
+            </w:r>
+          </w:p>
+        </w:tc>
+      </w:tr>
+      <w:tr>
+        <w:tc>
+          <w:tcPr>
+            <w:tcW w:type="dxa" w:w="3408"/>
+          </w:tcPr>
+          <w:p>
+            <w:r>
+              <w:t>Mean-difference direction</w:t>
+            </w:r>
+          </w:p>
+        </w:tc>
+        <w:tc>
+          <w:tcPr>
+            <w:tcW w:type="dxa" w:w="3408"/>
+          </w:tcPr>
+          <w:p>
+            <w:r>
+              <w:t>Entire supplied range negative</w:t>
+            </w:r>
+          </w:p>
+        </w:tc>
+        <w:tc>
+          <w:tcPr>
+            <w:tcW w:type="dxa" w:w="3408"/>
+          </w:tcPr>
+          <w:p>
+            <w:r>
+              <w:t>Both signs and zero included</w:t>
+            </w:r>
+          </w:p>
+        </w:tc>
+      </w:tr>
+      <w:tr>
+        <w:tc>
+          <w:tcPr>
+            <w:tcW w:type="dxa" w:w="3408"/>
+          </w:tcPr>
+          <w:p>
+            <w:r>
+              <w:t>Valid caution</w:t>
+            </w:r>
+          </w:p>
+        </w:tc>
+        <w:tc>
+          <w:tcPr>
+            <w:tcW w:type="dxa" w:w="3408"/>
+          </w:tcPr>
+          <w:p>
+            <w:r>
+              <w:t>Not every request’s time or a causal effect</w:t>
+            </w:r>
+          </w:p>
+        </w:tc>
+        <w:tc>
+          <w:tcPr>
+            <w:tcW w:type="dxa" w:w="3408"/>
+          </w:tcPr>
+          <w:p>
+            <w:r>
+              <w:t>Zero inclusion is not proof of equality</w:t>
+            </w:r>
+          </w:p>
+        </w:tc>
+      </w:tr>
+      <w:tr>
+        <w:tc>
+          <w:tcPr>
+            <w:tcW w:type="dxa" w:w="3408"/>
+          </w:tcPr>
+          <w:p>
+            <w:r>
+              <w:t>Unavailable ingredients</w:t>
+            </w:r>
+          </w:p>
+        </w:tc>
+        <w:tc>
+          <w:tcPr>
+            <w:tcW w:type="dxa" w:w="3408"/>
+          </w:tcPr>
+          <w:p>
+            <w:r>
+              <w:t>Raw data and interval fitting details</w:t>
+            </w:r>
+          </w:p>
+        </w:tc>
+        <w:tc>
+          <w:tcPr>
+            <w:tcW w:type="dxa" w:w="3408"/>
+          </w:tcPr>
+          <w:p>
+            <w:r>
+              <w:t>Still unavailable; no recalculation claimed</w:t>
+            </w:r>
+          </w:p>
+        </w:tc>
+      </w:tr>
+    </w:tbl>
+    <w:p>
+      <w:pPr>
+        <w:pStyle w:val="Heading2"/>
+      </w:pPr>
+      <w:r>
+        <w:t>Predict the changed zero-including interval</w:t>
+      </w:r>
+    </w:p>
+    <w:p>
+      <w:pPr>
+        <w:pStyle w:val="ListBullet"/>
+      </w:pPr>
+      <w:r>
+        <w:t>Change one thing: Use a supplied interval [-1.4,0.3] instead. Predict the result before checking the explanation. What remains the same?</w:t>
+      </w:r>
+    </w:p>
+    <w:p>
+      <w:pPr>
+        <w:pStyle w:val="Heading2"/>
+      </w:pPr>
+      <w:r>
+        <w:t>Check after predicting · reference / check after trying</w:t>
+      </w:r>
+    </w:p>
+    <w:p>
+      <w:r>
+        <w:drawing>
+          <wp:inline xmlns:a="http://schemas.openxmlformats.org/drawingml/2006/main" xmlns:pic="http://schemas.openxmlformats.org/drawingml/2006/picture">
+            <wp:extent cx="5486400" cy="3191256"/>
+            <wp:docPr id="3" name="Picture 3" descr="Original case: 95% describes the method’s long-run coverage, not a 95% probability for this fixed parameter. Changed condition: Use a supplied interval [-1.4,0.3] instead. Expected result: It includes zero and positive differences, so both no difference and slower B remain compatible with that interval. Reason: The new upper endpoint crosses zero."/>
+            <wp:cNvGraphicFramePr>
+              <a:graphicFrameLocks noChangeAspect="1"/>
+            </wp:cNvGraphicFramePr>
+            <a:graphic>
+              <a:graphicData uri="http://schemas.openxmlformats.org/drawingml/2006/picture">
+                <pic:pic>
+                  <pic:nvPicPr>
+                    <pic:cNvPr id="0" name="academy-story-ai-7-12-04.png"/>
+                    <pic:cNvPicPr/>
+                  </pic:nvPicPr>
+                  <pic:blipFill>
+                    <a:blip r:embed="rId11"/>
+                    <a:stretch>
+                      <a:fillRect/>
+                    </a:stretch>
+                  </pic:blipFill>
+                  <pic:spPr>
+                    <a:xfrm>
+                      <a:off x="0" y="0"/>
+                      <a:ext cx="5486400" cy="3191256"/>
+                    </a:xfrm>
+                    <a:prstGeom prst="rect"/>
+                  </pic:spPr>
+                </pic:pic>
+              </a:graphicData>
+            </a:graphic>
+          </wp:inline>
+        </w:drawing>
+      </w:r>
+    </w:p>
+    <w:p>
+      <w:pPr>
+        <w:pStyle w:val="Heading2"/>
+      </w:pPr>
+      <w:r>
+        <w:t>Explain invalid assumptions, practical value and confidence meaning</w:t>
+      </w:r>
+    </w:p>
+    <w:p>
+      <w:pPr>
+        <w:pStyle w:val="ListBullet"/>
+      </w:pPr>
+      <w:r>
+        <w:t>An interval does not establish practical value or causality, and invalid sampling assumptions can invalidate its interpretation.</w:t>
+      </w:r>
+    </w:p>
+    <w:p>
+      <w:pPr>
+        <w:pStyle w:val="ListBullet"/>
+      </w:pPr>
+      <w:r>
+        <w:t>Read the labelled picture: Locate -0.8 and zero relative to the supplied interval [-1.4,-0.2]. Interpret the sign and confidence-method meaning, then describe what changes with interval [-1.4,0.3].</w:t>
+      </w:r>
+    </w:p>
+    <w:p>
+      <w:pPr>
+        <w:pStyle w:val="Heading2"/>
+      </w:pPr>
+      <w:r>
+        <w:t>Earlier wording, alternatives and picture transcripts · reference / check after trying</w:t>
       </w:r>
     </w:p>
     <w:p>
       <w:pPr>
         <w:spacing w:line="336" w:lineRule="auto" w:after="180"/>
-        <w:shd w:fill="FFF5E6"/>
       </w:pPr>
       <w:r>
         <w:rPr>
           <w:b w:val="0"/>
         </w:rPr>
-        <w:t>An interval does not establish practical value or causality, and invalid sampling assumptions can invalidate its interpretation.</w:t>
-      </w:r>
-    </w:p>
-    <w:p>
-      <w:pPr>
-        <w:pStyle w:val="Heading3"/>
-      </w:pPr>
-      <w:r>
-        <w:t>Keep the stated limit</w:t>
-      </w:r>
-    </w:p>
-    <w:p>
-      <w:pPr>
-        <w:spacing w:line="336" w:lineRule="auto" w:after="180"/>
-        <w:shd w:fill="FFF5E6"/>
-      </w:pPr>
+        <w:t xml:space="preserve">Optional local lab: predict the printed result before running this standalone Python 3 example. Change one relevant boundary </w:t>
+      </w:r>
+      <w:r>
+        <w:rPr>
+          <w:b/>
+        </w:rPr>
+        <w:t>input</w:t>
+      </w:r>
       <w:r>
         <w:rPr>
           <w:b w:val="0"/>
         </w:rPr>
-        <w:t>Read the labelled picture: Locate -0.8 and zero relative to the supplied interval [-1.4,-0.2]. Interpret the sign and confidence-method meaning, then describe what changes with interval [-1.4,0.3].</w:t>
-      </w:r>
-    </w:p>
-    <w:p>
-      <w:pPr>
-        <w:pStyle w:val="Heading3"/>
-      </w:pPr>
-      <w:r>
-        <w:t>Keep the stated limit</w:t>
+        <w:t>, record the outcome and state the contract or statistical assumptions.</w:t>
       </w:r>
     </w:p>
     <w:p>
       <w:pPr>
         <w:spacing w:line="336" w:lineRule="auto" w:after="180"/>
-        <w:shd w:fill="FFF5E6"/>
       </w:pPr>
       <w:r>
         <w:rPr>
           <w:b w:val="0"/>
         </w:rPr>
-        <w:t>Change one thing: Use a supplied interval [-1.4,0.3] instead. Predict the result before checking the explanation. What remains the same?</w:t>
+        <w:t>The program uses fictional values and the Python standard library; it performs no external operations.</w:t>
+      </w:r>
+    </w:p>
+    <w:p>
+      <w:r>
+        <w:rPr>
+          <w:rFonts w:ascii="Courier New" w:hAnsi="Courier New"/>
+          <w:sz w:val="18"/>
+        </w:rPr>
+        <w:t>from math import sqrt</w:t>
+        <w:br/>
+        <w:br/>
+        <w:t>def known_sigma_interval(mean, sigma, n, critical=1.96):</w:t>
+        <w:br/>
+        <w:t xml:space="preserve">    """Assume independent normal sampling and a known population sigma."""</w:t>
+        <w:br/>
+        <w:t xml:space="preserve">    if type(n) is not int or n &lt; 1 or sigma &lt; 0 or (critical &lt;= 0):</w:t>
+        <w:br/>
+        <w:t xml:space="preserve">        raise ValueError('interval settings')</w:t>
+        <w:br/>
+        <w:t xml:space="preserve">    se = sigma / sqrt(n)</w:t>
+        <w:br/>
+        <w:t xml:space="preserve">    margin = critical * se</w:t>
+        <w:br/>
+        <w:t xml:space="preserve">    return (se, mean - margin, mean + margin)</w:t>
+        <w:br/>
+        <w:br/>
+        <w:t>print(known_sigma_interval(10, 2, 16))</w:t>
+      </w:r>
+    </w:p>
+    <w:p>
+      <w:pPr>
+        <w:pStyle w:val="Heading3"/>
+      </w:pPr>
+      <w:r>
+        <w:t>Learn from the worked case</w:t>
+      </w:r>
+    </w:p>
+    <w:p>
+      <w:pPr>
+        <w:spacing w:line="336" w:lineRule="auto" w:after="180"/>
+      </w:pPr>
+      <w:r>
+        <w:rPr>
+          <w:b w:val="0"/>
+        </w:rPr>
+        <w:t>Cover the result before checking it. Say what is given, choose the procedure, and follow one step at a time. Then uncover the result and explain your first mismatch. Ask why a step is allowed, not only what number it produces.</w:t>
+      </w:r>
+    </w:p>
+    <w:p>
+      <w:pPr>
+        <w:pStyle w:val="Heading3"/>
+      </w:pPr>
+      <w:r>
+        <w:t>A pictorial worked case: Uncertainty intervals</w:t>
+      </w:r>
+    </w:p>
+    <w:p>
+      <w:pPr>
+        <w:pStyle w:val="Heading3"/>
+      </w:pPr>
+      <w:r>
+        <w:t>The facts we will use</w:t>
+      </w:r>
+    </w:p>
+    <w:p>
+      <w:r>
+        <w:drawing>
+          <wp:inline xmlns:a="http://schemas.openxmlformats.org/drawingml/2006/main" xmlns:pic="http://schemas.openxmlformats.org/drawingml/2006/picture">
+            <wp:extent cx="5486400" cy="3077029"/>
+            <wp:docPr id="4" name="Picture 4" descr="Supplied interval for B minus A time"/>
+            <wp:cNvGraphicFramePr>
+              <a:graphicFrameLocks noChangeAspect="1"/>
+            </wp:cNvGraphicFramePr>
+            <a:graphic>
+              <a:graphicData uri="http://schemas.openxmlformats.org/drawingml/2006/picture">
+                <pic:pic>
+                  <pic:nvPicPr>
+                    <pic:cNvPr id="0" name="academy-detail-ai-7-12.png"/>
+                    <pic:cNvPicPr/>
+                  </pic:nvPicPr>
+                  <pic:blipFill>
+                    <a:blip r:embed="rId12"/>
+                    <a:stretch>
+                      <a:fillRect/>
+                    </a:stretch>
+                  </pic:blipFill>
+                  <pic:spPr>
+                    <a:xfrm>
+                      <a:off x="0" y="0"/>
+                      <a:ext cx="5486400" cy="3077029"/>
+                    </a:xfrm>
+                    <a:prstGeom prst="rect"/>
+                  </pic:spPr>
+                </pic:pic>
+              </a:graphicData>
+            </a:graphic>
+          </wp:inline>
+        </w:drawing>
+      </w:r>
+    </w:p>
+    <w:p>
+      <w:r>
+        <w:drawing>
+          <wp:inline xmlns:a="http://schemas.openxmlformats.org/drawingml/2006/main" xmlns:pic="http://schemas.openxmlformats.org/drawingml/2006/picture">
+            <wp:extent cx="5486400" cy="5225143"/>
+            <wp:docPr id="5" name="Picture 5" descr="Uncertainty intervals. Locate the estimate: -0.8 lies between the interval endpoints.. Interpret the sign: Negative B−A means B took less time under this measurement convention.. Respect coverage meaning: 95% describes the method’s long-run coverage, not a 95% probability for this fixed parameter."/>
+            <wp:cNvGraphicFramePr>
+              <a:graphicFrameLocks noChangeAspect="1"/>
+            </wp:cNvGraphicFramePr>
+            <a:graphic>
+              <a:graphicData uri="http://schemas.openxmlformats.org/drawingml/2006/picture">
+                <pic:pic>
+                  <pic:nvPicPr>
+                    <pic:cNvPr id="0" name="academy-visual-ai-7-12.png"/>
+                    <pic:cNvPicPr/>
+                  </pic:nvPicPr>
+                  <pic:blipFill>
+                    <a:blip r:embed="rId13"/>
+                    <a:stretch>
+                      <a:fillRect/>
+                    </a:stretch>
+                  </pic:blipFill>
+                  <pic:spPr>
+                    <a:xfrm>
+                      <a:off x="0" y="0"/>
+                      <a:ext cx="5486400" cy="5225143"/>
+                    </a:xfrm>
+                    <a:prstGeom prst="rect"/>
+                  </pic:spPr>
+                </pic:pic>
+              </a:graphicData>
+            </a:graphic>
+          </wp:inline>
+        </w:drawing>
+      </w:r>
+    </w:p>
+    <w:p>
+      <w:pPr>
+        <w:pStyle w:val="Heading3"/>
+      </w:pPr>
+      <w:r>
+        <w:t>Why this result follows</w:t>
+      </w:r>
+    </w:p>
+    <w:p>
+      <w:pPr>
+        <w:pStyle w:val="Heading3"/>
+      </w:pPr>
+      <w:r>
+        <w:t>What this example does not establish</w:t>
       </w:r>
     </w:p>
     <w:p>
@@ -1441,12 +2285,20 @@
         <w:pStyle w:val="Heading1"/>
       </w:pPr>
       <w:r>
-        <w:t>07. Find and repair a mistake</w:t>
-      </w:r>
-    </w:p>
-    <w:p>
-      <w:r>
-        <w:t>Find the unsupported step in the Uncertainty intervals claim and explain a repair using the supplied evidence.</w:t>
+        <w:t>07. Audit confidence meaning, target and missing assumptions</w:t>
+      </w:r>
+    </w:p>
+    <w:p>
+      <w:r>
+        <w:t>An interval is a model-dependent analysis result rather than an all-purpose guarantee.</w:t>
+      </w:r>
+    </w:p>
+    <w:p>
+      <w:pPr>
+        <w:pStyle w:val="Heading2"/>
+      </w:pPr>
+      <w:r>
+        <w:t>Core interval qualification and failure analysis</w:t>
       </w:r>
     </w:p>
     <w:p>
@@ -1462,16 +2314,7 @@
     </w:p>
     <w:p>
       <w:pPr>
-        <w:pStyle w:val="Heading3"/>
-      </w:pPr>
-      <w:r>
-        <w:t>Check the claim against the facts</w:t>
-      </w:r>
-    </w:p>
-    <w:p>
-      <w:pPr>
         <w:spacing w:line="336" w:lineRule="auto" w:after="180"/>
-        <w:shd w:fill="FFF5E6"/>
       </w:pPr>
       <w:r>
         <w:rPr>
@@ -1483,7 +2326,6 @@
     <w:p>
       <w:pPr>
         <w:spacing w:line="336" w:lineRule="auto" w:after="180"/>
-        <w:shd w:fill="FFF5E6"/>
       </w:pPr>
       <w:r>
         <w:rPr>
@@ -1506,6 +2348,256 @@
     </w:p>
     <w:p>
       <w:pPr>
+        <w:pStyle w:val="Heading2"/>
+      </w:pPr>
+      <w:r>
+        <w:t>Complete target, sign and model probes</w:t>
+      </w:r>
+    </w:p>
+    <w:tbl>
+      <w:tblPr>
+        <w:tblStyle w:val="LightShading-Accent1"/>
+        <w:tblW w:type="auto" w:w="0"/>
+        <w:tblLook w:firstColumn="1" w:firstRow="1" w:lastColumn="0" w:lastRow="0" w:noHBand="0" w:noVBand="1" w:val="04A0"/>
+      </w:tblPr>
+      <w:tblGrid>
+        <w:gridCol w:w="5112"/>
+        <w:gridCol w:w="5112"/>
+      </w:tblGrid>
+      <w:tr>
+        <w:trPr>
+          <w:tblHeader/>
+        </w:trPr>
+        <w:tc>
+          <w:tcPr>
+            <w:tcW w:type="dxa" w:w="5112"/>
+          </w:tcPr>
+          <w:p>
+            <w:r>
+              <w:t>Interval probe</w:t>
+            </w:r>
+          </w:p>
+        </w:tc>
+        <w:tc>
+          <w:tcPr>
+            <w:tcW w:type="dxa" w:w="5112"/>
+          </w:tcPr>
+          <w:p>
+            <w:r>
+              <w:t>Expected interpretation</w:t>
+            </w:r>
+          </w:p>
+        </w:tc>
+      </w:tr>
+      <w:tr>
+        <w:tc>
+          <w:tcPr>
+            <w:tcW w:type="dxa" w:w="5112"/>
+          </w:tcPr>
+          <w:p>
+            <w:r>
+              <w:t>Known sigma 2 and n16</w:t>
+            </w:r>
+          </w:p>
+        </w:tc>
+        <w:tc>
+          <w:tcPr>
+            <w:tcW w:type="dxa" w:w="5112"/>
+          </w:tcPr>
+          <w:p>
+            <w:r>
+              <w:t>SE 0.5; does not mean raw observations have SD 0.5</w:t>
+            </w:r>
+          </w:p>
+        </w:tc>
+      </w:tr>
+      <w:tr>
+        <w:tc>
+          <w:tcPr>
+            <w:tcW w:type="dxa" w:w="5112"/>
+          </w:tcPr>
+          <w:p>
+            <w:r>
+              <w:t>A 95% confidence method</w:t>
+            </w:r>
+          </w:p>
+        </w:tc>
+        <w:tc>
+          <w:tcPr>
+            <w:tcW w:type="dxa" w:w="5112"/>
+          </w:tcPr>
+          <w:p>
+            <w:r>
+              <w:t>Approximate long-run coverage under assumptions, not 95% of individual observations</w:t>
+            </w:r>
+          </w:p>
+        </w:tc>
+      </w:tr>
+      <w:tr>
+        <w:tc>
+          <w:tcPr>
+            <w:tcW w:type="dxa" w:w="5112"/>
+          </w:tcPr>
+          <w:p>
+            <w:r>
+              <w:t>Fixed observed interval</w:t>
+            </w:r>
+          </w:p>
+        </w:tc>
+        <w:tc>
+          <w:tcPr>
+            <w:tcW w:type="dxa" w:w="5112"/>
+          </w:tcPr>
+          <w:p>
+            <w:r>
+              <w:t>No 95% posterior parameter probability supplied by this frequentist calculation</w:t>
+            </w:r>
+          </w:p>
+        </w:tc>
+      </w:tr>
+      <w:tr>
+        <w:tc>
+          <w:tcPr>
+            <w:tcW w:type="dxa" w:w="5112"/>
+          </w:tcPr>
+          <w:p>
+            <w:r>
+              <w:t>Unknown sigma</w:t>
+            </w:r>
+          </w:p>
+        </w:tc>
+        <w:tc>
+          <w:tcPr>
+            <w:tcW w:type="dxa" w:w="5112"/>
+          </w:tcPr>
+          <w:p>
+            <w:r>
+              <w:t>Choose an appropriate justified method; do not silently pretend known</w:t>
+            </w:r>
+          </w:p>
+        </w:tc>
+      </w:tr>
+      <w:tr>
+        <w:tc>
+          <w:tcPr>
+            <w:tcW w:type="dxa" w:w="5112"/>
+          </w:tcPr>
+          <w:p>
+            <w:r>
+              <w:t>Biased sampling or correlated records</w:t>
+            </w:r>
+          </w:p>
+        </w:tc>
+        <w:tc>
+          <w:tcPr>
+            <w:tcW w:type="dxa" w:w="5112"/>
+          </w:tcPr>
+          <w:p>
+            <w:r>
+              <w:t>Numeric interval may not have intended coverage</w:t>
+            </w:r>
+          </w:p>
+        </w:tc>
+      </w:tr>
+      <w:tr>
+        <w:tc>
+          <w:tcPr>
+            <w:tcW w:type="dxa" w:w="5112"/>
+          </w:tcPr>
+          <w:p>
+            <w:r>
+              <w:t>Zero inside a difference interval</w:t>
+            </w:r>
+          </w:p>
+        </w:tc>
+        <w:tc>
+          <w:tcPr>
+            <w:tcW w:type="dxa" w:w="5112"/>
+          </w:tcPr>
+          <w:p>
+            <w:r>
+              <w:t>No definite sign conclusion from these bounds; not proof of equality</w:t>
+            </w:r>
+          </w:p>
+        </w:tc>
+      </w:tr>
+      <w:tr>
+        <w:tc>
+          <w:tcPr>
+            <w:tcW w:type="dxa" w:w="5112"/>
+          </w:tcPr>
+          <w:p>
+            <w:r>
+              <w:t>Negative B−A mean interval</w:t>
+            </w:r>
+          </w:p>
+        </w:tc>
+        <w:tc>
+          <w:tcPr>
+            <w:tcW w:type="dxa" w:w="5112"/>
+          </w:tcPr>
+          <w:p>
+            <w:r>
+              <w:t>B lower mean time under stated convention, not every paired request faster</w:t>
+            </w:r>
+          </w:p>
+        </w:tc>
+      </w:tr>
+      <w:tr>
+        <w:tc>
+          <w:tcPr>
+            <w:tcW w:type="dxa" w:w="5112"/>
+          </w:tcPr>
+          <w:p>
+            <w:r>
+              <w:t>Supplied asymmetric interval</w:t>
+            </w:r>
+          </w:p>
+        </w:tc>
+        <w:tc>
+          <w:tcPr>
+            <w:tcW w:type="dxa" w:w="5112"/>
+          </w:tcPr>
+          <w:p>
+            <w:r>
+              <w:t>Keep supplied endpoints; no assumed symmetric-SE reconstruction</w:t>
+            </w:r>
+          </w:p>
+        </w:tc>
+      </w:tr>
+      <w:tr>
+        <w:tc>
+          <w:tcPr>
+            <w:tcW w:type="dxa" w:w="5112"/>
+          </w:tcPr>
+          <w:p>
+            <w:r>
+              <w:t>Finite positive inputs pass code guards</w:t>
+            </w:r>
+          </w:p>
+        </w:tc>
+        <w:tc>
+          <w:tcPr>
+            <w:tcW w:type="dxa" w:w="5112"/>
+          </w:tcPr>
+          <w:p>
+            <w:r>
+              <w:t>Arithmetic admissible; real model/design assumptions still unverified</w:t>
+            </w:r>
+          </w:p>
+        </w:tc>
+      </w:tr>
+    </w:tbl>
+    <w:p>
+      <w:pPr>
+        <w:pStyle w:val="Heading2"/>
+      </w:pPr>
+      <w:r>
+        <w:t>Guided repair and explanation</w:t>
+      </w:r>
+    </w:p>
+    <w:p>
+      <w:pPr>
         <w:pStyle w:val="Heading3"/>
       </w:pPr>
       <w:r>
@@ -1539,32 +2631,93 @@
     </w:p>
     <w:p>
       <w:pPr>
+        <w:pStyle w:val="ListBullet"/>
+      </w:pPr>
+      <w:r>
+        <w:t>A report omits this qualification: A narrow interval can be precisely biased; sampling independence and representativeness must be justified. Explain how omitting it could change a reader's interpretation, and write an accurate replacement.</w:t>
+      </w:r>
+    </w:p>
+    <w:p>
+      <w:pPr>
         <w:pStyle w:val="Heading3"/>
       </w:pPr>
       <w:r>
+        <w:t>State one repair and the checks you would rerun.</w:t>
+      </w:r>
+    </w:p>
+    <w:p>
+      <w:r>
+        <w:t>________________________________________________________________</w:t>
+      </w:r>
+    </w:p>
+    <w:p>
+      <w:r>
+        <w:t>________________________________________________________________</w:t>
+      </w:r>
+    </w:p>
+    <w:p>
+      <w:r>
+        <w:t>________________________________________________________________</w:t>
+      </w:r>
+    </w:p>
+    <w:p>
+      <w:r>
+        <w:t>________________________________________________________________</w:t>
+      </w:r>
+    </w:p>
+    <w:p>
+      <w:r>
+        <w:t>________________________________________________________________</w:t>
+      </w:r>
+    </w:p>
+    <w:p>
+      <w:r>
+        <w:t>________________________________________________________________</w:t>
+      </w:r>
+    </w:p>
+    <w:p>
+      <w:pPr>
+        <w:pStyle w:val="Heading2"/>
+      </w:pPr>
+      <w:r>
+        <w:t>Earlier wording, alternatives and picture transcripts · reference / check after trying</w:t>
+      </w:r>
+    </w:p>
+    <w:p>
+      <w:pPr>
+        <w:pStyle w:val="Heading3"/>
+      </w:pPr>
+      <w:r>
         <w:t>Locate the earliest unsupported step</w:t>
       </w:r>
     </w:p>
     <w:p>
       <w:pPr>
-        <w:spacing w:line="336" w:lineRule="auto" w:after="180"/>
-      </w:pPr>
-      <w:r>
-        <w:rPr>
-          <w:b w:val="0"/>
-        </w:rPr>
-        <w:t>A report omits this qualification: A narrow interval can be precisely biased; sampling independence and representativeness must be justified.</w:t>
-      </w:r>
-    </w:p>
-    <w:p>
-      <w:pPr>
-        <w:spacing w:line="336" w:lineRule="auto" w:after="180"/>
-      </w:pPr>
-      <w:r>
-        <w:rPr>
-          <w:b w:val="0"/>
-        </w:rPr>
-        <w:t>Explain how omitting it could change a reader's interpretation, and write an accurate replacement.</w:t>
+        <w:pStyle w:val="Heading1"/>
+      </w:pPr>
+      <w:r>
+        <w:t>08. Practise tracing units and interpreting interval signs</w:t>
+      </w:r>
+    </w:p>
+    <w:p>
+      <w:r>
+        <w:t>State whether the interval was calculated here or only supplied.</w:t>
+      </w:r>
+    </w:p>
+    <w:p>
+      <w:pPr>
+        <w:pStyle w:val="Heading2"/>
+      </w:pPr>
+      <w:r>
+        <w:t>Current explanation and guided check</w:t>
+      </w:r>
+    </w:p>
+    <w:p>
+      <w:pPr>
+        <w:pStyle w:val="ListBullet"/>
+      </w:pPr>
+      <w:r>
+        <w:t>Explain the weekly mechanism in your own words. Use the worked scenario to name its input, decision rule and output.</w:t>
       </w:r>
     </w:p>
     <w:p>
@@ -1572,7 +2725,7 @@
         <w:pStyle w:val="Heading3"/>
       </w:pPr>
       <w:r>
-        <w:t>State one repair and the checks you would rerun.</w:t>
+        <w:t>Guided: restate the worked result, then name the assumption or limitation that prevents a broader conclusion.</w:t>
       </w:r>
     </w:p>
     <w:p>
@@ -1601,79 +2754,19 @@
       </w:r>
     </w:p>
     <w:p>
+      <w:pPr>
+        <w:pStyle w:val="Heading3"/>
+      </w:pPr>
+      <w:r>
+        <w:t>Explain your prediction to a partner before comparing results.</w:t>
+      </w:r>
+    </w:p>
+    <w:p>
       <w:r>
         <w:t>________________________________________________________________</w:t>
       </w:r>
     </w:p>
     <w:p>
-      <w:pPr>
-        <w:pStyle w:val="Heading1"/>
-      </w:pPr>
-      <w:r>
-        <w:t>08. Practise together</w:t>
-      </w:r>
-    </w:p>
-    <w:p>
-      <w:r>
-        <w:t>Practise Uncertainty intervals with support, then explain the deciding step in your own words.</w:t>
-      </w:r>
-    </w:p>
-    <w:p>
-      <w:pPr>
-        <w:spacing w:line="336" w:lineRule="auto" w:after="180"/>
-      </w:pPr>
-      <w:r>
-        <w:rPr>
-          <w:b w:val="0"/>
-        </w:rPr>
-        <w:t xml:space="preserve">Explain the weekly </w:t>
-      </w:r>
-      <w:r>
-        <w:rPr>
-          <w:b/>
-        </w:rPr>
-        <w:t>mechanism</w:t>
-      </w:r>
-      <w:r>
-        <w:rPr>
-          <w:b w:val="0"/>
-        </w:rPr>
-        <w:t xml:space="preserve"> in your own words. Use the worked scenario to name its </w:t>
-      </w:r>
-      <w:r>
-        <w:rPr>
-          <w:b/>
-        </w:rPr>
-        <w:t>input</w:t>
-      </w:r>
-      <w:r>
-        <w:rPr>
-          <w:b w:val="0"/>
-        </w:rPr>
-        <w:t xml:space="preserve">, decision rule and </w:t>
-      </w:r>
-      <w:r>
-        <w:rPr>
-          <w:b/>
-        </w:rPr>
-        <w:t>output</w:t>
-      </w:r>
-      <w:r>
-        <w:rPr>
-          <w:b w:val="0"/>
-        </w:rPr>
-        <w:t>.</w:t>
-      </w:r>
-    </w:p>
-    <w:p>
-      <w:pPr>
-        <w:pStyle w:val="Heading3"/>
-      </w:pPr>
-      <w:r>
-        <w:t>Guided: restate the worked result, then name the assumption or limitation that prevents a broader conclusion.</w:t>
-      </w:r>
-    </w:p>
-    <w:p>
       <w:r>
         <w:t>________________________________________________________________</w:t>
       </w:r>
@@ -1689,49 +2782,11 @@
       </w:r>
     </w:p>
     <w:p>
-      <w:r>
-        <w:t>________________________________________________________________</w:t>
-      </w:r>
-    </w:p>
-    <w:p>
-      <w:r>
-        <w:t>________________________________________________________________</w:t>
-      </w:r>
-    </w:p>
-    <w:p>
-      <w:pPr>
-        <w:pStyle w:val="Heading3"/>
-      </w:pPr>
-      <w:r>
-        <w:t>Explain your prediction to a partner before comparing results.</w:t>
-      </w:r>
-    </w:p>
-    <w:p>
-      <w:r>
-        <w:t>________________________________________________________________</w:t>
-      </w:r>
-    </w:p>
-    <w:p>
-      <w:r>
-        <w:t>________________________________________________________________</w:t>
-      </w:r>
-    </w:p>
-    <w:p>
-      <w:r>
-        <w:t>________________________________________________________________</w:t>
-      </w:r>
-    </w:p>
-    <w:p>
-      <w:r>
-        <w:t>________________________________________________________________</w:t>
-      </w:r>
-    </w:p>
-    <w:p>
-      <w:pPr>
-        <w:pStyle w:val="Heading3"/>
-      </w:pPr>
-      <w:r>
-        <w:t>Practise with less help: Trace the worked case</w:t>
+      <w:pPr>
+        <w:pStyle w:val="Heading2"/>
+      </w:pPr>
+      <w:r>
+        <w:t>Supported W2 trace</w:t>
       </w:r>
     </w:p>
     <w:p>
@@ -1849,69 +2904,49 @@
     </w:p>
     <w:p>
       <w:pPr>
+        <w:pStyle w:val="Heading2"/>
+      </w:pPr>
+      <w:r>
+        <w:t>Individual scope check</w:t>
+      </w:r>
+    </w:p>
+    <w:p>
+      <w:pPr>
+        <w:pStyle w:val="ListBullet"/>
+      </w:pPr>
+      <w:r>
+        <w:t>Use the worked case for Uncertainty intervals. Proposed explanation: “The worked result establishes every future case”. Decide whether this explanation is supported. Point to the step or supplied fact that decides; explain your repair if needed.</w:t>
+      </w:r>
+    </w:p>
+    <w:p>
+      <w:pPr>
+        <w:pStyle w:val="ListBullet"/>
+      </w:pPr>
+      <w:r>
+        <w:t>Answer on your own before discussion. If you are unsure, say which step you need help with.</w:t>
+      </w:r>
+    </w:p>
+    <w:p>
+      <w:pPr>
+        <w:pStyle w:val="Heading2"/>
+      </w:pPr>
+      <w:r>
+        <w:t>Picture response</w:t>
+      </w:r>
+    </w:p>
+    <w:p>
+      <w:pPr>
+        <w:pStyle w:val="ListBullet"/>
+      </w:pPr>
+      <w:r>
+        <w:t>Locate -0.8 and zero relative to the supplied interval [-1.4,-0.2]. Interpret the sign and confidence-method meaning, then describe what changes with interval [-1.4,0.3].</w:t>
+      </w:r>
+    </w:p>
+    <w:p>
+      <w:pPr>
         <w:pStyle w:val="Heading3"/>
       </w:pPr>
       <w:r>
-        <w:t>Check your reasoning</w:t>
-      </w:r>
-    </w:p>
-    <w:p>
-      <w:pPr>
-        <w:spacing w:line="336" w:lineRule="auto" w:after="180"/>
-      </w:pPr>
-      <w:r>
-        <w:rPr>
-          <w:b w:val="0"/>
-        </w:rPr>
-        <w:t>Use the worked case for Uncertainty intervals. Proposed explanation: “The worked result establishes every future case”. Decide whether this explanation is supported.</w:t>
-      </w:r>
-    </w:p>
-    <w:p>
-      <w:pPr>
-        <w:spacing w:line="336" w:lineRule="auto" w:after="180"/>
-      </w:pPr>
-      <w:r>
-        <w:rPr>
-          <w:b w:val="0"/>
-        </w:rPr>
-        <w:t>Point to the step or supplied fact that decides; explain your repair if needed.</w:t>
-      </w:r>
-    </w:p>
-    <w:p>
-      <w:pPr>
-        <w:spacing w:line="336" w:lineRule="auto" w:after="180"/>
-      </w:pPr>
-      <w:r>
-        <w:rPr>
-          <w:b w:val="0"/>
-        </w:rPr>
-        <w:t>Answer on your own before discussion. If you are unsure, say which step you need help with.</w:t>
-      </w:r>
-    </w:p>
-    <w:p>
-      <w:pPr>
-        <w:pStyle w:val="Heading3"/>
-      </w:pPr>
-      <w:r>
-        <w:t>Explain the picture</w:t>
-      </w:r>
-    </w:p>
-    <w:p>
-      <w:pPr>
-        <w:spacing w:line="336" w:lineRule="auto" w:after="180"/>
-      </w:pPr>
-      <w:r>
-        <w:rPr>
-          <w:b w:val="0"/>
-        </w:rPr>
-        <w:t>Locate -0.8 and zero relative to the supplied interval [-1.4,-0.2]. Interpret the sign and confidence-method meaning, then describe what changes with interval [-1.4,0.3].</w:t>
-      </w:r>
-    </w:p>
-    <w:p>
-      <w:pPr>
-        <w:pStyle w:val="Heading3"/>
-      </w:pPr>
-      <w:r>
         <w:t>My explanation using a pictured step and the given facts</w:t>
       </w:r>
     </w:p>
@@ -1933,6 +2968,14 @@
     <w:p>
       <w:r>
         <w:t>________________________________________________________________</w:t>
+      </w:r>
+    </w:p>
+    <w:p>
+      <w:pPr>
+        <w:pStyle w:val="Heading2"/>
+      </w:pPr>
+      <w:r>
+        <w:t>Reserve the selected new mean/sigma/sample-size calculation</w:t>
       </w:r>
     </w:p>
     <w:p>
@@ -1948,23 +2991,55 @@
     </w:p>
     <w:p>
       <w:pPr>
+        <w:pStyle w:val="Heading2"/>
+      </w:pPr>
+      <w:r>
+        <w:t>Earlier wording, alternatives and picture transcripts · reference / check after trying</w:t>
+      </w:r>
+    </w:p>
+    <w:p>
+      <w:pPr>
+        <w:pStyle w:val="Heading3"/>
+      </w:pPr>
+      <w:r>
+        <w:t>Practise with less help: Trace the worked case</w:t>
+      </w:r>
+    </w:p>
+    <w:p>
+      <w:pPr>
+        <w:pStyle w:val="Heading3"/>
+      </w:pPr>
+      <w:r>
+        <w:t>Check your reasoning</w:t>
+      </w:r>
+    </w:p>
+    <w:p>
+      <w:pPr>
+        <w:pStyle w:val="Heading3"/>
+      </w:pPr>
+      <w:r>
+        <w:t>Explain the picture</w:t>
+      </w:r>
+    </w:p>
+    <w:p>
+      <w:pPr>
         <w:pStyle w:val="Heading1"/>
       </w:pPr>
       <w:r>
-        <w:t>09. Run the investigation</w:t>
-      </w:r>
-    </w:p>
-    <w:p>
-      <w:r>
-        <w:t>Investigate Uncertainty intervals. Record the prediction, actual observation or labelled paper trace, explanation and next test separately.</w:t>
-      </w:r>
-    </w:p>
-    <w:p>
-      <w:pPr>
-        <w:pStyle w:val="Heading3"/>
-      </w:pPr>
-      <w:r>
-        <w:t>Predict, investigate and preserve the evidence</w:t>
+        <w:t>09. Run the complete interval calculation and supplied-bound check</w:t>
+      </w:r>
+    </w:p>
+    <w:p>
+      <w:r>
+        <w:t>Record arithmetic separately from untested sampling assumptions.</w:t>
+      </w:r>
+    </w:p>
+    <w:p>
+      <w:pPr>
+        <w:pStyle w:val="Heading2"/>
+      </w:pPr>
+      <w:r>
+        <w:t>Current known-sigma mean-interval investigation</w:t>
       </w:r>
     </w:p>
     <w:p>
@@ -1991,30 +3066,125 @@
       </w:r>
     </w:p>
     <w:p>
+      <w:pPr>
+        <w:pStyle w:val="Heading2"/>
+      </w:pPr>
+      <w:r>
+        <w:t>Runnable complete numeric and supplied-bound audit</w:t>
+      </w:r>
+    </w:p>
+    <w:p>
       <w:r>
         <w:rPr>
           <w:rFonts w:ascii="Courier New" w:hAnsi="Courier New"/>
           <w:sz w:val="18"/>
         </w:rPr>
-        <w:t>from math import sqrt</w:t>
+        <w:t>"""Known-sigma normal interval arithmetic and separate supplied-interval interpretation."""</w:t>
+        <w:br/>
+        <w:t>from math import sqrt,isfinite</w:t>
+        <w:br/>
+        <w:t>from statistics import NormalDist</w:t>
         <w:br/>
         <w:br/>
-        <w:t>def known_sigma_interval(mean, sigma, n, critical=1.96):</w:t>
+        <w:t>def finite_real(value):</w:t>
         <w:br/>
-        <w:t xml:space="preserve">    """Assume independent normal sampling and a known population sigma."""</w:t>
+        <w:t xml:space="preserve"> if type(value) not in (int,float):return False</w:t>
         <w:br/>
-        <w:t xml:space="preserve">    if type(n) is not int or n &lt; 1 or sigma &lt; 0 or (critical &lt;= 0):</w:t>
+        <w:t xml:space="preserve"> try:return isfinite(value)</w:t>
         <w:br/>
-        <w:t xml:space="preserve">        raise ValueError('interval settings')</w:t>
-        <w:br/>
-        <w:t xml:space="preserve">    se = sigma / sqrt(n)</w:t>
-        <w:br/>
-        <w:t xml:space="preserve">    margin = critical * se</w:t>
-        <w:br/>
-        <w:t xml:space="preserve">    return (se, mean - margin, mean + margin)</w:t>
+        <w:t xml:space="preserve"> except OverflowError:return False</w:t>
         <w:br/>
         <w:br/>
-        <w:t>print(known_sigma_interval(10, 2, 16))</w:t>
+        <w:t>def known_sigma_interval(mean,sigma,n,critical=1.96):</w:t>
+        <w:br/>
+        <w:t xml:space="preserve"> """Assume independent normal sampling with known positive population sigma.</w:t>
+        <w:br/>
+        <w:t xml:space="preserve"> Numeric checks cannot verify those design/model assumptions.</w:t>
+        <w:br/>
+        <w:t xml:space="preserve"> """</w:t>
+        <w:br/>
+        <w:t xml:space="preserve"> if not finite_real(mean) or not finite_real(sigma) or sigma&lt;=0:</w:t>
+        <w:br/>
+        <w:t xml:space="preserve">  raise ValueError('finite mean and known positive sigma required')</w:t>
+        <w:br/>
+        <w:t xml:space="preserve"> if type(n) is not int or n&lt;1 or not finite_real(critical) or critical&lt;=0:</w:t>
+        <w:br/>
+        <w:t xml:space="preserve">  raise ValueError('positive exact n and finite positive critical required')</w:t>
+        <w:br/>
+        <w:t xml:space="preserve"> try:</w:t>
+        <w:br/>
+        <w:t xml:space="preserve">  se=sigma/sqrt(n);margin=critical*se;lower=mean-margin;upper=mean+margin</w:t>
+        <w:br/>
+        <w:t xml:space="preserve"> except OverflowError:raise ValueError('settings exceed this floating-point calculation')</w:t>
+        <w:br/>
+        <w:t xml:space="preserve"> if not all(isfinite(v) for v in [se,margin,lower,upper]):raise ValueError('nonfinite result')</w:t>
+        <w:br/>
+        <w:t xml:space="preserve"> return {'standard_error':se,'margin':margin,'lower':lower,'upper':upper,'critical':critical,</w:t>
+        <w:br/>
+        <w:t xml:space="preserve">         'theoretical_normal_coverage':2*NormalDist().cdf(critical)-1}</w:t>
+        <w:br/>
+        <w:t>main=known_sigma_interval(10,2,16)</w:t>
+        <w:br/>
+        <w:t>assert main['standard_error']==0.5 and abs(main['margin']-0.98)&lt;1e-12</w:t>
+        <w:br/>
+        <w:t>assert abs(main['lower']-9.02)&lt;1e-12 and abs(main['upper']-10.98)&lt;1e-12</w:t>
+        <w:br/>
+        <w:t>assert abs(main['theoretical_normal_coverage']-0.95)&lt;0.00001</w:t>
+        <w:br/>
+        <w:t># Separate supplied intervals; no standard error or raw-data fitting is inferred.</w:t>
+        <w:br/>
+        <w:t>def locate_zero(lower,upper,estimate):</w:t>
+        <w:br/>
+        <w:t xml:space="preserve"> if not all(finite_real(v) for v in [lower,upper,estimate]) or lower&gt;upper or not lower&lt;=estimate&lt;=upper:</w:t>
+        <w:br/>
+        <w:t xml:space="preserve">  raise ValueError('ordered finite supplied bounds containing the estimate required')</w:t>
+        <w:br/>
+        <w:t xml:space="preserve"> return {'contains_zero':lower&lt;=0&lt;=upper,</w:t>
+        <w:br/>
+        <w:t xml:space="preserve">         'direction':'all negative' if upper&lt;0 else 'all positive' if lower&gt;0 else 'includes zero'}</w:t>
+        <w:br/>
+        <w:t>picture=locate_zero(-1.4,-0.2,-0.8)</w:t>
+        <w:br/>
+        <w:t>changed=locate_zero(-1.4,0.3,-0.8)</w:t>
+        <w:br/>
+        <w:t>assert picture=={'contains_zero':False,'direction':'all negative'} and changed['contains_zero']</w:t>
+        <w:br/>
+        <w:t>print('Main known-sigma interval:',main)</w:t>
+        <w:br/>
+        <w:t>print('Separate supplied B-A time interval:',picture,'changed supplied interval:',changed)</w:t>
+        <w:br/>
+        <w:t>print('Negative B-A means B has lower mean time under this convention, not every request is faster.')</w:t>
+        <w:br/>
+        <w:t>print('Critical 1.96 is rounded: theoretical normal-model coverage is approximately 95 percent. No repeated-sample coverage experiment was run.')</w:t>
+        <w:br/>
+        <w:t>print('Confidence concerns the procedure under assumptions, not a 95 percent probability assigned to a fixed unknown mean after observing this interval. Zero inclusion does not prove equality.')</w:t>
+        <w:br/>
+        <w:t>print('The calculation does not verify normality, independence, known sigma or unbiased sampling; an interval does not repair bias, prove causality or establish practical value.')</w:t>
+        <w:br/>
+      </w:r>
+    </w:p>
+    <w:p>
+      <w:pPr>
+        <w:pStyle w:val="Heading2"/>
+      </w:pPr>
+      <w:r>
+        <w:t>Expected calculations and model limits</w:t>
+      </w:r>
+    </w:p>
+    <w:p>
+      <w:pPr>
+        <w:pStyle w:val="ListNumber"/>
+      </w:pPr>
+      <w:r>
+        <w:t>Predict standard error 0.5, margin 0.98 and interval [9.02, 10.98] before running or tracing. The code rejects nonfinite values, Boolean counts and nonpositive sigma for this nondegenerate normal exercise. Its theoretical normal coverage calculation explains why rounded 1.96 gives approximately 95%, not an observed coverage trial. The separate supplied difference intervals are located against zero without inferring their raw data or standard error. No normality, independence, known-sigma status or unbiased collection is verified by arithmetic. The reserved mean 20/sigma 5/n25 case remains for the first individual attempt.</w:t>
+      </w:r>
+    </w:p>
+    <w:p>
+      <w:pPr>
+        <w:pStyle w:val="Heading2"/>
+      </w:pPr>
+      <w:r>
+        <w:t>Evidence ledger and reflection</w:t>
       </w:r>
     </w:p>
     <w:tbl>
@@ -2166,14 +3336,6 @@
     </w:p>
     <w:p>
       <w:pPr>
-        <w:pStyle w:val="Heading3"/>
-      </w:pPr>
-      <w:r>
-        <w:t>Plan → try → check</w:t>
-      </w:r>
-    </w:p>
-    <w:p>
-      <w:pPr>
         <w:spacing w:line="336" w:lineRule="auto" w:after="180"/>
       </w:pPr>
       <w:r>
@@ -2185,23 +3347,37 @@
     </w:p>
     <w:p>
       <w:pPr>
-        <w:pStyle w:val="Heading1"/>
-      </w:pPr>
-      <w:r>
-        <w:t>10. Build your understanding</w:t>
-      </w:r>
-    </w:p>
-    <w:p>
-      <w:r>
-        <w:t>Move from recall to tracing, diagnosis and transfer in Uncertainty intervals. Explain why each step is justified.</w:t>
-      </w:r>
-    </w:p>
-    <w:p>
-      <w:pPr>
-        <w:pStyle w:val="Heading3"/>
-      </w:pPr>
-      <w:r>
-        <w:t>Explain → apply → challenge</w:t>
+        <w:pStyle w:val="Heading2"/>
+      </w:pPr>
+      <w:r>
+        <w:t>Earlier compact illustration and limited guards · reference / check after trying</w:t>
+      </w:r>
+    </w:p>
+    <w:p>
+      <w:r>
+        <w:rPr>
+          <w:rFonts w:ascii="Courier New" w:hAnsi="Courier New"/>
+          <w:sz w:val="18"/>
+        </w:rPr>
+        <w:t>from math import sqrt</w:t>
+        <w:br/>
+        <w:br/>
+        <w:t>def known_sigma_interval(mean, sigma, n, critical=1.96):</w:t>
+        <w:br/>
+        <w:t xml:space="preserve">    """Assume independent normal sampling and a known population sigma."""</w:t>
+        <w:br/>
+        <w:t xml:space="preserve">    if type(n) is not int or n &lt; 1 or sigma &lt; 0 or (critical &lt;= 0):</w:t>
+        <w:br/>
+        <w:t xml:space="preserve">        raise ValueError('interval settings')</w:t>
+        <w:br/>
+        <w:t xml:space="preserve">    se = sigma / sqrt(n)</w:t>
+        <w:br/>
+        <w:t xml:space="preserve">    margin = critical * se</w:t>
+        <w:br/>
+        <w:t xml:space="preserve">    return (se, mean - margin, mean + margin)</w:t>
+        <w:br/>
+        <w:br/>
+        <w:t>print(known_sigma_interval(10, 2, 16))</w:t>
       </w:r>
     </w:p>
     <w:p>
@@ -2212,43 +3388,144 @@
         <w:rPr>
           <w:b w:val="0"/>
         </w:rPr>
-        <w:t xml:space="preserve">Explain the weekly </w:t>
-      </w:r>
-      <w:r>
-        <w:rPr>
-          <w:b/>
-        </w:rPr>
-        <w:t>mechanism</w:t>
-      </w:r>
+        <w:t>The earlier compact reference code illustrates the default arithmetic but omits some finite-value and nondegenerate-input guards. Use the complete public investigation for this lesson’s explicit positive-sigma contract. Neither version can verify the actual sampling assumptions from summary numbers.</w:t>
+      </w:r>
+    </w:p>
+    <w:p>
+      <w:pPr>
+        <w:pStyle w:val="Heading2"/>
+      </w:pPr>
+      <w:r>
+        <w:t>Earlier wording, alternatives and picture transcripts · reference / check after trying</w:t>
+      </w:r>
+    </w:p>
+    <w:p>
+      <w:pPr>
+        <w:pStyle w:val="Heading3"/>
+      </w:pPr>
+      <w:r>
+        <w:t>Predict, investigate and preserve the evidence</w:t>
+      </w:r>
+    </w:p>
+    <w:p>
+      <w:pPr>
+        <w:pStyle w:val="Heading3"/>
+      </w:pPr>
+      <w:r>
+        <w:t>Plan → try → check</w:t>
+      </w:r>
+    </w:p>
+    <w:p>
+      <w:pPr>
+        <w:pStyle w:val="Heading1"/>
+      </w:pPr>
+      <w:r>
+        <w:t>14. Try alone: calculate a new known-sigma mean interval</w:t>
+      </w:r>
+    </w:p>
+    <w:p>
+      <w:r>
+        <w:t>Show standard error, margin, endpoints and one required assumption.</w:t>
+      </w:r>
+    </w:p>
+    <w:p>
+      <w:pPr>
+        <w:pStyle w:val="Heading2"/>
+      </w:pPr>
+      <w:r>
+        <w:t>Complete selected independent task</w:t>
+      </w:r>
+    </w:p>
+    <w:p>
+      <w:pPr>
+        <w:spacing w:line="336" w:lineRule="auto" w:after="180"/>
+      </w:pPr>
       <w:r>
         <w:rPr>
           <w:b w:val="0"/>
         </w:rPr>
-        <w:t xml:space="preserve"> in your own words. Use the worked scenario to name its </w:t>
-      </w:r>
-      <w:r>
-        <w:rPr>
-          <w:b/>
-        </w:rPr>
-        <w:t>input</w:t>
-      </w:r>
+        <w:t>Observed mean is 20 from 25 independent normal measurements; population standard deviation is known to be 5. Use the supplied 95% rule mean ± 1.96 × sigma / sqrt(n). Compute the interval and name one assumption.</w:t>
+      </w:r>
+    </w:p>
+    <w:p>
+      <w:pPr>
+        <w:pStyle w:val="Heading2"/>
+      </w:pPr>
+      <w:r>
+        <w:t>First attempt and support record</w:t>
+      </w:r>
+    </w:p>
+    <w:p>
+      <w:pPr>
+        <w:pStyle w:val="Heading3"/>
+      </w:pPr>
+      <w:r>
+        <w:t>My independent explanation, trace and limits</w:t>
+      </w:r>
+    </w:p>
+    <w:p>
+      <w:r>
+        <w:t>________________________________________________________________</w:t>
+      </w:r>
+    </w:p>
+    <w:p>
+      <w:r>
+        <w:t>________________________________________________________________</w:t>
+      </w:r>
+    </w:p>
+    <w:p>
+      <w:r>
+        <w:t>________________________________________________________________</w:t>
+      </w:r>
+    </w:p>
+    <w:p>
+      <w:r>
+        <w:t>________________________________________________________________</w:t>
+      </w:r>
+    </w:p>
+    <w:p>
+      <w:r>
+        <w:t>________________________________________________________________</w:t>
+      </w:r>
+    </w:p>
+    <w:p>
+      <w:r>
+        <w:t>________________________________________________________________</w:t>
+      </w:r>
+    </w:p>
+    <w:p>
+      <w:r>
+        <w:t>________________________________________________________________</w:t>
+      </w:r>
+    </w:p>
+    <w:p>
+      <w:pPr>
+        <w:spacing w:line="336" w:lineRule="auto" w:after="180"/>
+      </w:pPr>
       <w:r>
         <w:rPr>
           <w:b w:val="0"/>
         </w:rPr>
-        <w:t xml:space="preserve">, decision rule and </w:t>
-      </w:r>
-      <w:r>
-        <w:rPr>
-          <w:b/>
-        </w:rPr>
-        <w:t>output</w:t>
-      </w:r>
+        <w:t>Attempt this case before feedback. Record any help. Earlier examples below are further practice; a case already practised with feedback cannot establish fresh transfer.</w:t>
+      </w:r>
+    </w:p>
+    <w:p>
+      <w:pPr>
+        <w:pStyle w:val="Heading2"/>
+      </w:pPr>
+      <w:r>
+        <w:t>Feedback after trying</w:t>
+      </w:r>
+    </w:p>
+    <w:p>
+      <w:pPr>
+        <w:spacing w:line="336" w:lineRule="auto" w:after="180"/>
+      </w:pPr>
       <w:r>
         <w:rPr>
           <w:b w:val="0"/>
         </w:rPr>
-        <w:t>.</w:t>
+        <w:t>Attempt the independent case before hints. Record whether you worked alone, used a hint or followed a model. After feedback, fix the first unsupported step and explain why it changed.</w:t>
       </w:r>
     </w:p>
     <w:p>
@@ -2259,7 +3536,31 @@
         <w:rPr>
           <w:b w:val="0"/>
         </w:rPr>
-        <w:t>A report omits this qualification: A narrow interval can be precisely biased; sampling independence and representativeness must be justified.</w:t>
+        <w:t>A later check uses a changed case, not a copied answer.</w:t>
+      </w:r>
+    </w:p>
+    <w:p>
+      <w:pPr>
+        <w:pStyle w:val="Heading2"/>
+      </w:pPr>
+      <w:r>
+        <w:t>Earlier wording, alternatives and picture transcripts · reference / check after trying</w:t>
+      </w:r>
+    </w:p>
+    <w:p>
+      <w:pPr>
+        <w:pStyle w:val="Heading3"/>
+      </w:pPr>
+      <w:r>
+        <w:t>Independent case: Apply a new case independently</w:t>
+      </w:r>
+    </w:p>
+    <w:p>
+      <w:pPr>
+        <w:pStyle w:val="Heading3"/>
+      </w:pPr>
+      <w:r>
+        <w:t>Attempt this without hints</w:t>
       </w:r>
     </w:p>
     <w:p>
@@ -2270,7 +3571,55 @@
         <w:rPr>
           <w:b w:val="0"/>
         </w:rPr>
-        <w:t>Explain how omitting it could change a reader's interpretation, and write an accurate replacement.</w:t>
+        <w:t>Observed mean is 20 from 25 independent normal measurements; population standard deviation is known to be 5. Use the supplied 95% rule mean ± 1.96 × sigma / sqrt(n). Compute the interval and name one assumption.</w:t>
+      </w:r>
+    </w:p>
+    <w:p>
+      <w:pPr>
+        <w:pStyle w:val="Heading3"/>
+      </w:pPr>
+      <w:r>
+        <w:t>My independent procedure, result and limitation</w:t>
+      </w:r>
+    </w:p>
+    <w:p>
+      <w:r>
+        <w:t>________________________________________________________________</w:t>
+      </w:r>
+    </w:p>
+    <w:p>
+      <w:r>
+        <w:t>________________________________________________________________</w:t>
+      </w:r>
+    </w:p>
+    <w:p>
+      <w:r>
+        <w:t>________________________________________________________________</w:t>
+      </w:r>
+    </w:p>
+    <w:p>
+      <w:r>
+        <w:t>________________________________________________________________</w:t>
+      </w:r>
+    </w:p>
+    <w:p>
+      <w:r>
+        <w:t>________________________________________________________________</w:t>
+      </w:r>
+    </w:p>
+    <w:p>
+      <w:r>
+        <w:t>________________________________________________________________</w:t>
+      </w:r>
+    </w:p>
+    <w:p>
+      <w:r>
+        <w:t>________________________________________________________________</w:t>
+      </w:r>
+    </w:p>
+    <w:p>
+      <w:r>
+        <w:t>________________________________________________________________</w:t>
       </w:r>
     </w:p>
     <w:p>
@@ -2281,18 +3630,7 @@
         <w:rPr>
           <w:b w:val="0"/>
         </w:rPr>
-        <w:t>For the worked scenario, propose one additional case that could reveal a failure, describe its expected outcome before running it, and explain what would need to remain fixed for a fair comparison.</w:t>
-      </w:r>
-    </w:p>
-    <w:p>
-      <w:pPr>
-        <w:spacing w:line="336" w:lineRule="auto" w:after="180"/>
-      </w:pPr>
-      <w:r>
-        <w:rPr>
-          <w:b w:val="0"/>
-        </w:rPr>
-        <w:t>Do not reuse W4 as a new final test after receiving feedback.</w:t>
+        <w:t>Record support used: none, hint or teacher explanation. After feedback, a different case is needed to demonstrate independence.</w:t>
       </w:r>
     </w:p>
     <w:p>
@@ -2300,32 +3638,7 @@
         <w:pStyle w:val="Heading3"/>
       </w:pPr>
       <w:r>
-        <w:t>Explain which evidence supports your conclusion and which claim remains unproved.</w:t>
-      </w:r>
-    </w:p>
-    <w:p>
-      <w:r>
-        <w:t>________________________________________________________________</w:t>
-      </w:r>
-    </w:p>
-    <w:p>
-      <w:r>
-        <w:t>________________________________________________________________</w:t>
-      </w:r>
-    </w:p>
-    <w:p>
-      <w:r>
-        <w:t>________________________________________________________________</w:t>
-      </w:r>
-    </w:p>
-    <w:p>
-      <w:r>
-        <w:t>________________________________________________________________</w:t>
-      </w:r>
-    </w:p>
-    <w:p>
-      <w:r>
-        <w:t>________________________________________________________________</w:t>
+        <w:t>Use feedback to improve</w:t>
       </w:r>
     </w:p>
     <w:p>
@@ -2333,12 +3646,20 @@
         <w:pStyle w:val="Heading1"/>
       </w:pPr>
       <w:r>
-        <w:t>11. Connect your project</w:t>
-      </w:r>
-    </w:p>
-    <w:p>
-      <w:r>
-        <w:t>Apply this week’s idea to Reproducible AI Research Study. Keep an annotated decision and the evidence supporting it.</w:t>
+        <w:t>11. Save interval target, model, inputs, units and confidence meaning</w:t>
+      </w:r>
+    </w:p>
+    <w:p>
+      <w:r>
+        <w:t>Keep supplied endpoints separate from independently calculated ones.</w:t>
+      </w:r>
+    </w:p>
+    <w:p>
+      <w:pPr>
+        <w:pStyle w:val="Heading2"/>
+      </w:pPr>
+      <w:r>
+        <w:t>Project task and artifact</w:t>
       </w:r>
     </w:p>
     <w:p>
@@ -2529,10 +3850,10 @@
     </w:tbl>
     <w:p>
       <w:pPr>
-        <w:pStyle w:val="Heading3"/>
-      </w:pPr>
-      <w:r>
-        <w:t>Evidence for your project</w:t>
+        <w:pStyle w:val="Heading2"/>
+      </w:pPr>
+      <w:r>
+        <w:t>Actual local calculation or paper trace and limitations</w:t>
       </w:r>
     </w:p>
     <w:p>
@@ -2548,15 +3869,88 @@
     </w:p>
     <w:p>
       <w:pPr>
+        <w:pStyle w:val="Heading2"/>
+      </w:pPr>
+      <w:r>
+        <w:t>Earlier wording, alternatives and picture transcripts · reference / check after trying</w:t>
+      </w:r>
+    </w:p>
+    <w:p>
+      <w:pPr>
+        <w:pStyle w:val="Heading3"/>
+      </w:pPr>
+      <w:r>
+        <w:t>Evidence for your project</w:t>
+      </w:r>
+    </w:p>
+    <w:p>
+      <w:pPr>
         <w:pStyle w:val="Heading1"/>
       </w:pPr>
       <w:r>
-        <w:t>12. Show what you know</w:t>
-      </w:r>
-    </w:p>
-    <w:p>
-      <w:r>
-        <w:t>Use a genuinely new case for independent evidence. Previously discussed examples remain practice; use the separately named independent case before feedback.</w:t>
+        <w:t>16. Explain what the interval procedure covers and what it does not establish</w:t>
+      </w:r>
+    </w:p>
+    <w:p>
+      <w:r>
+        <w:t>Do not turn zero inclusion, model assumptions or a confidence level into stronger claims.</w:t>
+      </w:r>
+    </w:p>
+    <w:p>
+      <w:pPr>
+        <w:pStyle w:val="Heading2"/>
+      </w:pPr>
+      <w:r>
+        <w:t>Retrieve and explain</w:t>
+      </w:r>
+    </w:p>
+    <w:p>
+      <w:pPr>
+        <w:pStyle w:val="ListBullet"/>
+      </w:pPr>
+      <w:r>
+        <w:t>Close your notes. Explain this goal in your own words: Explain the mechanism and terminology of uncertainty intervals</w:t>
+      </w:r>
+    </w:p>
+    <w:p>
+      <w:pPr>
+        <w:pStyle w:val="Heading3"/>
+      </w:pPr>
+      <w:r>
+        <w:t>My deciding step, evidence and one remaining question</w:t>
+      </w:r>
+    </w:p>
+    <w:p>
+      <w:r>
+        <w:t>________________________________________________________________</w:t>
+      </w:r>
+    </w:p>
+    <w:p>
+      <w:r>
+        <w:t>________________________________________________________________</w:t>
+      </w:r>
+    </w:p>
+    <w:p>
+      <w:r>
+        <w:t>________________________________________________________________</w:t>
+      </w:r>
+    </w:p>
+    <w:p>
+      <w:r>
+        <w:t>________________________________________________________________</w:t>
+      </w:r>
+    </w:p>
+    <w:p>
+      <w:r>
+        <w:t>________________________________________________________________</w:t>
+      </w:r>
+    </w:p>
+    <w:p>
+      <w:pPr>
+        <w:pStyle w:val="Heading2"/>
+      </w:pPr>
+      <w:r>
+        <w:t>Plan a changed-case return</w:t>
       </w:r>
     </w:p>
     <w:p>
@@ -2567,62 +3961,31 @@
         <w:rPr>
           <w:b w:val="0"/>
         </w:rPr>
-        <w:t>Complete the supported workbook tasks before attempting W4 independently. Record any hints or help used. After feedback, use the teacher's fresh retry rather than copying the earlier answer.</w:t>
-      </w:r>
-    </w:p>
-    <w:p>
-      <w:pPr>
-        <w:spacing w:line="336" w:lineRule="auto" w:after="180"/>
-      </w:pPr>
+        <w:t xml:space="preserve">If you are unsure, return to the worked picture and explain one arrow. If you are ready, change an </w:t>
+      </w:r>
+      <w:r>
+        <w:rPr>
+          <w:b/>
+        </w:rPr>
+        <w:t>input</w:t>
+      </w:r>
       <w:r>
         <w:rPr>
           <w:b w:val="0"/>
         </w:rPr>
-        <w:t>For a project, select a relevant new case, predict the outcome from the declared rule and preserve the result alongside any revision.</w:t>
-      </w:r>
-    </w:p>
-    <w:p>
-      <w:pPr>
-        <w:pStyle w:val="Heading3"/>
-      </w:pPr>
-      <w:r>
-        <w:t>Exit: propose one revealing change to the worked scenario. State the expected outcome and the evidence that would make you revise your explanation.</w:t>
-      </w:r>
-    </w:p>
-    <w:p>
-      <w:r>
-        <w:t>________________________________________________________________</w:t>
-      </w:r>
-    </w:p>
-    <w:p>
-      <w:r>
-        <w:t>________________________________________________________________</w:t>
-      </w:r>
-    </w:p>
-    <w:p>
-      <w:r>
-        <w:t>________________________________________________________________</w:t>
-      </w:r>
-    </w:p>
-    <w:p>
-      <w:r>
-        <w:t>________________________________________________________________</w:t>
-      </w:r>
-    </w:p>
-    <w:p>
-      <w:r>
-        <w:t>________________________________________________________________</w:t>
-      </w:r>
-    </w:p>
-    <w:p>
-      <w:pPr>
-        <w:spacing w:line="336" w:lineRule="auto" w:after="180"/>
-      </w:pPr>
+        <w:t xml:space="preserve"> or assumption and justify your </w:t>
+      </w:r>
+      <w:r>
+        <w:rPr>
+          <w:b/>
+        </w:rPr>
+        <w:t>prediction</w:t>
+      </w:r>
       <w:r>
         <w:rPr>
           <w:b w:val="0"/>
         </w:rPr>
-        <w:t>For the worked scenario, propose one additional case that could reveal a failure, describe its expected outcome before running it, and explain what would need to remain fixed for a fair comparison.</w:t>
+        <w:t>.</w:t>
       </w:r>
     </w:p>
     <w:p>
@@ -2633,14 +3996,336 @@
         <w:rPr>
           <w:b w:val="0"/>
         </w:rPr>
-        <w:t>Do not reuse W4 as a new final test after receiving feedback.</w:t>
-      </w:r>
-    </w:p>
+        <w:t xml:space="preserve">Save your workbook </w:t>
+      </w:r>
+      <w:r>
+        <w:rPr>
+          <w:b/>
+        </w:rPr>
+        <w:t>evidence</w:t>
+      </w:r>
+      <w:r>
+        <w:rPr>
+          <w:b w:val="0"/>
+        </w:rPr>
+        <w:t>. At the next review, try a different case before opening your old answer.</w:t>
+      </w:r>
+    </w:p>
+    <w:p>
+      <w:pPr>
+        <w:pStyle w:val="Heading1"/>
+      </w:pPr>
+      <w:r>
+        <w:t>Reference bank and extra practice</w:t>
+      </w:r>
+    </w:p>
+    <w:p>
+      <w:pPr>
+        <w:pStyle w:val="Heading1"/>
+      </w:pPr>
+      <w:r>
+        <w:t>05. Reference · Use research vocabulary precisely</w:t>
+      </w:r>
+    </w:p>
+    <w:p>
+      <w:r>
+        <w:t>Connect each term to the question, comparison, measurement or evidence.</w:t>
+      </w:r>
+    </w:p>
+    <w:p>
+      <w:pPr>
+        <w:pStyle w:val="Heading2"/>
+      </w:pPr>
+      <w:r>
+        <w:t>Vocabulary and your explanation</w:t>
+      </w:r>
+    </w:p>
+    <w:tbl>
+      <w:tblPr>
+        <w:tblStyle w:val="LightShading-Accent1"/>
+        <w:tblW w:type="auto" w:w="0"/>
+        <w:tblLook w:firstColumn="1" w:firstRow="1" w:lastColumn="0" w:lastRow="0" w:noHBand="0" w:noVBand="1" w:val="04A0"/>
+      </w:tblPr>
+      <w:tblGrid>
+        <w:gridCol w:w="5112"/>
+        <w:gridCol w:w="5112"/>
+      </w:tblGrid>
+      <w:tr>
+        <w:trPr>
+          <w:tblHeader/>
+        </w:trPr>
+        <w:tc>
+          <w:tcPr>
+            <w:tcW w:type="dxa" w:w="5112"/>
+          </w:tcPr>
+          <w:p>
+            <w:r>
+              <w:t>Word</w:t>
+            </w:r>
+          </w:p>
+        </w:tc>
+        <w:tc>
+          <w:tcPr>
+            <w:tcW w:type="dxa" w:w="5112"/>
+          </w:tcPr>
+          <w:p>
+            <w:r>
+              <w:t>Meaning</w:t>
+            </w:r>
+          </w:p>
+        </w:tc>
+      </w:tr>
+      <w:tr>
+        <w:tc>
+          <w:tcPr>
+            <w:tcW w:type="dxa" w:w="5112"/>
+          </w:tcPr>
+          <w:p>
+            <w:r>
+              <w:t>Standard error</w:t>
+            </w:r>
+          </w:p>
+        </w:tc>
+        <w:tc>
+          <w:tcPr>
+            <w:tcW w:type="dxa" w:w="5112"/>
+          </w:tcPr>
+          <w:p>
+            <w:r>
+              <w:t>The model-based variation of an estimate</w:t>
+            </w:r>
+          </w:p>
+        </w:tc>
+      </w:tr>
+      <w:tr>
+        <w:tc>
+          <w:tcPr>
+            <w:tcW w:type="dxa" w:w="5112"/>
+          </w:tcPr>
+          <w:p>
+            <w:r>
+              <w:t>Confidence interval</w:t>
+            </w:r>
+          </w:p>
+        </w:tc>
+        <w:tc>
+          <w:tcPr>
+            <w:tcW w:type="dxa" w:w="5112"/>
+          </w:tcPr>
+          <w:p>
+            <w:r>
+              <w:t>An interval procedure with declared repeated-sampling coverage</w:t>
+            </w:r>
+          </w:p>
+        </w:tc>
+      </w:tr>
+      <w:tr>
+        <w:tc>
+          <w:tcPr>
+            <w:tcW w:type="dxa" w:w="5112"/>
+          </w:tcPr>
+          <w:p>
+            <w:r>
+              <w:t>Known sigma</w:t>
+            </w:r>
+          </w:p>
+        </w:tc>
+        <w:tc>
+          <w:tcPr>
+            <w:tcW w:type="dxa" w:w="5112"/>
+          </w:tcPr>
+          <w:p>
+            <w:r>
+              <w:t>A supplied population standard deviation assumption</w:t>
+            </w:r>
+          </w:p>
+        </w:tc>
+      </w:tr>
+    </w:tbl>
     <w:p>
       <w:pPr>
         <w:pStyle w:val="Heading3"/>
       </w:pPr>
       <w:r>
+        <w:t>Use two terms to explain a step in this week’s example.</w:t>
+      </w:r>
+    </w:p>
+    <w:p>
+      <w:r>
+        <w:t>________________________________________________________________</w:t>
+      </w:r>
+    </w:p>
+    <w:p>
+      <w:r>
+        <w:t>________________________________________________________________</w:t>
+      </w:r>
+    </w:p>
+    <w:p>
+      <w:r>
+        <w:t>________________________________________________________________</w:t>
+      </w:r>
+    </w:p>
+    <w:p>
+      <w:pPr>
+        <w:pStyle w:val="Heading1"/>
+      </w:pPr>
+      <w:r>
+        <w:t>10. Extra challenge · Explain a stronger case</w:t>
+      </w:r>
+    </w:p>
+    <w:p>
+      <w:r>
+        <w:t>Choose the next challenge after the main route.</w:t>
+      </w:r>
+    </w:p>
+    <w:p>
+      <w:pPr>
+        <w:pStyle w:val="Heading2"/>
+      </w:pPr>
+      <w:r>
+        <w:t>Explain,repair and extend</w:t>
+      </w:r>
+    </w:p>
+    <w:p>
+      <w:pPr>
+        <w:pStyle w:val="Heading3"/>
+      </w:pPr>
+      <w:r>
+        <w:t>Explain → apply → challenge</w:t>
+      </w:r>
+    </w:p>
+    <w:p>
+      <w:pPr>
+        <w:pStyle w:val="ListBullet"/>
+      </w:pPr>
+      <w:r>
+        <w:t>Explain the weekly mechanism in your own words. Use the worked scenario to name its input, decision rule and output.</w:t>
+      </w:r>
+    </w:p>
+    <w:p>
+      <w:pPr>
+        <w:pStyle w:val="ListBullet"/>
+      </w:pPr>
+      <w:r>
+        <w:t>A report omits this qualification: A narrow interval can be precisely biased; sampling independence and representativeness must be justified. Explain how omitting it could change a reader's interpretation, and write an accurate replacement.</w:t>
+      </w:r>
+    </w:p>
+    <w:p>
+      <w:pPr>
+        <w:pStyle w:val="ListBullet"/>
+      </w:pPr>
+      <w:r>
+        <w:t>For the worked scenario, propose one additional case that could reveal a failure, describe its expected outcome before running it, and explain what would need to remain fixed for a fair comparison. Do not reuse W4 as a new final test after receiving feedback.</w:t>
+      </w:r>
+    </w:p>
+    <w:p>
+      <w:pPr>
+        <w:pStyle w:val="Heading3"/>
+      </w:pPr>
+      <w:r>
+        <w:t>Explain which evidence supports your conclusion and which claim remains unproved.</w:t>
+      </w:r>
+    </w:p>
+    <w:p>
+      <w:r>
+        <w:t>________________________________________________________________</w:t>
+      </w:r>
+    </w:p>
+    <w:p>
+      <w:r>
+        <w:t>________________________________________________________________</w:t>
+      </w:r>
+    </w:p>
+    <w:p>
+      <w:r>
+        <w:t>________________________________________________________________</w:t>
+      </w:r>
+    </w:p>
+    <w:p>
+      <w:r>
+        <w:t>________________________________________________________________</w:t>
+      </w:r>
+    </w:p>
+    <w:p>
+      <w:r>
+        <w:t>________________________________________________________________</w:t>
+      </w:r>
+    </w:p>
+    <w:p>
+      <w:pPr>
+        <w:pStyle w:val="Heading1"/>
+      </w:pPr>
+      <w:r>
+        <w:t>12. Reference · Check the research reasoning and its limits</w:t>
+      </w:r>
+    </w:p>
+    <w:p>
+      <w:r>
+        <w:t>Use after practice; reserve the selected independent case for its first attempt.</w:t>
+      </w:r>
+    </w:p>
+    <w:p>
+      <w:pPr>
+        <w:pStyle w:val="Heading2"/>
+      </w:pPr>
+      <w:r>
+        <w:t>Current explanation and response</w:t>
+      </w:r>
+    </w:p>
+    <w:p>
+      <w:pPr>
+        <w:pStyle w:val="ListBullet"/>
+      </w:pPr>
+      <w:r>
+        <w:t>Complete the supported workbook tasks before attempting W4 independently. Record any hints or help used. After feedback, use the teacher's fresh retry rather than copying the earlier answer. For a project, select a relevant new case, predict the outcome from the declared rule and preserve the result alongside any revision.</w:t>
+      </w:r>
+    </w:p>
+    <w:p>
+      <w:pPr>
+        <w:pStyle w:val="Heading3"/>
+      </w:pPr>
+      <w:r>
+        <w:t>Exit: propose one revealing change to the worked scenario. State the expected outcome and the evidence that would make you revise your explanation.</w:t>
+      </w:r>
+    </w:p>
+    <w:p>
+      <w:r>
+        <w:t>________________________________________________________________</w:t>
+      </w:r>
+    </w:p>
+    <w:p>
+      <w:r>
+        <w:t>________________________________________________________________</w:t>
+      </w:r>
+    </w:p>
+    <w:p>
+      <w:r>
+        <w:t>________________________________________________________________</w:t>
+      </w:r>
+    </w:p>
+    <w:p>
+      <w:r>
+        <w:t>________________________________________________________________</w:t>
+      </w:r>
+    </w:p>
+    <w:p>
+      <w:r>
+        <w:t>________________________________________________________________</w:t>
+      </w:r>
+    </w:p>
+    <w:p>
+      <w:pPr>
+        <w:pStyle w:val="ListBullet"/>
+      </w:pPr>
+      <w:r>
+        <w:t>For the worked scenario, propose one additional case that could reveal a failure, describe its expected outcome before running it, and explain what would need to remain fixed for a fair comparison. Do not reuse W4 as a new final test after receiving feedback.</w:t>
+      </w:r>
+    </w:p>
+    <w:p>
+      <w:pPr>
+        <w:pStyle w:val="Heading3"/>
+      </w:pPr>
+      <w:r>
         <w:t>My limited claim and a useful next check</w:t>
       </w:r>
     </w:p>
@@ -2669,12 +4354,20 @@
         <w:pStyle w:val="Heading1"/>
       </w:pPr>
       <w:r>
-        <w:t>13. Study a complete case</w:t>
-      </w:r>
-    </w:p>
-    <w:p>
-      <w:r>
-        <w:t>Revisit the complete Uncertainty intervals case for supported practice. Repeated examples do not become fresh assessments.</w:t>
+        <w:t>13. Extra practice · Revisit the complete trace</w:t>
+      </w:r>
+    </w:p>
+    <w:p>
+      <w:r>
+        <w:t>Predict before reading the supplied steps.</w:t>
+      </w:r>
+    </w:p>
+    <w:p>
+      <w:pPr>
+        <w:pStyle w:val="Heading2"/>
+      </w:pPr>
+      <w:r>
+        <w:t>Complete trace and evidence</w:t>
       </w:r>
     </w:p>
     <w:p>
@@ -2756,7 +4449,7 @@
           </w:tcPr>
           <w:p>
             <w:r>
-              <w:t>For this constructed exercise assume independent normal measurements with known population standard deviation 2. A 95% mean interval uses supplied normal critical value 1.96:mean plus/minus1.96*sigma/sqrt(n). Unknown sigma requires a different justified method.</w:t>
+              <w:t>For this constructed exercise assume independent normal measurements with known population standard deviation 2. A 95% mean interval uses supplied normal critical value 1.96: mean plus/minus 1.96*sigma/sqrt(n). Unknown sigma requires a different justified method.</w:t>
             </w:r>
           </w:p>
         </w:tc>
@@ -2766,7 +4459,7 @@
           </w:tcPr>
           <w:p>
             <w:r>
-              <w:t>SE=2/4=.5; margin=.98; interval[9.02, 10.98]. Under assumptions, the method covers the fixed population mean in95% of repeated samples.</w:t>
+              <w:t>SE = 2/4 = 0.5; margin = 0.98; interval [9.02, 10.98]. Under assumptions, the method covers the fixed population mean in approximately 95% of repeated samples.</w:t>
             </w:r>
           </w:p>
         </w:tc>
@@ -2843,206 +4536,20 @@
         <w:pStyle w:val="Heading1"/>
       </w:pPr>
       <w:r>
-        <w:t>14. Try a new case independently</w:t>
-      </w:r>
-    </w:p>
-    <w:p>
-      <w:r>
-        <w:t>Attempt the reserved new case before feedback. Record support; the earlier examples below remain additional practice.</w:t>
-      </w:r>
-    </w:p>
-    <w:p>
-      <w:pPr>
-        <w:pStyle w:val="Heading3"/>
-      </w:pPr>
-      <w:r>
-        <w:t>Independent case: Apply a new case independently</w:t>
-      </w:r>
-    </w:p>
-    <w:p>
-      <w:pPr>
-        <w:spacing w:line="336" w:lineRule="auto" w:after="180"/>
-      </w:pPr>
-      <w:r>
-        <w:rPr>
-          <w:b w:val="0"/>
-        </w:rPr>
-        <w:t>Observed mean is 20 from 25 independent normal measurements; population standard deviation is known to be 5. Use the supplied 95% rule mean ± 1.96 × sigma / sqrt(n). Compute the interval and name one assumption.</w:t>
-      </w:r>
-    </w:p>
-    <w:p>
-      <w:pPr>
-        <w:pStyle w:val="Heading3"/>
-      </w:pPr>
-      <w:r>
-        <w:t>My independent explanation, trace and limits</w:t>
-      </w:r>
-    </w:p>
-    <w:p>
-      <w:r>
-        <w:t>________________________________________________________________</w:t>
-      </w:r>
-    </w:p>
-    <w:p>
-      <w:r>
-        <w:t>________________________________________________________________</w:t>
-      </w:r>
-    </w:p>
-    <w:p>
-      <w:r>
-        <w:t>________________________________________________________________</w:t>
-      </w:r>
-    </w:p>
-    <w:p>
-      <w:r>
-        <w:t>________________________________________________________________</w:t>
-      </w:r>
-    </w:p>
-    <w:p>
-      <w:r>
-        <w:t>________________________________________________________________</w:t>
-      </w:r>
-    </w:p>
-    <w:p>
-      <w:r>
-        <w:t>________________________________________________________________</w:t>
-      </w:r>
-    </w:p>
-    <w:p>
-      <w:r>
-        <w:t>________________________________________________________________</w:t>
-      </w:r>
-    </w:p>
-    <w:p>
-      <w:pPr>
-        <w:spacing w:line="336" w:lineRule="auto" w:after="180"/>
-      </w:pPr>
-      <w:r>
-        <w:rPr>
-          <w:b w:val="0"/>
-        </w:rPr>
-        <w:t>Attempt this case before feedback. Record any help. Earlier examples below are further practice; a case already practised with feedback cannot establish fresh transfer.</w:t>
-      </w:r>
-    </w:p>
-    <w:p>
-      <w:pPr>
-        <w:pStyle w:val="Heading3"/>
-      </w:pPr>
-      <w:r>
-        <w:t>Attempt this without hints</w:t>
-      </w:r>
-    </w:p>
-    <w:p>
-      <w:pPr>
-        <w:spacing w:line="336" w:lineRule="auto" w:after="180"/>
-      </w:pPr>
-      <w:r>
-        <w:rPr>
-          <w:b w:val="0"/>
-        </w:rPr>
-        <w:t>Observed mean is 20 from 25 independent normal measurements; population standard deviation is known to be 5. Use the supplied 95% rule mean ± 1.96 × sigma / sqrt(n). Compute the interval and name one assumption.</w:t>
-      </w:r>
-    </w:p>
-    <w:p>
-      <w:pPr>
-        <w:pStyle w:val="Heading3"/>
-      </w:pPr>
-      <w:r>
-        <w:t>My independent procedure, result and limitation</w:t>
-      </w:r>
-    </w:p>
-    <w:p>
-      <w:r>
-        <w:t>________________________________________________________________</w:t>
-      </w:r>
-    </w:p>
-    <w:p>
-      <w:r>
-        <w:t>________________________________________________________________</w:t>
-      </w:r>
-    </w:p>
-    <w:p>
-      <w:r>
-        <w:t>________________________________________________________________</w:t>
-      </w:r>
-    </w:p>
-    <w:p>
-      <w:r>
-        <w:t>________________________________________________________________</w:t>
-      </w:r>
-    </w:p>
-    <w:p>
-      <w:r>
-        <w:t>________________________________________________________________</w:t>
-      </w:r>
-    </w:p>
-    <w:p>
-      <w:r>
-        <w:t>________________________________________________________________</w:t>
-      </w:r>
-    </w:p>
-    <w:p>
-      <w:r>
-        <w:t>________________________________________________________________</w:t>
-      </w:r>
-    </w:p>
-    <w:p>
-      <w:r>
-        <w:t>________________________________________________________________</w:t>
-      </w:r>
-    </w:p>
-    <w:p>
-      <w:pPr>
-        <w:spacing w:line="336" w:lineRule="auto" w:after="180"/>
-      </w:pPr>
-      <w:r>
-        <w:rPr>
-          <w:b w:val="0"/>
-        </w:rPr>
-        <w:t>Record support used: none, hint or teacher explanation. After feedback, a different case is needed to demonstrate independence.</w:t>
-      </w:r>
-    </w:p>
-    <w:p>
-      <w:pPr>
-        <w:pStyle w:val="Heading3"/>
-      </w:pPr>
-      <w:r>
-        <w:t>Use feedback to improve</w:t>
-      </w:r>
-    </w:p>
-    <w:p>
-      <w:pPr>
-        <w:spacing w:line="336" w:lineRule="auto" w:after="180"/>
-      </w:pPr>
-      <w:r>
-        <w:rPr>
-          <w:b w:val="0"/>
-        </w:rPr>
-        <w:t>Attempt the independent case before hints. Record whether you worked alone, used a hint or followed a model. After feedback, fix the first unsupported step and explain why it changed.</w:t>
-      </w:r>
-    </w:p>
-    <w:p>
-      <w:pPr>
-        <w:spacing w:line="336" w:lineRule="auto" w:after="180"/>
-      </w:pPr>
-      <w:r>
-        <w:rPr>
-          <w:b w:val="0"/>
-        </w:rPr>
-        <w:t>A later check uses a changed case, not a copied answer.</w:t>
-      </w:r>
-    </w:p>
-    <w:p>
-      <w:pPr>
-        <w:pStyle w:val="Heading1"/>
-      </w:pPr>
-      <w:r>
-        <w:t>15. Your lesson route</w:t>
-      </w:r>
-    </w:p>
-    <w:p>
-      <w:r>
-        <w:t>Use this map to navigate Uncertainty intervals, connect the goals to tasks and keep one evidence record for each attempt.</w:t>
+        <w:t>15. Reference · The earlier route checklist</w:t>
+      </w:r>
+    </w:p>
+    <w:p>
+      <w:r>
+        <w:t>Use one main route rather than repeating the lesson.</w:t>
+      </w:r>
+    </w:p>
+    <w:p>
+      <w:pPr>
+        <w:pStyle w:val="Heading2"/>
+      </w:pPr>
+      <w:r>
+        <w:t>Targets,route and first prediction</w:t>
       </w:r>
     </w:p>
     <w:p>
@@ -3221,12 +4728,117 @@
         <w:pStyle w:val="Heading1"/>
       </w:pPr>
       <w:r>
-        <w:t>16. Finish and return</w:t>
-      </w:r>
-    </w:p>
-    <w:p>
-      <w:r>
-        <w:t>Explain Uncertainty intervals without notes, identify a remaining question and plan a later check with a changed case.</w:t>
+        <w:t>17. Extra practice · Predict,check and repair</w:t>
+      </w:r>
+    </w:p>
+    <w:p>
+      <w:r>
+        <w:t>Keep supported feedback separate from the independent case.</w:t>
+      </w:r>
+    </w:p>
+    <w:p>
+      <w:pPr>
+        <w:pStyle w:val="Heading2"/>
+      </w:pPr>
+      <w:r>
+        <w:t>First supported question and optional hint</w:t>
+      </w:r>
+    </w:p>
+    <w:p>
+      <w:pPr>
+        <w:pStyle w:val="ListBullet"/>
+      </w:pPr>
+      <w:r>
+        <w:t>Read a supplied uncertainty interval. A fictional study supplies an interval for a mean time difference under its stated sampling model.</w:t>
+      </w:r>
+    </w:p>
+    <w:p>
+      <w:pPr>
+        <w:pStyle w:val="Heading3"/>
+      </w:pPr>
+      <w:r>
+        <w:t>Practice 1: explain the deciding evidence</w:t>
+      </w:r>
+    </w:p>
+    <w:p>
+      <w:pPr>
+        <w:pStyle w:val="ListBullet"/>
+      </w:pPr>
+      <w:r>
+        <w:t>Which labelled step matches this detail? 95% describes the method’s long-run coverage, not a 95% probability for this fixed parameter.</w:t>
+      </w:r>
+    </w:p>
+    <w:p>
+      <w:pPr>
+        <w:pStyle w:val="ListBullet"/>
+      </w:pPr>
+      <w:r>
+        <w:t>1. Interpret the sign</w:t>
+      </w:r>
+    </w:p>
+    <w:p>
+      <w:pPr>
+        <w:pStyle w:val="ListBullet"/>
+      </w:pPr>
+      <w:r>
+        <w:t>2. Locate the estimate</w:t>
+      </w:r>
+    </w:p>
+    <w:p>
+      <w:pPr>
+        <w:pStyle w:val="ListBullet"/>
+      </w:pPr>
+      <w:r>
+        <w:t>3. Respect coverage meaning</w:t>
+      </w:r>
+    </w:p>
+    <w:p>
+      <w:pPr>
+        <w:pStyle w:val="Heading3"/>
+      </w:pPr>
+      <w:r>
+        <w:t>My selected conclusion, deciding fact and explanation</w:t>
+      </w:r>
+    </w:p>
+    <w:p>
+      <w:r>
+        <w:t>________________________________________________________________</w:t>
+      </w:r>
+    </w:p>
+    <w:p>
+      <w:r>
+        <w:t>________________________________________________________________</w:t>
+      </w:r>
+    </w:p>
+    <w:p>
+      <w:r>
+        <w:t>________________________________________________________________</w:t>
+      </w:r>
+    </w:p>
+    <w:p>
+      <w:r>
+        <w:t>________________________________________________________________</w:t>
+      </w:r>
+    </w:p>
+    <w:p>
+      <w:r>
+        <w:t>________________________________________________________________</w:t>
+      </w:r>
+    </w:p>
+    <w:p>
+      <w:pPr>
+        <w:pStyle w:val="ListBullet"/>
+      </w:pPr>
+      <w:r>
+        <w:t>Hint if needed: Read the steps in the pictorial case. Match the supplied detail to the stage that performs or records it.</w:t>
+      </w:r>
+    </w:p>
+    <w:p>
+      <w:pPr>
+        <w:pStyle w:val="Heading2"/>
+      </w:pPr>
+      <w:r>
+        <w:t>Check after the first attempt · reference / check after trying</w:t>
       </w:r>
     </w:p>
     <w:p>
@@ -3237,7 +4849,145 @@
         <w:rPr>
           <w:b w:val="0"/>
         </w:rPr>
-        <w:t xml:space="preserve">Close your notes. Explain this goal in your own words: Explain the </w:t>
+        <w:t>After your attempt, compare with the supported explanation: Respect coverage meaning 95% describes the method’s long-run coverage, not a 95% probability for this fixed parameter.</w:t>
+      </w:r>
+    </w:p>
+    <w:p>
+      <w:pPr>
+        <w:spacing w:line="336" w:lineRule="auto" w:after="180"/>
+      </w:pPr>
+      <w:r>
+        <w:rPr>
+          <w:b w:val="0"/>
+        </w:rPr>
+        <w:t>An uncertainty interval conveys precision under assumptions. Its endpoints, units, comparison direction and method all matter; the interval is supplied here, not calculated from unavailable raw data.</w:t>
+      </w:r>
+    </w:p>
+    <w:p>
+      <w:pPr>
+        <w:pStyle w:val="Heading2"/>
+      </w:pPr>
+      <w:r>
+        <w:t>Changed-case question and optional hint</w:t>
+      </w:r>
+    </w:p>
+    <w:p>
+      <w:pPr>
+        <w:pStyle w:val="Heading3"/>
+      </w:pPr>
+      <w:r>
+        <w:t>Practice 2: explain the deciding evidence</w:t>
+      </w:r>
+    </w:p>
+    <w:p>
+      <w:pPr>
+        <w:pStyle w:val="ListBullet"/>
+      </w:pPr>
+      <w:r>
+        <w:t>Changed-case practice: Use a supplied interval [-1.4,0.3] instead. Which conclusion is supported by the supplied facts?</w:t>
+      </w:r>
+    </w:p>
+    <w:p>
+      <w:pPr>
+        <w:pStyle w:val="ListBullet"/>
+      </w:pPr>
+      <w:r>
+        <w:t>1. This one example guarantees correct results for every future input.</w:t>
+      </w:r>
+    </w:p>
+    <w:p>
+      <w:pPr>
+        <w:pStyle w:val="ListBullet"/>
+      </w:pPr>
+      <w:r>
+        <w:t>2. We can decide the result without examining the changed input or the procedure.</w:t>
+      </w:r>
+    </w:p>
+    <w:p>
+      <w:pPr>
+        <w:pStyle w:val="ListBullet"/>
+      </w:pPr>
+      <w:r>
+        <w:t>3. It includes zero and positive differences, so both no difference and slower B remain compatible with that interval.</w:t>
+      </w:r>
+    </w:p>
+    <w:p>
+      <w:pPr>
+        <w:pStyle w:val="Heading3"/>
+      </w:pPr>
+      <w:r>
+        <w:t>My selected conclusion, deciding fact and explanation</w:t>
+      </w:r>
+    </w:p>
+    <w:p>
+      <w:r>
+        <w:t>________________________________________________________________</w:t>
+      </w:r>
+    </w:p>
+    <w:p>
+      <w:r>
+        <w:t>________________________________________________________________</w:t>
+      </w:r>
+    </w:p>
+    <w:p>
+      <w:r>
+        <w:t>________________________________________________________________</w:t>
+      </w:r>
+    </w:p>
+    <w:p>
+      <w:r>
+        <w:t>________________________________________________________________</w:t>
+      </w:r>
+    </w:p>
+    <w:p>
+      <w:r>
+        <w:t>________________________________________________________________</w:t>
+      </w:r>
+    </w:p>
+    <w:p>
+      <w:pPr>
+        <w:pStyle w:val="ListBullet"/>
+      </w:pPr>
+      <w:r>
+        <w:t>Hint if needed: Use the changed condition and the deciding step in the pictorial trace. The answer must say what follows from those facts.</w:t>
+      </w:r>
+    </w:p>
+    <w:p>
+      <w:pPr>
+        <w:pStyle w:val="Heading2"/>
+      </w:pPr>
+      <w:r>
+        <w:t>Check after the changed attempt · reference / check after trying</w:t>
+      </w:r>
+    </w:p>
+    <w:p>
+      <w:pPr>
+        <w:spacing w:line="336" w:lineRule="auto" w:after="180"/>
+      </w:pPr>
+      <w:r>
+        <w:rPr>
+          <w:b w:val="0"/>
+        </w:rPr>
+        <w:t>After your attempt, compare with the supported explanation: It includes zero and positive differences, so both no difference and slower B remain compatible with that interval. The new upper endpoint crosses zero.</w:t>
+      </w:r>
+    </w:p>
+    <w:p>
+      <w:pPr>
+        <w:pStyle w:val="Heading2"/>
+      </w:pPr>
+      <w:r>
+        <w:t>Repair and retain the record</w:t>
+      </w:r>
+    </w:p>
+    <w:p>
+      <w:pPr>
+        <w:spacing w:line="336" w:lineRule="auto" w:after="180"/>
+      </w:pPr>
+      <w:r>
+        <w:rPr>
+          <w:b w:val="0"/>
+        </w:rPr>
+        <w:t xml:space="preserve">Review Sampling variability (ai-7/11). Goal: Explain the </w:t>
       </w:r>
       <w:r>
         <w:rPr>
@@ -3249,40 +4999,7 @@
         <w:rPr>
           <w:b w:val="0"/>
         </w:rPr>
-        <w:t xml:space="preserve"> and terminology of uncertainty intervals</w:t>
-      </w:r>
-    </w:p>
-    <w:p>
-      <w:pPr>
-        <w:pStyle w:val="Heading3"/>
-      </w:pPr>
-      <w:r>
-        <w:t>My deciding step, evidence and one remaining question</w:t>
-      </w:r>
-    </w:p>
-    <w:p>
-      <w:r>
-        <w:t>________________________________________________________________</w:t>
-      </w:r>
-    </w:p>
-    <w:p>
-      <w:r>
-        <w:t>________________________________________________________________</w:t>
-      </w:r>
-    </w:p>
-    <w:p>
-      <w:r>
-        <w:t>________________________________________________________________</w:t>
-      </w:r>
-    </w:p>
-    <w:p>
-      <w:r>
-        <w:t>________________________________________________________________</w:t>
-      </w:r>
-    </w:p>
-    <w:p>
-      <w:r>
-        <w:t>________________________________________________________________</w:t>
+        <w:t xml:space="preserve"> and terminology of sampling variability. Short practice: Calculate the two four-case rates and their difference.</w:t>
       </w:r>
     </w:p>
     <w:p>
@@ -3293,7 +5010,98 @@
         <w:rPr>
           <w:b w:val="0"/>
         </w:rPr>
-        <w:t xml:space="preserve">If you are unsure, return to the worked picture and explain one arrow. If you are ready, change an </w:t>
+        <w:t>Explain how changed included cases can affect a fixed model, and why identical deterministic records should not differ on a rerun.. Return to this week and explain what you changed.</w:t>
+      </w:r>
+    </w:p>
+    <w:p>
+      <w:pPr>
+        <w:spacing w:line="336" w:lineRule="auto" w:after="180"/>
+      </w:pPr>
+      <w:r>
+        <w:rPr>
+          <w:b w:val="0"/>
+        </w:rPr>
+        <w:t xml:space="preserve">Review Experimental units and independence (ai-7/9). Goal: Explain the </w:t>
+      </w:r>
+      <w:r>
+        <w:rPr>
+          <w:b/>
+        </w:rPr>
+        <w:t>mechanism</w:t>
+      </w:r>
+      <w:r>
+        <w:rPr>
+          <w:b w:val="0"/>
+        </w:rPr>
+        <w:t xml:space="preserve"> and terminology of experimental units and independence. Short practice: Count independent plants and photo views.</w:t>
+      </w:r>
+    </w:p>
+    <w:p>
+      <w:pPr>
+        <w:spacing w:line="336" w:lineRule="auto" w:after="180"/>
+      </w:pPr>
+      <w:r>
+        <w:rPr>
+          <w:b w:val="0"/>
+        </w:rPr>
+        <w:t>Construct the stated group-correct split, then explain why placing a P1 view in evaluation creates leakage for the new-plant goal.. Return to this week and explain what you changed.</w:t>
+      </w:r>
+    </w:p>
+    <w:p>
+      <w:pPr>
+        <w:spacing w:line="336" w:lineRule="auto" w:after="180"/>
+      </w:pPr>
+      <w:r>
+        <w:rPr>
+          <w:b w:val="0"/>
+        </w:rPr>
+        <w:t xml:space="preserve">Review A literature comparison matrix (ai-7/6). Goal: Explain the </w:t>
+      </w:r>
+      <w:r>
+        <w:rPr>
+          <w:b/>
+        </w:rPr>
+        <w:t>mechanism</w:t>
+      </w:r>
+      <w:r>
+        <w:rPr>
+          <w:b w:val="0"/>
+        </w:rPr>
+        <w:t xml:space="preserve"> and terminology of a literature comparison matrix.</w:t>
+      </w:r>
+    </w:p>
+    <w:p>
+      <w:pPr>
+        <w:spacing w:line="336" w:lineRule="auto" w:after="180"/>
+      </w:pPr>
+      <w:r>
+        <w:rPr>
+          <w:b w:val="0"/>
+        </w:rPr>
+        <w:t>Short practice: Explain why 8/10 indoors and 16/20 outdoors share a rate but not a controlled comparison. Which condition column must the literature matrix preserve?. Return to this week and explain what you changed.</w:t>
+      </w:r>
+    </w:p>
+    <w:p>
+      <w:pPr>
+        <w:spacing w:line="336" w:lineRule="auto" w:after="180"/>
+      </w:pPr>
+      <w:r>
+        <w:rPr>
+          <w:b w:val="0"/>
+        </w:rPr>
+        <w:t xml:space="preserve">The browser lab lets you edit the supported Python examples already included in this lesson. Predict first, run, inspect the actual </w:t>
+      </w:r>
+      <w:r>
+        <w:rPr>
+          <w:b/>
+        </w:rPr>
+        <w:t>output</w:t>
+      </w:r>
+      <w:r>
+        <w:rPr>
+          <w:b w:val="0"/>
+        </w:rPr>
+        <w:t xml:space="preserve"> or error, change one </w:t>
       </w:r>
       <w:r>
         <w:rPr>
@@ -3305,7 +5113,18 @@
         <w:rPr>
           <w:b w:val="0"/>
         </w:rPr>
-        <w:t xml:space="preserve"> or assumption and justify your </w:t>
+        <w:t>, then run again.</w:t>
+      </w:r>
+    </w:p>
+    <w:p>
+      <w:pPr>
+        <w:spacing w:line="336" w:lineRule="auto" w:after="180"/>
+      </w:pPr>
+      <w:r>
+        <w:rPr>
+          <w:b w:val="0"/>
+        </w:rPr>
+        <w:t xml:space="preserve">Keep code, </w:t>
       </w:r>
       <w:r>
         <w:rPr>
@@ -3317,7 +5136,7 @@
         <w:rPr>
           <w:b w:val="0"/>
         </w:rPr>
-        <w:t>.</w:t>
+        <w:t>s, actual results and a reasoned revision together. On paper, label your result as a trace rather than an execution.</w:t>
       </w:r>
     </w:p>
     <w:p>
@@ -3328,7 +5147,7 @@
         <w:rPr>
           <w:b w:val="0"/>
         </w:rPr>
-        <w:t xml:space="preserve">Save your workbook </w:t>
+        <w:t xml:space="preserve">Use Download completed work in the hosted lesson to export your answers, reflections, practice feedback and code-run </w:t>
       </w:r>
       <w:r>
         <w:rPr>
@@ -3340,20 +5159,26 @@
         <w:rPr>
           <w:b w:val="0"/>
         </w:rPr>
-        <w:t>. At the next review, try a different case before opening your old answer.</w:t>
-      </w:r>
-    </w:p>
-    <w:p>
-      <w:pPr>
-        <w:pStyle w:val="Heading1"/>
-      </w:pPr>
-      <w:r>
-        <w:t>17. Supported practice, repair and portfolio</w:t>
-      </w:r>
-    </w:p>
-    <w:p>
-      <w:r>
-        <w:t>Attempt supported questions before using hints or feedback. Review a missing building block, then keep the completed work.</w:t>
+        <w:t>. Open the HTML copy to read or print it.</w:t>
+      </w:r>
+    </w:p>
+    <w:p>
+      <w:pPr>
+        <w:spacing w:line="336" w:lineRule="auto" w:after="180"/>
+      </w:pPr>
+      <w:r>
+        <w:rPr>
+          <w:b w:val="0"/>
+        </w:rPr>
+        <w:t>Drafts stay in this browser when storage is available; clear drafts on a shared device.</w:t>
+      </w:r>
+    </w:p>
+    <w:p>
+      <w:pPr>
+        <w:pStyle w:val="Heading2"/>
+      </w:pPr>
+      <w:r>
+        <w:t>Earlier wording, alternatives and picture transcripts · reference / check after trying</w:t>
       </w:r>
     </w:p>
     <w:p>
@@ -3369,68 +5194,10 @@
     </w:p>
     <w:p>
       <w:pPr>
-        <w:spacing w:line="336" w:lineRule="auto" w:after="180"/>
-      </w:pPr>
-      <w:r>
-        <w:rPr>
-          <w:b w:val="0"/>
-        </w:rPr>
-        <w:t>Read a supplied uncertainty interval. A fictional study supplies an interval for a mean time difference under its stated sampling model.</w:t>
-      </w:r>
-    </w:p>
-    <w:p>
-      <w:pPr>
         <w:pStyle w:val="Heading3"/>
       </w:pPr>
       <w:r>
-        <w:t>Practice 1: explain the deciding evidence</w:t>
-      </w:r>
-    </w:p>
-    <w:p>
-      <w:pPr>
-        <w:spacing w:line="336" w:lineRule="auto" w:after="180"/>
-      </w:pPr>
-      <w:r>
-        <w:rPr>
-          <w:b w:val="0"/>
-        </w:rPr>
-        <w:t>Which labelled step matches this detail? 95% describes the method’s long-run coverage, not a 95% probability for this fixed parameter.</w:t>
-      </w:r>
-    </w:p>
-    <w:p>
-      <w:pPr>
-        <w:spacing w:line="336" w:lineRule="auto" w:after="180"/>
-        <w:shd w:fill="F4F9FC"/>
-      </w:pPr>
-      <w:r>
-        <w:rPr>
-          <w:b w:val="0"/>
-        </w:rPr>
-        <w:t>1. Interpret the sign</w:t>
-      </w:r>
-    </w:p>
-    <w:p>
-      <w:pPr>
-        <w:spacing w:line="336" w:lineRule="auto" w:after="180"/>
-        <w:shd w:fill="F4F9FC"/>
-      </w:pPr>
-      <w:r>
-        <w:rPr>
-          <w:b w:val="0"/>
-        </w:rPr>
-        <w:t>2. Locate the estimate</w:t>
-      </w:r>
-    </w:p>
-    <w:p>
-      <w:pPr>
-        <w:spacing w:line="336" w:lineRule="auto" w:after="180"/>
-        <w:shd w:fill="F4F9FC"/>
-      </w:pPr>
-      <w:r>
-        <w:rPr>
-          <w:b w:val="0"/>
-        </w:rPr>
-        <w:t>3. Respect coverage meaning</w:t>
+        <w:t>Repair a missing building block</w:t>
       </w:r>
     </w:p>
     <w:p>
@@ -3438,32 +5205,7 @@
         <w:pStyle w:val="Heading3"/>
       </w:pPr>
       <w:r>
-        <w:t>My selected conclusion, deciding fact and explanation</w:t>
-      </w:r>
-    </w:p>
-    <w:p>
-      <w:r>
-        <w:t>________________________________________________________________</w:t>
-      </w:r>
-    </w:p>
-    <w:p>
-      <w:r>
-        <w:t>________________________________________________________________</w:t>
-      </w:r>
-    </w:p>
-    <w:p>
-      <w:r>
-        <w:t>________________________________________________________________</w:t>
-      </w:r>
-    </w:p>
-    <w:p>
-      <w:r>
-        <w:t>________________________________________________________________</w:t>
-      </w:r>
-    </w:p>
-    <w:p>
-      <w:r>
-        <w:t>________________________________________________________________</w:t>
+        <w:t>Predict, run and debug</w:t>
       </w:r>
     </w:p>
     <w:p>
@@ -3471,448 +5213,25 @@
         <w:pStyle w:val="Heading3"/>
       </w:pPr>
       <w:r>
-        <w:t>Hint · try first</w:t>
-      </w:r>
-    </w:p>
-    <w:p>
-      <w:pPr>
-        <w:spacing w:line="336" w:lineRule="auto" w:after="180"/>
-        <w:shd w:fill="F1F6F8"/>
-      </w:pPr>
-      <w:r>
-        <w:rPr>
-          <w:b w:val="0"/>
-        </w:rPr>
-        <w:t>Hint if needed: Read the steps in the pictorial case. Match the supplied detail to the stage that performs or records it.</w:t>
-      </w:r>
-    </w:p>
-    <w:p>
-      <w:pPr>
-        <w:pStyle w:val="Heading3"/>
-      </w:pPr>
-      <w:r>
-        <w:t>Feedback · compare after trying</w:t>
-      </w:r>
-    </w:p>
-    <w:p>
-      <w:pPr>
-        <w:spacing w:line="336" w:lineRule="auto" w:after="180"/>
-        <w:shd w:fill="F1F6FC"/>
-      </w:pPr>
-      <w:r>
-        <w:rPr>
-          <w:b w:val="0"/>
-        </w:rPr>
-        <w:t>After your attempt, compare with the supported explanation: Respect coverage meaning 95% describes the method’s long-run coverage, not a 95% probability for this fixed parameter.</w:t>
-      </w:r>
-    </w:p>
-    <w:p>
-      <w:pPr>
-        <w:spacing w:line="336" w:lineRule="auto" w:after="180"/>
-        <w:shd w:fill="F1F6FC"/>
-      </w:pPr>
-      <w:r>
-        <w:rPr>
-          <w:b w:val="0"/>
-        </w:rPr>
-        <w:t>An uncertainty interval conveys precision under assumptions. Its endpoints, units, comparison direction and method all matter; the interval is supplied here, not calculated from unavailable raw data.</w:t>
-      </w:r>
-    </w:p>
-    <w:p>
-      <w:pPr>
-        <w:pStyle w:val="Heading3"/>
-      </w:pPr>
-      <w:r>
-        <w:t>Practice 2: explain the deciding evidence</w:t>
-      </w:r>
-    </w:p>
-    <w:p>
-      <w:pPr>
-        <w:pStyle w:val="Heading3"/>
-      </w:pPr>
-      <w:r>
-        <w:t>Changed case · predict first</w:t>
-      </w:r>
-    </w:p>
-    <w:p>
-      <w:pPr>
-        <w:spacing w:line="336" w:lineRule="auto" w:after="180"/>
-        <w:shd w:fill="F5F1FB"/>
-      </w:pPr>
-      <w:r>
-        <w:rPr>
-          <w:b w:val="0"/>
-        </w:rPr>
-        <w:t>Changed-case practice: Use a supplied interval [-1.4,0.3] instead. Which conclusion is supported by the supplied facts?</w:t>
-      </w:r>
-    </w:p>
-    <w:p>
-      <w:pPr>
-        <w:spacing w:line="336" w:lineRule="auto" w:after="180"/>
-        <w:shd w:fill="F4F9FC"/>
-      </w:pPr>
-      <w:r>
-        <w:rPr>
-          <w:b w:val="0"/>
-        </w:rPr>
-        <w:t xml:space="preserve">1. This one example guarantees correct results for every future </w:t>
-      </w:r>
-      <w:r>
-        <w:rPr>
-          <w:b/>
-        </w:rPr>
-        <w:t>input</w:t>
-      </w:r>
-      <w:r>
-        <w:rPr>
-          <w:b w:val="0"/>
-        </w:rPr>
-        <w:t>.</w:t>
-      </w:r>
-    </w:p>
-    <w:p>
-      <w:pPr>
-        <w:spacing w:line="336" w:lineRule="auto" w:after="180"/>
-        <w:shd w:fill="F4F9FC"/>
-      </w:pPr>
-      <w:r>
-        <w:rPr>
-          <w:b w:val="0"/>
-        </w:rPr>
-        <w:t xml:space="preserve">2. We can decide the result without examining the changed </w:t>
-      </w:r>
-      <w:r>
-        <w:rPr>
-          <w:b/>
-        </w:rPr>
-        <w:t>input</w:t>
-      </w:r>
-      <w:r>
-        <w:rPr>
-          <w:b w:val="0"/>
-        </w:rPr>
-        <w:t xml:space="preserve"> or the procedure.</w:t>
-      </w:r>
-    </w:p>
-    <w:p>
-      <w:pPr>
-        <w:spacing w:line="336" w:lineRule="auto" w:after="180"/>
-        <w:shd w:fill="F4F9FC"/>
-      </w:pPr>
-      <w:r>
-        <w:rPr>
-          <w:b w:val="0"/>
-        </w:rPr>
-        <w:t>3. It includes zero and positive differences, so both no difference and slower B remain compatible with that interval.</w:t>
-      </w:r>
-    </w:p>
-    <w:p>
-      <w:pPr>
-        <w:pStyle w:val="Heading3"/>
-      </w:pPr>
-      <w:r>
-        <w:t>My selected conclusion, deciding fact and explanation</w:t>
-      </w:r>
-    </w:p>
-    <w:p>
-      <w:r>
-        <w:t>________________________________________________________________</w:t>
-      </w:r>
-    </w:p>
-    <w:p>
-      <w:r>
-        <w:t>________________________________________________________________</w:t>
-      </w:r>
-    </w:p>
-    <w:p>
-      <w:r>
-        <w:t>________________________________________________________________</w:t>
-      </w:r>
-    </w:p>
-    <w:p>
-      <w:r>
-        <w:t>________________________________________________________________</w:t>
-      </w:r>
-    </w:p>
-    <w:p>
-      <w:r>
-        <w:t>________________________________________________________________</w:t>
-      </w:r>
-    </w:p>
-    <w:p>
-      <w:pPr>
-        <w:pStyle w:val="Heading3"/>
-      </w:pPr>
-      <w:r>
-        <w:t>Hint · try first</w:t>
-      </w:r>
-    </w:p>
-    <w:p>
-      <w:pPr>
-        <w:spacing w:line="336" w:lineRule="auto" w:after="180"/>
-        <w:shd w:fill="F1F6F8"/>
-      </w:pPr>
-      <w:r>
-        <w:rPr>
-          <w:b w:val="0"/>
-        </w:rPr>
-        <w:t>Hint if needed: Use the changed condition and the deciding step in the pictorial trace. The answer must say what follows from those facts.</w:t>
-      </w:r>
-    </w:p>
-    <w:p>
-      <w:pPr>
-        <w:pStyle w:val="Heading3"/>
-      </w:pPr>
-      <w:r>
-        <w:t>Feedback · compare after trying</w:t>
-      </w:r>
-    </w:p>
-    <w:p>
-      <w:pPr>
-        <w:spacing w:line="336" w:lineRule="auto" w:after="180"/>
-        <w:shd w:fill="F1F6FC"/>
-      </w:pPr>
-      <w:r>
-        <w:rPr>
-          <w:b w:val="0"/>
-        </w:rPr>
-        <w:t>After your attempt, compare with the supported explanation: It includes zero and positive differences, so both no difference and slower B remain compatible with that interval. The new upper endpoint crosses zero.</w:t>
-      </w:r>
-    </w:p>
-    <w:p>
-      <w:pPr>
-        <w:pStyle w:val="Heading3"/>
-      </w:pPr>
-      <w:r>
-        <w:t>Repair a missing building block</w:t>
-      </w:r>
-    </w:p>
-    <w:p>
-      <w:pPr>
-        <w:spacing w:line="336" w:lineRule="auto" w:after="180"/>
-      </w:pPr>
-      <w:r>
-        <w:rPr>
-          <w:b w:val="0"/>
-        </w:rPr>
-        <w:t xml:space="preserve">Review Sampling variability (ai-7/11). Goal: Explain the </w:t>
-      </w:r>
-      <w:r>
-        <w:rPr>
-          <w:b/>
-        </w:rPr>
-        <w:t>mechanism</w:t>
-      </w:r>
-      <w:r>
-        <w:rPr>
-          <w:b w:val="0"/>
-        </w:rPr>
-        <w:t xml:space="preserve"> and terminology of sampling variability. Short practice: Calculate the two four-case rates and their difference.</w:t>
-      </w:r>
-    </w:p>
-    <w:p>
-      <w:pPr>
-        <w:spacing w:line="336" w:lineRule="auto" w:after="180"/>
-      </w:pPr>
-      <w:r>
-        <w:rPr>
-          <w:b w:val="0"/>
-        </w:rPr>
-        <w:t>Explain how changed included cases can affect a fixed model, and why identical deterministic records should not differ on a rerun.. Return to this week and explain what you changed.</w:t>
-      </w:r>
-    </w:p>
-    <w:p>
-      <w:pPr>
-        <w:spacing w:line="336" w:lineRule="auto" w:after="180"/>
-      </w:pPr>
-      <w:r>
-        <w:rPr>
-          <w:b w:val="0"/>
-        </w:rPr>
-        <w:t xml:space="preserve">Review Experimental units and independence (ai-7/9). Goal: Explain the </w:t>
-      </w:r>
-      <w:r>
-        <w:rPr>
-          <w:b/>
-        </w:rPr>
-        <w:t>mechanism</w:t>
-      </w:r>
-      <w:r>
-        <w:rPr>
-          <w:b w:val="0"/>
-        </w:rPr>
-        <w:t xml:space="preserve"> and terminology of experimental units and independence. Short practice: Count independent plants and photo views.</w:t>
-      </w:r>
-    </w:p>
-    <w:p>
-      <w:pPr>
-        <w:spacing w:line="336" w:lineRule="auto" w:after="180"/>
-      </w:pPr>
-      <w:r>
-        <w:rPr>
-          <w:b w:val="0"/>
-        </w:rPr>
-        <w:t>Construct the stated group-correct split, then explain why placing a P1 view in evaluation creates leakage for the new-plant goal.. Return to this week and explain what you changed.</w:t>
-      </w:r>
-    </w:p>
-    <w:p>
-      <w:pPr>
-        <w:spacing w:line="336" w:lineRule="auto" w:after="180"/>
-      </w:pPr>
-      <w:r>
-        <w:rPr>
-          <w:b w:val="0"/>
-        </w:rPr>
-        <w:t xml:space="preserve">Review A literature comparison matrix (ai-7/6). Goal: Explain the </w:t>
-      </w:r>
-      <w:r>
-        <w:rPr>
-          <w:b/>
-        </w:rPr>
-        <w:t>mechanism</w:t>
-      </w:r>
-      <w:r>
-        <w:rPr>
-          <w:b w:val="0"/>
-        </w:rPr>
-        <w:t xml:space="preserve"> and terminology of a literature comparison matrix.</w:t>
-      </w:r>
-    </w:p>
-    <w:p>
-      <w:pPr>
-        <w:spacing w:line="336" w:lineRule="auto" w:after="180"/>
-      </w:pPr>
-      <w:r>
-        <w:rPr>
-          <w:b w:val="0"/>
-        </w:rPr>
-        <w:t>Short practice: Explain why 8/10 indoors and 16/20 outdoors share a rate but not a controlled comparison. Which condition column must the literature matrix preserve?. Return to this week and explain what you changed.</w:t>
-      </w:r>
-    </w:p>
-    <w:p>
-      <w:pPr>
-        <w:pStyle w:val="Heading3"/>
-      </w:pPr>
-      <w:r>
-        <w:t>Predict, run and debug</w:t>
-      </w:r>
-    </w:p>
-    <w:p>
-      <w:pPr>
-        <w:spacing w:line="336" w:lineRule="auto" w:after="180"/>
-      </w:pPr>
-      <w:r>
-        <w:rPr>
-          <w:b w:val="0"/>
-        </w:rPr>
-        <w:t xml:space="preserve">The browser lab lets you edit the supported Python examples already included in this lesson. Predict first, run, inspect the actual </w:t>
-      </w:r>
-      <w:r>
-        <w:rPr>
-          <w:b/>
-        </w:rPr>
-        <w:t>output</w:t>
-      </w:r>
-      <w:r>
-        <w:rPr>
-          <w:b w:val="0"/>
-        </w:rPr>
-        <w:t xml:space="preserve"> or error, change one </w:t>
-      </w:r>
-      <w:r>
-        <w:rPr>
-          <w:b/>
-        </w:rPr>
-        <w:t>input</w:t>
-      </w:r>
-      <w:r>
-        <w:rPr>
-          <w:b w:val="0"/>
-        </w:rPr>
-        <w:t>, then run again.</w:t>
-      </w:r>
-    </w:p>
-    <w:p>
-      <w:pPr>
-        <w:spacing w:line="336" w:lineRule="auto" w:after="180"/>
-      </w:pPr>
-      <w:r>
-        <w:rPr>
-          <w:b w:val="0"/>
-        </w:rPr>
-        <w:t xml:space="preserve">Keep code, </w:t>
-      </w:r>
-      <w:r>
-        <w:rPr>
-          <w:b/>
-        </w:rPr>
-        <w:t>prediction</w:t>
-      </w:r>
-      <w:r>
-        <w:rPr>
-          <w:b w:val="0"/>
-        </w:rPr>
-        <w:t>s, actual results and a reasoned revision together. On paper, label your result as a trace rather than an execution.</w:t>
-      </w:r>
-    </w:p>
-    <w:p>
-      <w:pPr>
-        <w:pStyle w:val="Heading3"/>
-      </w:pPr>
-      <w:r>
         <w:t>Keep your completed work</w:t>
       </w:r>
     </w:p>
     <w:p>
       <w:pPr>
-        <w:spacing w:line="336" w:lineRule="auto" w:after="180"/>
-      </w:pPr>
-      <w:r>
-        <w:rPr>
-          <w:b w:val="0"/>
-        </w:rPr>
-        <w:t xml:space="preserve">Use Download completed work in the hosted lesson to export your answers, reflections, practice feedback and code-run </w:t>
-      </w:r>
-      <w:r>
-        <w:rPr>
-          <w:b/>
-        </w:rPr>
-        <w:t>evidence</w:t>
-      </w:r>
-      <w:r>
-        <w:rPr>
-          <w:b w:val="0"/>
-        </w:rPr>
-        <w:t>. Open the HTML copy to read or print it.</w:t>
-      </w:r>
-    </w:p>
-    <w:p>
-      <w:pPr>
-        <w:spacing w:line="336" w:lineRule="auto" w:after="180"/>
-      </w:pPr>
-      <w:r>
-        <w:rPr>
-          <w:b w:val="0"/>
-        </w:rPr>
-        <w:t>Drafts stay in this browser when storage is available; clear drafts on a shared device.</w:t>
-      </w:r>
-    </w:p>
-    <w:p>
-      <w:pPr>
         <w:pStyle w:val="Heading1"/>
       </w:pPr>
       <w:r>
-        <w:t>18. Visual concept journey</w:t>
-      </w:r>
-    </w:p>
-    <w:p>
-      <w:r>
-        <w:t>Explain each Uncertainty intervals graphic using its labels, deciding evidence and relevant limitation.</w:t>
-      </w:r>
-    </w:p>
-    <w:p>
-      <w:pPr>
-        <w:pStyle w:val="Heading3"/>
+        <w:t>18. Reference · Six-picture concept journey</w:t>
+      </w:r>
+    </w:p>
+    <w:p>
+      <w:r>
+        <w:t>Choose the picture that supports the current explanation.</w:t>
+      </w:r>
+    </w:p>
+    <w:p>
+      <w:pPr>
+        <w:pStyle w:val="Heading2"/>
       </w:pPr>
       <w:r>
         <w:t>01. Uncertainty intervals: the case</w:t>
@@ -3923,7 +5242,7 @@
         <w:drawing>
           <wp:inline xmlns:a="http://schemas.openxmlformats.org/drawingml/2006/main" xmlns:pic="http://schemas.openxmlformats.org/drawingml/2006/picture">
             <wp:extent cx="5486400" cy="2834640"/>
-            <wp:docPr id="3" name="Picture 3" descr="Read a supplied uncertainty interval. A fictional study supplies an interval for a mean time difference under its stated sampling model. Supplied facts: Estimated difference B−A is -0.8 seconds; supplied 95% confidence interval is [-1.4,-0.2] seconds. Assume the study’s interval method is appropriate."/>
+            <wp:docPr id="6" name="Picture 6" descr="Read a supplied uncertainty interval. A fictional study supplies an interval for a mean time difference under its stated sampling model. Supplied facts: Estimated difference B−A is -0.8 seconds; supplied 95% confidence interval is [-1.4,-0.2] seconds. Assume the study’s interval method is appropriate."/>
             <wp:cNvGraphicFramePr>
               <a:graphicFrameLocks noChangeAspect="1"/>
             </wp:cNvGraphicFramePr>
@@ -3935,7 +5254,7 @@
                     <pic:cNvPicPr/>
                   </pic:nvPicPr>
                   <pic:blipFill>
-                    <a:blip r:embed="rId11"/>
+                    <a:blip r:embed="rId14"/>
                     <a:stretch>
                       <a:fillRect/>
                     </a:stretch>
@@ -3991,7 +5310,6 @@
     <w:p>
       <w:pPr>
         <w:spacing w:line="336" w:lineRule="auto" w:after="180"/>
-        <w:shd w:fill="F5F1FB"/>
       </w:pPr>
       <w:r>
         <w:rPr>
@@ -4002,7 +5320,7 @@
     </w:p>
     <w:p>
       <w:pPr>
-        <w:pStyle w:val="Heading3"/>
+        <w:pStyle w:val="Heading2"/>
       </w:pPr>
       <w:r>
         <w:t>02. Follow the deciding steps</w:t>
@@ -4013,7 +5331,7 @@
         <w:drawing>
           <wp:inline xmlns:a="http://schemas.openxmlformats.org/drawingml/2006/main" xmlns:pic="http://schemas.openxmlformats.org/drawingml/2006/picture">
             <wp:extent cx="5486400" cy="3337560"/>
-            <wp:docPr id="4" name="Picture 4" descr="Locate the estimate: -0.8 lies between the interval endpoints. → Interpret the sign: Negative B−A means B took less time under this measurement convention. → Respect coverage meaning: 95% describes the method’s long-run coverage, not a 95% probability for this fixed parameter."/>
+            <wp:docPr id="7" name="Picture 7" descr="Locate the estimate: -0.8 lies between the interval endpoints. → Interpret the sign: Negative B−A means B took less time under this measurement convention. → Respect coverage meaning: 95% describes the method’s long-run coverage, not a 95% probability for this fixed parameter."/>
             <wp:cNvGraphicFramePr>
               <a:graphicFrameLocks noChangeAspect="1"/>
             </wp:cNvGraphicFramePr>
@@ -4025,7 +5343,7 @@
                     <pic:cNvPicPr/>
                   </pic:nvPicPr>
                   <pic:blipFill>
-                    <a:blip r:embed="rId12"/>
+                    <a:blip r:embed="rId10"/>
                     <a:stretch>
                       <a:fillRect/>
                     </a:stretch>
@@ -4058,7 +5376,6 @@
     <w:p>
       <w:pPr>
         <w:spacing w:line="336" w:lineRule="auto" w:after="180"/>
-        <w:shd w:fill="F5F1FB"/>
       </w:pPr>
       <w:r>
         <w:rPr>
@@ -4081,7 +5398,7 @@
     </w:p>
     <w:p>
       <w:pPr>
-        <w:pStyle w:val="Heading3"/>
+        <w:pStyle w:val="Heading2"/>
       </w:pPr>
       <w:r>
         <w:t>03. Supplied interval for B minus A time</w:t>
@@ -4092,7 +5409,7 @@
         <w:drawing>
           <wp:inline xmlns:a="http://schemas.openxmlformats.org/drawingml/2006/main" xmlns:pic="http://schemas.openxmlformats.org/drawingml/2006/picture">
             <wp:extent cx="5486400" cy="3096768"/>
-            <wp:docPr id="5" name="Picture 5" descr="Supplied interval for B minus A time. Original supplied interval: Lower endpoint (s) = -1.4, Estimate (s) = -0.8, Upper endpoint (s) = -0.2. Changed supplied interval: Lower endpoint (s) = -1.4, Estimate (s) = not specified, Upper endpoint (s) = 0.3."/>
+            <wp:docPr id="8" name="Picture 8" descr="Supplied interval for B minus A time. Original supplied interval: Lower endpoint (s) = -1.4, Estimate (s) = -0.8, Upper endpoint (s) = -0.2. Changed supplied interval: Lower endpoint (s) = -1.4, Estimate (s) = not specified, Upper endpoint (s) = 0.3."/>
             <wp:cNvGraphicFramePr>
               <a:graphicFrameLocks noChangeAspect="1"/>
             </wp:cNvGraphicFramePr>
@@ -4104,7 +5421,7 @@
                     <pic:cNvPicPr/>
                   </pic:nvPicPr>
                   <pic:blipFill>
-                    <a:blip r:embed="rId13"/>
+                    <a:blip r:embed="rId15"/>
                     <a:stretch>
                       <a:fillRect/>
                     </a:stretch>
@@ -4148,7 +5465,6 @@
     <w:p>
       <w:pPr>
         <w:spacing w:line="336" w:lineRule="auto" w:after="180"/>
-        <w:shd w:fill="F5F1FB"/>
       </w:pPr>
       <w:r>
         <w:rPr>
@@ -4159,7 +5475,7 @@
     </w:p>
     <w:p>
       <w:pPr>
-        <w:pStyle w:val="Heading3"/>
+        <w:pStyle w:val="Heading2"/>
       </w:pPr>
       <w:r>
         <w:t>04. Change one thing. Trace what follows.</w:t>
@@ -4170,7 +5486,7 @@
         <w:drawing>
           <wp:inline xmlns:a="http://schemas.openxmlformats.org/drawingml/2006/main" xmlns:pic="http://schemas.openxmlformats.org/drawingml/2006/picture">
             <wp:extent cx="5486400" cy="3191256"/>
-            <wp:docPr id="6" name="Picture 6" descr="Original case: 95% describes the method’s long-run coverage, not a 95% probability for this fixed parameter. Changed condition: Use a supplied interval [-1.4,0.3] instead. Expected result: It includes zero and positive differences, so both no difference and slower B remain compatible with that interval. Reason: The new upper endpoint crosses zero."/>
+            <wp:docPr id="9" name="Picture 9" descr="Original case: 95% describes the method’s long-run coverage, not a 95% probability for this fixed parameter. Changed condition: Use a supplied interval [-1.4,0.3] instead. Expected result: It includes zero and positive differences, so both no difference and slower B remain compatible with that interval. Reason: The new upper endpoint crosses zero."/>
             <wp:cNvGraphicFramePr>
               <a:graphicFrameLocks noChangeAspect="1"/>
             </wp:cNvGraphicFramePr>
@@ -4182,7 +5498,7 @@
                     <pic:cNvPicPr/>
                   </pic:nvPicPr>
                   <pic:blipFill>
-                    <a:blip r:embed="rId14"/>
+                    <a:blip r:embed="rId11"/>
                     <a:stretch>
                       <a:fillRect/>
                     </a:stretch>
@@ -4226,7 +5542,6 @@
     <w:p>
       <w:pPr>
         <w:spacing w:line="336" w:lineRule="auto" w:after="180"/>
-        <w:shd w:fill="F5F1FB"/>
       </w:pPr>
       <w:r>
         <w:rPr>
@@ -4237,7 +5552,7 @@
     </w:p>
     <w:p>
       <w:pPr>
-        <w:pStyle w:val="Heading3"/>
+        <w:pStyle w:val="Heading2"/>
       </w:pPr>
       <w:r>
         <w:t>05. Connect the explanation to its limit</w:t>
@@ -4248,7 +5563,7 @@
         <w:drawing>
           <wp:inline xmlns:a="http://schemas.openxmlformats.org/drawingml/2006/main" xmlns:pic="http://schemas.openxmlformats.org/drawingml/2006/picture">
             <wp:extent cx="5486400" cy="2834640"/>
-            <wp:docPr id="7" name="Picture 7" descr="An uncertainty interval conveys precision under assumptions. Its endpoints, units, comparison direction and method all matter; the interval is supplied here, not calculated from unavailable raw data. Limit: An interval does not establish practical value or causality, and invalid sampling assumptions can invalidate its interpretation."/>
+            <wp:docPr id="10" name="Picture 10" descr="An uncertainty interval conveys precision under assumptions. Its endpoints, units, comparison direction and method all matter; the interval is supplied here, not calculated from unavailable raw data. Limit: An interval does not establish practical value or causality, and invalid sampling assumptions can invalidate its interpretation."/>
             <wp:cNvGraphicFramePr>
               <a:graphicFrameLocks noChangeAspect="1"/>
             </wp:cNvGraphicFramePr>
@@ -4260,7 +5575,7 @@
                     <pic:cNvPicPr/>
                   </pic:nvPicPr>
                   <pic:blipFill>
-                    <a:blip r:embed="rId15"/>
+                    <a:blip r:embed="rId16"/>
                     <a:stretch>
                       <a:fillRect/>
                     </a:stretch>
@@ -4304,7 +5619,6 @@
     <w:p>
       <w:pPr>
         <w:spacing w:line="336" w:lineRule="auto" w:after="180"/>
-        <w:shd w:fill="F5F1FB"/>
       </w:pPr>
       <w:r>
         <w:rPr>
@@ -4315,7 +5629,7 @@
     </w:p>
     <w:p>
       <w:pPr>
-        <w:pStyle w:val="Heading3"/>
+        <w:pStyle w:val="Heading2"/>
       </w:pPr>
       <w:r>
         <w:t>06. Make the idea visible in your project</w:t>
@@ -4326,7 +5640,7 @@
         <w:drawing>
           <wp:inline xmlns:a="http://schemas.openxmlformats.org/drawingml/2006/main" xmlns:pic="http://schemas.openxmlformats.org/drawingml/2006/picture">
             <wp:extent cx="5486400" cy="3681984"/>
-            <wp:docPr id="8" name="Picture 8" descr="For the Reproducible AI Research Study, retain an annotated worked trace and the changed-case reasoning. Connect the claim to its records, units and assumptions so another investigator can challenge or reproduce it. Draw your input, deciding step, result and limit. Supported question: Locate -0.8 and zero relative to the supplied interval [-1.4,-0.2]. Interpret the sign and confidence-method meaning, then describe what changes with interval [-1.4,0.3]."/>
+            <wp:docPr id="11" name="Picture 11" descr="For the Reproducible AI Research Study, retain an annotated worked trace and the changed-case reasoning. Connect the claim to its records, units and assumptions so another investigator can challenge or reproduce it. Draw your input, deciding step, result and limit. Supported question: Locate -0.8 and zero relative to the supplied interval [-1.4,-0.2]. Interpret the sign and confidence-method meaning, then describe what changes with interval [-1.4,0.3]."/>
             <wp:cNvGraphicFramePr>
               <a:graphicFrameLocks noChangeAspect="1"/>
             </wp:cNvGraphicFramePr>
@@ -4338,7 +5652,7 @@
                     <pic:cNvPicPr/>
                   </pic:nvPicPr>
                   <pic:blipFill>
-                    <a:blip r:embed="rId16"/>
+                    <a:blip r:embed="rId17"/>
                     <a:stretch>
                       <a:fillRect/>
                     </a:stretch>
@@ -4405,7 +5719,6 @@
     <w:p>
       <w:pPr>
         <w:spacing w:line="336" w:lineRule="auto" w:after="180"/>
-        <w:shd w:fill="F5F1FB"/>
       </w:pPr>
       <w:r>
         <w:rPr>
@@ -4424,6 +5737,62 @@
           <w:b w:val="0"/>
         </w:rPr>
         <w:t>.</w:t>
+      </w:r>
+    </w:p>
+    <w:p>
+      <w:pPr>
+        <w:pStyle w:val="Heading2"/>
+      </w:pPr>
+      <w:r>
+        <w:t>Earlier wording, alternatives and picture transcripts · reference / check after trying</w:t>
+      </w:r>
+    </w:p>
+    <w:p>
+      <w:pPr>
+        <w:pStyle w:val="Heading3"/>
+      </w:pPr>
+      <w:r>
+        <w:t>01. Uncertainty intervals: the case</w:t>
+      </w:r>
+    </w:p>
+    <w:p>
+      <w:pPr>
+        <w:pStyle w:val="Heading3"/>
+      </w:pPr>
+      <w:r>
+        <w:t>02. Follow the deciding steps</w:t>
+      </w:r>
+    </w:p>
+    <w:p>
+      <w:pPr>
+        <w:pStyle w:val="Heading3"/>
+      </w:pPr>
+      <w:r>
+        <w:t>03. Supplied interval for B minus A time</w:t>
+      </w:r>
+    </w:p>
+    <w:p>
+      <w:pPr>
+        <w:pStyle w:val="Heading3"/>
+      </w:pPr>
+      <w:r>
+        <w:t>04. Change one thing. Trace what follows.</w:t>
+      </w:r>
+    </w:p>
+    <w:p>
+      <w:pPr>
+        <w:pStyle w:val="Heading3"/>
+      </w:pPr>
+      <w:r>
+        <w:t>05. Connect the explanation to its limit</w:t>
+      </w:r>
+    </w:p>
+    <w:p>
+      <w:pPr>
+        <w:pStyle w:val="Heading3"/>
+      </w:pPr>
+      <w:r>
+        <w:t>06. Make the idea visible in your project</w:t>
       </w:r>
     </w:p>
     <w:sectPr>
